--- a/docs/Especificacion de requerimientos.docx
+++ b/docs/Especificacion de requerimientos.docx
@@ -143,10 +143,7 @@
         <w:jc w:val="center"/>
       </w:pPr>
       <w:r>
-        <w:t xml:space="preserve">Universidad </w:t>
-      </w:r>
-      <w:r>
-        <w:t>Pontificia Bolivariana seccional Bucaramanga UPB</w:t>
+        <w:t xml:space="preserve">Universidad Pontificia Bolivariana seccional Bucaramanga UPB</w:t>
       </w:r>
     </w:p>
     <w:p>
@@ -155,13 +152,7 @@
         <w:jc w:val="center"/>
       </w:pPr>
       <w:r>
-        <w:t>Ingeniería</w:t>
-      </w:r>
-      <w:r>
-        <w:t xml:space="preserve"> de sistemas e </w:t>
-      </w:r>
-      <w:r>
-        <w:t>informática</w:t>
+        <w:t xml:space="preserve">Ingeniería de sistemas e informática</w:t>
       </w:r>
     </w:p>
     <w:p>
@@ -176,13 +167,7 @@
         <w:rPr>
           <w:color w:val="000000" w:themeColor="text1"/>
         </w:rPr>
-        <w:t>Program</w:t>
-      </w:r>
-      <w:r>
-        <w:rPr>
-          <w:color w:val="000000" w:themeColor="text1"/>
-        </w:rPr>
-        <w:t>a</w:t>
+        <w:t>Programa</w:t>
       </w:r>
     </w:p>
     <w:p>
@@ -191,10 +176,7 @@
         <w:jc w:val="center"/>
       </w:pPr>
       <w:r>
-        <w:t>202</w:t>
-      </w:r>
-      <w:r>
-        <w:t>6</w:t>
+        <w:t>2026</w:t>
       </w:r>
     </w:p>
     <w:p>
@@ -239,11 +221,7 @@
           </w:pPr>
           <w:r>
             <w:fldChar w:fldCharType="begin"/>
-          </w:r>
-          <w:r>
             <w:instrText xml:space="preserve"> TOC \o "1-3" \h \z \u </w:instrText>
-          </w:r>
-          <w:r>
             <w:fldChar w:fldCharType="separate"/>
           </w:r>
           <w:hyperlink w:anchor="_Toc239253597" w:history="1">
@@ -260,46 +238,10 @@
                 <w:webHidden/>
               </w:rPr>
               <w:tab/>
-            </w:r>
-            <w:r>
-              <w:rPr>
-                <w:noProof/>
-                <w:webHidden/>
-              </w:rPr>
               <w:fldChar w:fldCharType="begin"/>
-            </w:r>
-            <w:r>
-              <w:rPr>
-                <w:noProof/>
-                <w:webHidden/>
-              </w:rPr>
               <w:instrText xml:space="preserve"> PAGEREF _Toc239253597 \h </w:instrText>
-            </w:r>
-            <w:r>
-              <w:rPr>
-                <w:noProof/>
-                <w:webHidden/>
-              </w:rPr>
-            </w:r>
-            <w:r>
-              <w:rPr>
-                <w:noProof/>
-                <w:webHidden/>
-              </w:rPr>
               <w:fldChar w:fldCharType="separate"/>
-            </w:r>
-            <w:r>
-              <w:rPr>
-                <w:noProof/>
-                <w:webHidden/>
-              </w:rPr>
               <w:t>1</w:t>
-            </w:r>
-            <w:r>
-              <w:rPr>
-                <w:noProof/>
-                <w:webHidden/>
-              </w:rPr>
               <w:fldChar w:fldCharType="end"/>
             </w:r>
           </w:hyperlink>
@@ -330,46 +272,10 @@
                 <w:webHidden/>
               </w:rPr>
               <w:tab/>
-            </w:r>
-            <w:r>
-              <w:rPr>
-                <w:noProof/>
-                <w:webHidden/>
-              </w:rPr>
               <w:fldChar w:fldCharType="begin"/>
-            </w:r>
-            <w:r>
-              <w:rPr>
-                <w:noProof/>
-                <w:webHidden/>
-              </w:rPr>
               <w:instrText xml:space="preserve"> PAGEREF _Toc239253598 \h </w:instrText>
-            </w:r>
-            <w:r>
-              <w:rPr>
-                <w:noProof/>
-                <w:webHidden/>
-              </w:rPr>
-            </w:r>
-            <w:r>
-              <w:rPr>
-                <w:noProof/>
-                <w:webHidden/>
-              </w:rPr>
               <w:fldChar w:fldCharType="separate"/>
-            </w:r>
-            <w:r>
-              <w:rPr>
-                <w:noProof/>
-                <w:webHidden/>
-              </w:rPr>
               <w:t>4</w:t>
-            </w:r>
-            <w:r>
-              <w:rPr>
-                <w:noProof/>
-                <w:webHidden/>
-              </w:rPr>
               <w:fldChar w:fldCharType="end"/>
             </w:r>
           </w:hyperlink>
@@ -392,7 +298,7 @@
                 <w:rStyle w:val="Hipervnculo"/>
                 <w:noProof/>
               </w:rPr>
-              <w:t>Requerimientos de prioridad alta (Must have) – 14 requerimientos</w:t>
+              <w:t>Requerimientos de prioridad alta (Must have) – 17 requerimientos</w:t>
             </w:r>
             <w:r>
               <w:rPr>
@@ -400,46 +306,10 @@
                 <w:webHidden/>
               </w:rPr>
               <w:tab/>
-            </w:r>
-            <w:r>
-              <w:rPr>
-                <w:noProof/>
-                <w:webHidden/>
-              </w:rPr>
               <w:fldChar w:fldCharType="begin"/>
-            </w:r>
-            <w:r>
-              <w:rPr>
-                <w:noProof/>
-                <w:webHidden/>
-              </w:rPr>
               <w:instrText xml:space="preserve"> PAGEREF _Toc239253599 \h </w:instrText>
-            </w:r>
-            <w:r>
-              <w:rPr>
-                <w:noProof/>
-                <w:webHidden/>
-              </w:rPr>
-            </w:r>
-            <w:r>
-              <w:rPr>
-                <w:noProof/>
-                <w:webHidden/>
-              </w:rPr>
               <w:fldChar w:fldCharType="separate"/>
-            </w:r>
-            <w:r>
-              <w:rPr>
-                <w:noProof/>
-                <w:webHidden/>
-              </w:rPr>
               <w:t>4</w:t>
-            </w:r>
-            <w:r>
-              <w:rPr>
-                <w:noProof/>
-                <w:webHidden/>
-              </w:rPr>
               <w:fldChar w:fldCharType="end"/>
             </w:r>
           </w:hyperlink>
@@ -475,46 +345,10 @@
                 <w:webHidden/>
               </w:rPr>
               <w:tab/>
-            </w:r>
-            <w:r>
-              <w:rPr>
-                <w:noProof/>
-                <w:webHidden/>
-              </w:rPr>
               <w:fldChar w:fldCharType="begin"/>
-            </w:r>
-            <w:r>
-              <w:rPr>
-                <w:noProof/>
-                <w:webHidden/>
-              </w:rPr>
               <w:instrText xml:space="preserve"> PAGEREF _Toc239253600 \h </w:instrText>
-            </w:r>
-            <w:r>
-              <w:rPr>
-                <w:noProof/>
-                <w:webHidden/>
-              </w:rPr>
-            </w:r>
-            <w:r>
-              <w:rPr>
-                <w:noProof/>
-                <w:webHidden/>
-              </w:rPr>
               <w:fldChar w:fldCharType="separate"/>
-            </w:r>
-            <w:r>
-              <w:rPr>
-                <w:noProof/>
-                <w:webHidden/>
-              </w:rPr>
               <w:t>4</w:t>
-            </w:r>
-            <w:r>
-              <w:rPr>
-                <w:noProof/>
-                <w:webHidden/>
-              </w:rPr>
               <w:fldChar w:fldCharType="end"/>
             </w:r>
           </w:hyperlink>
@@ -550,46 +384,10 @@
                 <w:webHidden/>
               </w:rPr>
               <w:tab/>
-            </w:r>
-            <w:r>
-              <w:rPr>
-                <w:noProof/>
-                <w:webHidden/>
-              </w:rPr>
               <w:fldChar w:fldCharType="begin"/>
-            </w:r>
-            <w:r>
-              <w:rPr>
-                <w:noProof/>
-                <w:webHidden/>
-              </w:rPr>
               <w:instrText xml:space="preserve"> PAGEREF _Toc239253601 \h </w:instrText>
-            </w:r>
-            <w:r>
-              <w:rPr>
-                <w:noProof/>
-                <w:webHidden/>
-              </w:rPr>
-            </w:r>
-            <w:r>
-              <w:rPr>
-                <w:noProof/>
-                <w:webHidden/>
-              </w:rPr>
               <w:fldChar w:fldCharType="separate"/>
-            </w:r>
-            <w:r>
-              <w:rPr>
-                <w:noProof/>
-                <w:webHidden/>
-              </w:rPr>
               <w:t>5</w:t>
-            </w:r>
-            <w:r>
-              <w:rPr>
-                <w:noProof/>
-                <w:webHidden/>
-              </w:rPr>
               <w:fldChar w:fldCharType="end"/>
             </w:r>
           </w:hyperlink>
@@ -625,46 +423,10 @@
                 <w:webHidden/>
               </w:rPr>
               <w:tab/>
-            </w:r>
-            <w:r>
-              <w:rPr>
-                <w:noProof/>
-                <w:webHidden/>
-              </w:rPr>
               <w:fldChar w:fldCharType="begin"/>
-            </w:r>
-            <w:r>
-              <w:rPr>
-                <w:noProof/>
-                <w:webHidden/>
-              </w:rPr>
               <w:instrText xml:space="preserve"> PAGEREF _Toc239253602 \h </w:instrText>
-            </w:r>
-            <w:r>
-              <w:rPr>
-                <w:noProof/>
-                <w:webHidden/>
-              </w:rPr>
-            </w:r>
-            <w:r>
-              <w:rPr>
-                <w:noProof/>
-                <w:webHidden/>
-              </w:rPr>
               <w:fldChar w:fldCharType="separate"/>
-            </w:r>
-            <w:r>
-              <w:rPr>
-                <w:noProof/>
-                <w:webHidden/>
-              </w:rPr>
               <w:t>5</w:t>
-            </w:r>
-            <w:r>
-              <w:rPr>
-                <w:noProof/>
-                <w:webHidden/>
-              </w:rPr>
               <w:fldChar w:fldCharType="end"/>
             </w:r>
           </w:hyperlink>
@@ -700,46 +462,10 @@
                 <w:webHidden/>
               </w:rPr>
               <w:tab/>
-            </w:r>
-            <w:r>
-              <w:rPr>
-                <w:noProof/>
-                <w:webHidden/>
-              </w:rPr>
               <w:fldChar w:fldCharType="begin"/>
-            </w:r>
-            <w:r>
-              <w:rPr>
-                <w:noProof/>
-                <w:webHidden/>
-              </w:rPr>
               <w:instrText xml:space="preserve"> PAGEREF _Toc239253603 \h </w:instrText>
-            </w:r>
-            <w:r>
-              <w:rPr>
-                <w:noProof/>
-                <w:webHidden/>
-              </w:rPr>
-            </w:r>
-            <w:r>
-              <w:rPr>
-                <w:noProof/>
-                <w:webHidden/>
-              </w:rPr>
               <w:fldChar w:fldCharType="separate"/>
-            </w:r>
-            <w:r>
-              <w:rPr>
-                <w:noProof/>
-                <w:webHidden/>
-              </w:rPr>
               <w:t>5</w:t>
-            </w:r>
-            <w:r>
-              <w:rPr>
-                <w:noProof/>
-                <w:webHidden/>
-              </w:rPr>
               <w:fldChar w:fldCharType="end"/>
             </w:r>
           </w:hyperlink>
@@ -775,46 +501,10 @@
                 <w:webHidden/>
               </w:rPr>
               <w:tab/>
-            </w:r>
-            <w:r>
-              <w:rPr>
-                <w:noProof/>
-                <w:webHidden/>
-              </w:rPr>
               <w:fldChar w:fldCharType="begin"/>
-            </w:r>
-            <w:r>
-              <w:rPr>
-                <w:noProof/>
-                <w:webHidden/>
-              </w:rPr>
               <w:instrText xml:space="preserve"> PAGEREF _Toc239253604 \h </w:instrText>
-            </w:r>
-            <w:r>
-              <w:rPr>
-                <w:noProof/>
-                <w:webHidden/>
-              </w:rPr>
-            </w:r>
-            <w:r>
-              <w:rPr>
-                <w:noProof/>
-                <w:webHidden/>
-              </w:rPr>
               <w:fldChar w:fldCharType="separate"/>
-            </w:r>
-            <w:r>
-              <w:rPr>
-                <w:noProof/>
-                <w:webHidden/>
-              </w:rPr>
               <w:t>6</w:t>
-            </w:r>
-            <w:r>
-              <w:rPr>
-                <w:noProof/>
-                <w:webHidden/>
-              </w:rPr>
               <w:fldChar w:fldCharType="end"/>
             </w:r>
           </w:hyperlink>
@@ -850,46 +540,10 @@
                 <w:webHidden/>
               </w:rPr>
               <w:tab/>
-            </w:r>
-            <w:r>
-              <w:rPr>
-                <w:noProof/>
-                <w:webHidden/>
-              </w:rPr>
               <w:fldChar w:fldCharType="begin"/>
-            </w:r>
-            <w:r>
-              <w:rPr>
-                <w:noProof/>
-                <w:webHidden/>
-              </w:rPr>
               <w:instrText xml:space="preserve"> PAGEREF _Toc239253605 \h </w:instrText>
-            </w:r>
-            <w:r>
-              <w:rPr>
-                <w:noProof/>
-                <w:webHidden/>
-              </w:rPr>
-            </w:r>
-            <w:r>
-              <w:rPr>
-                <w:noProof/>
-                <w:webHidden/>
-              </w:rPr>
               <w:fldChar w:fldCharType="separate"/>
-            </w:r>
-            <w:r>
-              <w:rPr>
-                <w:noProof/>
-                <w:webHidden/>
-              </w:rPr>
               <w:t>6</w:t>
-            </w:r>
-            <w:r>
-              <w:rPr>
-                <w:noProof/>
-                <w:webHidden/>
-              </w:rPr>
               <w:fldChar w:fldCharType="end"/>
             </w:r>
           </w:hyperlink>
@@ -925,46 +579,10 @@
                 <w:webHidden/>
               </w:rPr>
               <w:tab/>
-            </w:r>
-            <w:r>
-              <w:rPr>
-                <w:noProof/>
-                <w:webHidden/>
-              </w:rPr>
               <w:fldChar w:fldCharType="begin"/>
-            </w:r>
-            <w:r>
-              <w:rPr>
-                <w:noProof/>
-                <w:webHidden/>
-              </w:rPr>
               <w:instrText xml:space="preserve"> PAGEREF _Toc239253606 \h </w:instrText>
-            </w:r>
-            <w:r>
-              <w:rPr>
-                <w:noProof/>
-                <w:webHidden/>
-              </w:rPr>
-            </w:r>
-            <w:r>
-              <w:rPr>
-                <w:noProof/>
-                <w:webHidden/>
-              </w:rPr>
               <w:fldChar w:fldCharType="separate"/>
-            </w:r>
-            <w:r>
-              <w:rPr>
-                <w:noProof/>
-                <w:webHidden/>
-              </w:rPr>
               <w:t>7</w:t>
-            </w:r>
-            <w:r>
-              <w:rPr>
-                <w:noProof/>
-                <w:webHidden/>
-              </w:rPr>
               <w:fldChar w:fldCharType="end"/>
             </w:r>
           </w:hyperlink>
@@ -1000,46 +618,10 @@
                 <w:webHidden/>
               </w:rPr>
               <w:tab/>
-            </w:r>
-            <w:r>
-              <w:rPr>
-                <w:noProof/>
-                <w:webHidden/>
-              </w:rPr>
               <w:fldChar w:fldCharType="begin"/>
-            </w:r>
-            <w:r>
-              <w:rPr>
-                <w:noProof/>
-                <w:webHidden/>
-              </w:rPr>
               <w:instrText xml:space="preserve"> PAGEREF _Toc239253607 \h </w:instrText>
-            </w:r>
-            <w:r>
-              <w:rPr>
-                <w:noProof/>
-                <w:webHidden/>
-              </w:rPr>
-            </w:r>
-            <w:r>
-              <w:rPr>
-                <w:noProof/>
-                <w:webHidden/>
-              </w:rPr>
               <w:fldChar w:fldCharType="separate"/>
-            </w:r>
-            <w:r>
-              <w:rPr>
-                <w:noProof/>
-                <w:webHidden/>
-              </w:rPr>
               <w:t>7</w:t>
-            </w:r>
-            <w:r>
-              <w:rPr>
-                <w:noProof/>
-                <w:webHidden/>
-              </w:rPr>
               <w:fldChar w:fldCharType="end"/>
             </w:r>
           </w:hyperlink>
@@ -1075,46 +657,10 @@
                 <w:webHidden/>
               </w:rPr>
               <w:tab/>
-            </w:r>
-            <w:r>
-              <w:rPr>
-                <w:noProof/>
-                <w:webHidden/>
-              </w:rPr>
               <w:fldChar w:fldCharType="begin"/>
-            </w:r>
-            <w:r>
-              <w:rPr>
-                <w:noProof/>
-                <w:webHidden/>
-              </w:rPr>
               <w:instrText xml:space="preserve"> PAGEREF _Toc239253608 \h </w:instrText>
-            </w:r>
-            <w:r>
-              <w:rPr>
-                <w:noProof/>
-                <w:webHidden/>
-              </w:rPr>
-            </w:r>
-            <w:r>
-              <w:rPr>
-                <w:noProof/>
-                <w:webHidden/>
-              </w:rPr>
               <w:fldChar w:fldCharType="separate"/>
-            </w:r>
-            <w:r>
-              <w:rPr>
-                <w:noProof/>
-                <w:webHidden/>
-              </w:rPr>
               <w:t>7</w:t>
-            </w:r>
-            <w:r>
-              <w:rPr>
-                <w:noProof/>
-                <w:webHidden/>
-              </w:rPr>
               <w:fldChar w:fldCharType="end"/>
             </w:r>
           </w:hyperlink>
@@ -1150,46 +696,10 @@
                 <w:webHidden/>
               </w:rPr>
               <w:tab/>
-            </w:r>
-            <w:r>
-              <w:rPr>
-                <w:noProof/>
-                <w:webHidden/>
-              </w:rPr>
               <w:fldChar w:fldCharType="begin"/>
-            </w:r>
-            <w:r>
-              <w:rPr>
-                <w:noProof/>
-                <w:webHidden/>
-              </w:rPr>
               <w:instrText xml:space="preserve"> PAGEREF _Toc239253609 \h </w:instrText>
-            </w:r>
-            <w:r>
-              <w:rPr>
-                <w:noProof/>
-                <w:webHidden/>
-              </w:rPr>
-            </w:r>
-            <w:r>
-              <w:rPr>
-                <w:noProof/>
-                <w:webHidden/>
-              </w:rPr>
               <w:fldChar w:fldCharType="separate"/>
-            </w:r>
-            <w:r>
-              <w:rPr>
-                <w:noProof/>
-                <w:webHidden/>
-              </w:rPr>
               <w:t>8</w:t>
-            </w:r>
-            <w:r>
-              <w:rPr>
-                <w:noProof/>
-                <w:webHidden/>
-              </w:rPr>
               <w:fldChar w:fldCharType="end"/>
             </w:r>
           </w:hyperlink>
@@ -1225,46 +735,10 @@
                 <w:webHidden/>
               </w:rPr>
               <w:tab/>
-            </w:r>
-            <w:r>
-              <w:rPr>
-                <w:noProof/>
-                <w:webHidden/>
-              </w:rPr>
               <w:fldChar w:fldCharType="begin"/>
-            </w:r>
-            <w:r>
-              <w:rPr>
-                <w:noProof/>
-                <w:webHidden/>
-              </w:rPr>
               <w:instrText xml:space="preserve"> PAGEREF _Toc239253610 \h </w:instrText>
-            </w:r>
-            <w:r>
-              <w:rPr>
-                <w:noProof/>
-                <w:webHidden/>
-              </w:rPr>
-            </w:r>
-            <w:r>
-              <w:rPr>
-                <w:noProof/>
-                <w:webHidden/>
-              </w:rPr>
               <w:fldChar w:fldCharType="separate"/>
-            </w:r>
-            <w:r>
-              <w:rPr>
-                <w:noProof/>
-                <w:webHidden/>
-              </w:rPr>
               <w:t>8</w:t>
-            </w:r>
-            <w:r>
-              <w:rPr>
-                <w:noProof/>
-                <w:webHidden/>
-              </w:rPr>
               <w:fldChar w:fldCharType="end"/>
             </w:r>
           </w:hyperlink>
@@ -1300,46 +774,10 @@
                 <w:webHidden/>
               </w:rPr>
               <w:tab/>
-            </w:r>
-            <w:r>
-              <w:rPr>
-                <w:noProof/>
-                <w:webHidden/>
-              </w:rPr>
               <w:fldChar w:fldCharType="begin"/>
-            </w:r>
-            <w:r>
-              <w:rPr>
-                <w:noProof/>
-                <w:webHidden/>
-              </w:rPr>
               <w:instrText xml:space="preserve"> PAGEREF _Toc239253611 \h </w:instrText>
-            </w:r>
-            <w:r>
-              <w:rPr>
-                <w:noProof/>
-                <w:webHidden/>
-              </w:rPr>
-            </w:r>
-            <w:r>
-              <w:rPr>
-                <w:noProof/>
-                <w:webHidden/>
-              </w:rPr>
               <w:fldChar w:fldCharType="separate"/>
-            </w:r>
-            <w:r>
-              <w:rPr>
-                <w:noProof/>
-                <w:webHidden/>
-              </w:rPr>
               <w:t>9</w:t>
-            </w:r>
-            <w:r>
-              <w:rPr>
-                <w:noProof/>
-                <w:webHidden/>
-              </w:rPr>
               <w:fldChar w:fldCharType="end"/>
             </w:r>
           </w:hyperlink>
@@ -1375,46 +813,10 @@
                 <w:webHidden/>
               </w:rPr>
               <w:tab/>
-            </w:r>
-            <w:r>
-              <w:rPr>
-                <w:noProof/>
-                <w:webHidden/>
-              </w:rPr>
               <w:fldChar w:fldCharType="begin"/>
-            </w:r>
-            <w:r>
-              <w:rPr>
-                <w:noProof/>
-                <w:webHidden/>
-              </w:rPr>
               <w:instrText xml:space="preserve"> PAGEREF _Toc239253612 \h </w:instrText>
-            </w:r>
-            <w:r>
-              <w:rPr>
-                <w:noProof/>
-                <w:webHidden/>
-              </w:rPr>
-            </w:r>
-            <w:r>
-              <w:rPr>
-                <w:noProof/>
-                <w:webHidden/>
-              </w:rPr>
               <w:fldChar w:fldCharType="separate"/>
-            </w:r>
-            <w:r>
-              <w:rPr>
-                <w:noProof/>
-                <w:webHidden/>
-              </w:rPr>
               <w:t>9</w:t>
-            </w:r>
-            <w:r>
-              <w:rPr>
-                <w:noProof/>
-                <w:webHidden/>
-              </w:rPr>
               <w:fldChar w:fldCharType="end"/>
             </w:r>
           </w:hyperlink>
@@ -1450,46 +852,127 @@
                 <w:webHidden/>
               </w:rPr>
               <w:tab/>
+              <w:fldChar w:fldCharType="begin"/>
+              <w:instrText xml:space="preserve"> PAGEREF _Toc239253613 \h </w:instrText>
+              <w:fldChar w:fldCharType="separate"/>
+              <w:t>9</w:t>
+              <w:fldChar w:fldCharType="end"/>
+            </w:r>
+          </w:hyperlink>
+        </w:p>
+        <w:p>
+          <w:pPr>
+            <w:pStyle w:val="TDC3"/>
+            <w:tabs>
+              <w:tab w:val="right" w:leader="dot" w:pos="9350"/>
+            </w:tabs>
+            <w:rPr>
+              <w:rFonts w:asciiTheme="minorHAnsi" w:eastAsiaTheme="minorEastAsia" w:hAnsiTheme="minorHAnsi" w:cstheme="minorBidi"/>
+              <w:noProof/>
+              <w:color w:val="auto"/>
+              <w:kern w:val="2"/>
+              <w:lang w:val="es-CO" w:eastAsia="es-CO"/>
+              <w14:ligatures w14:val="standardContextual"/>
+            </w:rPr>
+          </w:pPr>
+          <w:hyperlink w:anchor="_Toc239253625" w:history="1">
+            <w:r>
+              <w:rPr>
+                <w:rStyle w:val="Hipervnculo"/>
+                <w:rFonts w:eastAsia="Calibri"/>
+                <w:bCs/>
+                <w:noProof/>
+              </w:rPr>
+              <w:t>RF-24 Integración de equipos externos e IoT a la infraestructura Grid</w:t>
             </w:r>
             <w:r>
               <w:rPr>
                 <w:noProof/>
                 <w:webHidden/>
               </w:rPr>
+              <w:tab/>
               <w:fldChar w:fldCharType="begin"/>
+              <w:instrText xml:space="preserve"> PAGEREF _Toc239253625 \h </w:instrText>
+              <w:fldChar w:fldCharType="separate"/>
+              <w:t>14</w:t>
+              <w:fldChar w:fldCharType="end"/>
+            </w:r>
+          </w:hyperlink>
+        </w:p>
+        <w:p>
+          <w:pPr>
+            <w:pStyle w:val="TDC3"/>
+            <w:tabs>
+              <w:tab w:val="right" w:leader="dot" w:pos="9350"/>
+            </w:tabs>
+            <w:rPr>
+              <w:rFonts w:asciiTheme="minorHAnsi" w:eastAsiaTheme="minorEastAsia" w:hAnsiTheme="minorHAnsi" w:cstheme="minorBidi"/>
+              <w:noProof/>
+              <w:color w:val="auto"/>
+              <w:kern w:val="2"/>
+              <w:lang w:val="es-CO" w:eastAsia="es-CO"/>
+              <w14:ligatures w14:val="standardContextual"/>
+            </w:rPr>
+          </w:pPr>
+          <w:hyperlink w:anchor="_Toc900051" w:history="1">
+            <w:r>
+              <w:rPr>
+                <w:rStyle w:val="Hipervnculo"/>
+                <w:rFonts w:eastAsia="Calibri"/>
+                <w:bCs/>
+                <w:noProof/>
+              </w:rPr>
+              <w:t>RF-25 Repositorio distribuido de archivos, fotos y videos</w:t>
             </w:r>
             <w:r>
               <w:rPr>
                 <w:noProof/>
                 <w:webHidden/>
               </w:rPr>
-              <w:instrText xml:space="preserve"> PAGEREF _Toc239253613 \h </w:instrText>
+              <w:tab/>
+              <w:fldChar w:fldCharType="begin"/>
+              <w:instrText xml:space="preserve"> PAGEREF _Toc900051 \h </w:instrText>
+              <w:fldChar w:fldCharType="separate"/>
+              <w:t>14</w:t>
+              <w:fldChar w:fldCharType="end"/>
+            </w:r>
+          </w:hyperlink>
+        </w:p>
+        <w:p>
+          <w:pPr>
+            <w:pStyle w:val="TDC3"/>
+            <w:tabs>
+              <w:tab w:val="right" w:leader="dot" w:pos="9350"/>
+            </w:tabs>
+            <w:rPr>
+              <w:rFonts w:asciiTheme="minorHAnsi" w:eastAsiaTheme="minorEastAsia" w:hAnsiTheme="minorHAnsi" w:cstheme="minorBidi"/>
+              <w:noProof/>
+              <w:color w:val="auto"/>
+              <w:kern w:val="2"/>
+              <w:lang w:val="es-CO" w:eastAsia="es-CO"/>
+              <w14:ligatures w14:val="standardContextual"/>
+            </w:rPr>
+          </w:pPr>
+          <w:hyperlink w:anchor="_Toc900061" w:history="1">
+            <w:r>
+              <w:rPr>
+                <w:rStyle w:val="Hipervnculo"/>
+                <w:rFonts w:eastAsia="Calibri"/>
+                <w:bCs/>
+                <w:noProof/>
+              </w:rPr>
+              <w:t>RF-26 Comunicación entre los componentes mediante APIs</w:t>
             </w:r>
             <w:r>
               <w:rPr>
                 <w:noProof/>
                 <w:webHidden/>
               </w:rPr>
-            </w:r>
-            <w:r>
-              <w:rPr>
-                <w:noProof/>
-                <w:webHidden/>
-              </w:rPr>
+              <w:tab/>
+              <w:fldChar w:fldCharType="begin"/>
+              <w:instrText xml:space="preserve"> PAGEREF _Toc900061 \h </w:instrText>
               <w:fldChar w:fldCharType="separate"/>
-            </w:r>
-            <w:r>
-              <w:rPr>
-                <w:noProof/>
-                <w:webHidden/>
-              </w:rPr>
-              <w:t>9</w:t>
-            </w:r>
-            <w:r>
-              <w:rPr>
-                <w:noProof/>
-                <w:webHidden/>
-              </w:rPr>
+              <w:t>14</w:t>
               <w:fldChar w:fldCharType="end"/>
             </w:r>
           </w:hyperlink>
@@ -1521,46 +1004,10 @@
                 <w:webHidden/>
               </w:rPr>
               <w:tab/>
-            </w:r>
-            <w:r>
-              <w:rPr>
-                <w:noProof/>
-                <w:webHidden/>
-              </w:rPr>
               <w:fldChar w:fldCharType="begin"/>
-            </w:r>
-            <w:r>
-              <w:rPr>
-                <w:noProof/>
-                <w:webHidden/>
-              </w:rPr>
               <w:instrText xml:space="preserve"> PAGEREF _Toc239253614 \h </w:instrText>
-            </w:r>
-            <w:r>
-              <w:rPr>
-                <w:noProof/>
-                <w:webHidden/>
-              </w:rPr>
-            </w:r>
-            <w:r>
-              <w:rPr>
-                <w:noProof/>
-                <w:webHidden/>
-              </w:rPr>
               <w:fldChar w:fldCharType="separate"/>
-            </w:r>
-            <w:r>
-              <w:rPr>
-                <w:noProof/>
-                <w:webHidden/>
-              </w:rPr>
               <w:t>10</w:t>
-            </w:r>
-            <w:r>
-              <w:rPr>
-                <w:noProof/>
-                <w:webHidden/>
-              </w:rPr>
               <w:fldChar w:fldCharType="end"/>
             </w:r>
           </w:hyperlink>
@@ -1596,46 +1043,10 @@
                 <w:webHidden/>
               </w:rPr>
               <w:tab/>
-            </w:r>
-            <w:r>
-              <w:rPr>
-                <w:noProof/>
-                <w:webHidden/>
-              </w:rPr>
               <w:fldChar w:fldCharType="begin"/>
-            </w:r>
-            <w:r>
-              <w:rPr>
-                <w:noProof/>
-                <w:webHidden/>
-              </w:rPr>
               <w:instrText xml:space="preserve"> PAGEREF _Toc239253615 \h </w:instrText>
-            </w:r>
-            <w:r>
-              <w:rPr>
-                <w:noProof/>
-                <w:webHidden/>
-              </w:rPr>
-            </w:r>
-            <w:r>
-              <w:rPr>
-                <w:noProof/>
-                <w:webHidden/>
-              </w:rPr>
               <w:fldChar w:fldCharType="separate"/>
-            </w:r>
-            <w:r>
-              <w:rPr>
-                <w:noProof/>
-                <w:webHidden/>
-              </w:rPr>
               <w:t>10</w:t>
-            </w:r>
-            <w:r>
-              <w:rPr>
-                <w:noProof/>
-                <w:webHidden/>
-              </w:rPr>
               <w:fldChar w:fldCharType="end"/>
             </w:r>
           </w:hyperlink>
@@ -1671,46 +1082,10 @@
                 <w:webHidden/>
               </w:rPr>
               <w:tab/>
-            </w:r>
-            <w:r>
-              <w:rPr>
-                <w:noProof/>
-                <w:webHidden/>
-              </w:rPr>
               <w:fldChar w:fldCharType="begin"/>
-            </w:r>
-            <w:r>
-              <w:rPr>
-                <w:noProof/>
-                <w:webHidden/>
-              </w:rPr>
               <w:instrText xml:space="preserve"> PAGEREF _Toc239253616 \h </w:instrText>
-            </w:r>
-            <w:r>
-              <w:rPr>
-                <w:noProof/>
-                <w:webHidden/>
-              </w:rPr>
-            </w:r>
-            <w:r>
-              <w:rPr>
-                <w:noProof/>
-                <w:webHidden/>
-              </w:rPr>
               <w:fldChar w:fldCharType="separate"/>
-            </w:r>
-            <w:r>
-              <w:rPr>
-                <w:noProof/>
-                <w:webHidden/>
-              </w:rPr>
               <w:t>10</w:t>
-            </w:r>
-            <w:r>
-              <w:rPr>
-                <w:noProof/>
-                <w:webHidden/>
-              </w:rPr>
               <w:fldChar w:fldCharType="end"/>
             </w:r>
           </w:hyperlink>
@@ -1746,46 +1121,10 @@
                 <w:webHidden/>
               </w:rPr>
               <w:tab/>
-            </w:r>
-            <w:r>
-              <w:rPr>
-                <w:noProof/>
-                <w:webHidden/>
-              </w:rPr>
               <w:fldChar w:fldCharType="begin"/>
-            </w:r>
-            <w:r>
-              <w:rPr>
-                <w:noProof/>
-                <w:webHidden/>
-              </w:rPr>
               <w:instrText xml:space="preserve"> PAGEREF _Toc239253617 \h </w:instrText>
-            </w:r>
-            <w:r>
-              <w:rPr>
-                <w:noProof/>
-                <w:webHidden/>
-              </w:rPr>
-            </w:r>
-            <w:r>
-              <w:rPr>
-                <w:noProof/>
-                <w:webHidden/>
-              </w:rPr>
               <w:fldChar w:fldCharType="separate"/>
-            </w:r>
-            <w:r>
-              <w:rPr>
-                <w:noProof/>
-                <w:webHidden/>
-              </w:rPr>
               <w:t>11</w:t>
-            </w:r>
-            <w:r>
-              <w:rPr>
-                <w:noProof/>
-                <w:webHidden/>
-              </w:rPr>
               <w:fldChar w:fldCharType="end"/>
             </w:r>
           </w:hyperlink>
@@ -1821,46 +1160,10 @@
                 <w:webHidden/>
               </w:rPr>
               <w:tab/>
-            </w:r>
-            <w:r>
-              <w:rPr>
-                <w:noProof/>
-                <w:webHidden/>
-              </w:rPr>
               <w:fldChar w:fldCharType="begin"/>
-            </w:r>
-            <w:r>
-              <w:rPr>
-                <w:noProof/>
-                <w:webHidden/>
-              </w:rPr>
               <w:instrText xml:space="preserve"> PAGEREF _Toc239253618 \h </w:instrText>
-            </w:r>
-            <w:r>
-              <w:rPr>
-                <w:noProof/>
-                <w:webHidden/>
-              </w:rPr>
-            </w:r>
-            <w:r>
-              <w:rPr>
-                <w:noProof/>
-                <w:webHidden/>
-              </w:rPr>
               <w:fldChar w:fldCharType="separate"/>
-            </w:r>
-            <w:r>
-              <w:rPr>
-                <w:noProof/>
-                <w:webHidden/>
-              </w:rPr>
               <w:t>11</w:t>
-            </w:r>
-            <w:r>
-              <w:rPr>
-                <w:noProof/>
-                <w:webHidden/>
-              </w:rPr>
               <w:fldChar w:fldCharType="end"/>
             </w:r>
           </w:hyperlink>
@@ -1896,46 +1199,10 @@
                 <w:webHidden/>
               </w:rPr>
               <w:tab/>
-            </w:r>
-            <w:r>
-              <w:rPr>
-                <w:noProof/>
-                <w:webHidden/>
-              </w:rPr>
               <w:fldChar w:fldCharType="begin"/>
-            </w:r>
-            <w:r>
-              <w:rPr>
-                <w:noProof/>
-                <w:webHidden/>
-              </w:rPr>
               <w:instrText xml:space="preserve"> PAGEREF _Toc239253619 \h </w:instrText>
-            </w:r>
-            <w:r>
-              <w:rPr>
-                <w:noProof/>
-                <w:webHidden/>
-              </w:rPr>
-            </w:r>
-            <w:r>
-              <w:rPr>
-                <w:noProof/>
-                <w:webHidden/>
-              </w:rPr>
               <w:fldChar w:fldCharType="separate"/>
-            </w:r>
-            <w:r>
-              <w:rPr>
-                <w:noProof/>
-                <w:webHidden/>
-              </w:rPr>
               <w:t>11</w:t>
-            </w:r>
-            <w:r>
-              <w:rPr>
-                <w:noProof/>
-                <w:webHidden/>
-              </w:rPr>
               <w:fldChar w:fldCharType="end"/>
             </w:r>
           </w:hyperlink>
@@ -1971,46 +1238,10 @@
                 <w:webHidden/>
               </w:rPr>
               <w:tab/>
-            </w:r>
-            <w:r>
-              <w:rPr>
-                <w:noProof/>
-                <w:webHidden/>
-              </w:rPr>
               <w:fldChar w:fldCharType="begin"/>
-            </w:r>
-            <w:r>
-              <w:rPr>
-                <w:noProof/>
-                <w:webHidden/>
-              </w:rPr>
               <w:instrText xml:space="preserve"> PAGEREF _Toc239253620 \h </w:instrText>
-            </w:r>
-            <w:r>
-              <w:rPr>
-                <w:noProof/>
-                <w:webHidden/>
-              </w:rPr>
-            </w:r>
-            <w:r>
-              <w:rPr>
-                <w:noProof/>
-                <w:webHidden/>
-              </w:rPr>
               <w:fldChar w:fldCharType="separate"/>
-            </w:r>
-            <w:r>
-              <w:rPr>
-                <w:noProof/>
-                <w:webHidden/>
-              </w:rPr>
               <w:t>12</w:t>
-            </w:r>
-            <w:r>
-              <w:rPr>
-                <w:noProof/>
-                <w:webHidden/>
-              </w:rPr>
               <w:fldChar w:fldCharType="end"/>
             </w:r>
           </w:hyperlink>
@@ -2046,46 +1277,10 @@
                 <w:webHidden/>
               </w:rPr>
               <w:tab/>
-            </w:r>
-            <w:r>
-              <w:rPr>
-                <w:noProof/>
-                <w:webHidden/>
-              </w:rPr>
               <w:fldChar w:fldCharType="begin"/>
-            </w:r>
-            <w:r>
-              <w:rPr>
-                <w:noProof/>
-                <w:webHidden/>
-              </w:rPr>
               <w:instrText xml:space="preserve"> PAGEREF _Toc239253621 \h </w:instrText>
-            </w:r>
-            <w:r>
-              <w:rPr>
-                <w:noProof/>
-                <w:webHidden/>
-              </w:rPr>
-            </w:r>
-            <w:r>
-              <w:rPr>
-                <w:noProof/>
-                <w:webHidden/>
-              </w:rPr>
               <w:fldChar w:fldCharType="separate"/>
-            </w:r>
-            <w:r>
-              <w:rPr>
-                <w:noProof/>
-                <w:webHidden/>
-              </w:rPr>
               <w:t>12</w:t>
-            </w:r>
-            <w:r>
-              <w:rPr>
-                <w:noProof/>
-                <w:webHidden/>
-              </w:rPr>
               <w:fldChar w:fldCharType="end"/>
             </w:r>
           </w:hyperlink>
@@ -2109,7 +1304,7 @@
                 <w:rFonts w:eastAsia="Calibri"/>
                 <w:noProof/>
               </w:rPr>
-              <w:t>Requerimientos de prioridad baja (Could have) — 3 requerimientos</w:t>
+              <w:t>Requerimientos de prioridad baja (Could have) — 2 requerimientos</w:t>
             </w:r>
             <w:r>
               <w:rPr>
@@ -2117,46 +1312,10 @@
                 <w:webHidden/>
               </w:rPr>
               <w:tab/>
-            </w:r>
-            <w:r>
-              <w:rPr>
-                <w:noProof/>
-                <w:webHidden/>
-              </w:rPr>
               <w:fldChar w:fldCharType="begin"/>
-            </w:r>
-            <w:r>
-              <w:rPr>
-                <w:noProof/>
-                <w:webHidden/>
-              </w:rPr>
               <w:instrText xml:space="preserve"> PAGEREF _Toc239253622 \h </w:instrText>
-            </w:r>
-            <w:r>
-              <w:rPr>
-                <w:noProof/>
-                <w:webHidden/>
-              </w:rPr>
-            </w:r>
-            <w:r>
-              <w:rPr>
-                <w:noProof/>
-                <w:webHidden/>
-              </w:rPr>
               <w:fldChar w:fldCharType="separate"/>
-            </w:r>
-            <w:r>
-              <w:rPr>
-                <w:noProof/>
-                <w:webHidden/>
-              </w:rPr>
               <w:t>13</w:t>
-            </w:r>
-            <w:r>
-              <w:rPr>
-                <w:noProof/>
-                <w:webHidden/>
-              </w:rPr>
               <w:fldChar w:fldCharType="end"/>
             </w:r>
           </w:hyperlink>
@@ -2192,46 +1351,10 @@
                 <w:webHidden/>
               </w:rPr>
               <w:tab/>
-            </w:r>
-            <w:r>
-              <w:rPr>
-                <w:noProof/>
-                <w:webHidden/>
-              </w:rPr>
               <w:fldChar w:fldCharType="begin"/>
-            </w:r>
-            <w:r>
-              <w:rPr>
-                <w:noProof/>
-                <w:webHidden/>
-              </w:rPr>
               <w:instrText xml:space="preserve"> PAGEREF _Toc239253623 \h </w:instrText>
-            </w:r>
-            <w:r>
-              <w:rPr>
-                <w:noProof/>
-                <w:webHidden/>
-              </w:rPr>
-            </w:r>
-            <w:r>
-              <w:rPr>
-                <w:noProof/>
-                <w:webHidden/>
-              </w:rPr>
               <w:fldChar w:fldCharType="separate"/>
-            </w:r>
-            <w:r>
-              <w:rPr>
-                <w:noProof/>
-                <w:webHidden/>
-              </w:rPr>
               <w:t>13</w:t>
-            </w:r>
-            <w:r>
-              <w:rPr>
-                <w:noProof/>
-                <w:webHidden/>
-              </w:rPr>
               <w:fldChar w:fldCharType="end"/>
             </w:r>
           </w:hyperlink>
@@ -2267,121 +1390,10 @@
                 <w:webHidden/>
               </w:rPr>
               <w:tab/>
-            </w:r>
-            <w:r>
-              <w:rPr>
-                <w:noProof/>
-                <w:webHidden/>
-              </w:rPr>
               <w:fldChar w:fldCharType="begin"/>
-            </w:r>
-            <w:r>
-              <w:rPr>
-                <w:noProof/>
-                <w:webHidden/>
-              </w:rPr>
               <w:instrText xml:space="preserve"> PAGEREF _Toc239253624 \h </w:instrText>
-            </w:r>
-            <w:r>
-              <w:rPr>
-                <w:noProof/>
-                <w:webHidden/>
-              </w:rPr>
-            </w:r>
-            <w:r>
-              <w:rPr>
-                <w:noProof/>
-                <w:webHidden/>
-              </w:rPr>
               <w:fldChar w:fldCharType="separate"/>
-            </w:r>
-            <w:r>
-              <w:rPr>
-                <w:noProof/>
-                <w:webHidden/>
-              </w:rPr>
               <w:t>13</w:t>
-            </w:r>
-            <w:r>
-              <w:rPr>
-                <w:noProof/>
-                <w:webHidden/>
-              </w:rPr>
-              <w:fldChar w:fldCharType="end"/>
-            </w:r>
-          </w:hyperlink>
-        </w:p>
-        <w:p>
-          <w:pPr>
-            <w:pStyle w:val="TDC3"/>
-            <w:tabs>
-              <w:tab w:val="right" w:leader="dot" w:pos="9350"/>
-            </w:tabs>
-            <w:rPr>
-              <w:rFonts w:asciiTheme="minorHAnsi" w:eastAsiaTheme="minorEastAsia" w:hAnsiTheme="minorHAnsi" w:cstheme="minorBidi"/>
-              <w:noProof/>
-              <w:color w:val="auto"/>
-              <w:kern w:val="2"/>
-              <w:lang w:val="es-CO" w:eastAsia="es-CO"/>
-              <w14:ligatures w14:val="standardContextual"/>
-            </w:rPr>
-          </w:pPr>
-          <w:hyperlink w:anchor="_Toc239253625" w:history="1">
-            <w:r>
-              <w:rPr>
-                <w:rStyle w:val="Hipervnculo"/>
-                <w:rFonts w:eastAsia="Calibri"/>
-                <w:bCs/>
-                <w:noProof/>
-              </w:rPr>
-              <w:t>RF-24 Integración de equipos externos e IoT a la infraestructura Grid</w:t>
-            </w:r>
-            <w:r>
-              <w:rPr>
-                <w:noProof/>
-                <w:webHidden/>
-              </w:rPr>
-              <w:tab/>
-            </w:r>
-            <w:r>
-              <w:rPr>
-                <w:noProof/>
-                <w:webHidden/>
-              </w:rPr>
-              <w:fldChar w:fldCharType="begin"/>
-            </w:r>
-            <w:r>
-              <w:rPr>
-                <w:noProof/>
-                <w:webHidden/>
-              </w:rPr>
-              <w:instrText xml:space="preserve"> PAGEREF _Toc239253625 \h </w:instrText>
-            </w:r>
-            <w:r>
-              <w:rPr>
-                <w:noProof/>
-                <w:webHidden/>
-              </w:rPr>
-            </w:r>
-            <w:r>
-              <w:rPr>
-                <w:noProof/>
-                <w:webHidden/>
-              </w:rPr>
-              <w:fldChar w:fldCharType="separate"/>
-            </w:r>
-            <w:r>
-              <w:rPr>
-                <w:noProof/>
-                <w:webHidden/>
-              </w:rPr>
-              <w:t>14</w:t>
-            </w:r>
-            <w:r>
-              <w:rPr>
-                <w:noProof/>
-                <w:webHidden/>
-              </w:rPr>
               <w:fldChar w:fldCharType="end"/>
             </w:r>
           </w:hyperlink>
@@ -2527,47 +1539,7 @@
     </w:p>
     <w:p>
       <w:r>
-        <w:t xml:space="preserve">Este documento especifica los requerimientos funcionales del sistema distribuido de UPB-CIENTÍFICA, siguiendo el formato basado en IEEE 830 y la organización por prioridad (Must </w:t>
-      </w:r>
-      <w:proofErr w:type="spellStart"/>
-      <w:r>
-        <w:t>have</w:t>
-      </w:r>
-      <w:proofErr w:type="spellEnd"/>
-      <w:r>
-        <w:t xml:space="preserve"> / </w:t>
-      </w:r>
-      <w:proofErr w:type="spellStart"/>
-      <w:r>
-        <w:t>Should</w:t>
-      </w:r>
-      <w:proofErr w:type="spellEnd"/>
-      <w:r>
-        <w:t xml:space="preserve"> </w:t>
-      </w:r>
-      <w:proofErr w:type="spellStart"/>
-      <w:r>
-        <w:t>have</w:t>
-      </w:r>
-      <w:proofErr w:type="spellEnd"/>
-      <w:r>
-        <w:t xml:space="preserve"> / </w:t>
-      </w:r>
-      <w:proofErr w:type="spellStart"/>
-      <w:r>
-        <w:t>Could</w:t>
-      </w:r>
-      <w:proofErr w:type="spellEnd"/>
-      <w:r>
-        <w:t xml:space="preserve"> </w:t>
-      </w:r>
-      <w:proofErr w:type="spellStart"/>
-      <w:r>
-        <w:t>have</w:t>
-      </w:r>
-      <w:proofErr w:type="spellEnd"/>
-      <w:r>
-        <w:t>) adoptados como referencia formal del equipo. Cada requerimiento se documenta con su descripción, prioridad, fuente o justificación dentro del syllabus del curso, el acta de constitución o el documento de arquitectura, un criterio de verificación objetivo y sus dependencias frente a otros requerimientos.</w:t>
+        <w:t xml:space="preserve">Este documento especifica los requerimientos funcionales del sistema distribuido de UPB-CIENTÍFICA, siguiendo el formato basado en IEEE 830 y la organización por prioridad (Must have / Should have / Could have) adoptados como referencia formal del equipo. Cada requerimiento se documenta con su descripción, prioridad, fuente o justificación dentro del enunciado del proyecto (situación problemática, Figura 1 y requisitos del producto), el acta de constitución o el documento de arquitectura, un criterio de verificación objetivo y sus dependencias frente a otros requerimientos.</w:t>
       </w:r>
     </w:p>
     <w:p>
@@ -2581,18 +1553,7 @@
       </w:pPr>
       <w:bookmarkStart w:id="2" w:name="_Toc239253599"/>
       <w:r>
-        <w:t>Requerimientos de prioridad alta</w:t>
-      </w:r>
-      <w:r>
-        <w:t xml:space="preserve"> (Must </w:t>
-      </w:r>
-      <w:proofErr w:type="spellStart"/>
-      <w:r>
-        <w:t>have</w:t>
-      </w:r>
-      <w:proofErr w:type="spellEnd"/>
-      <w:r>
-        <w:t>) – 14 requerimientos</w:t>
+        <w:t xml:space="preserve">Requerimientos de prioridad alta (Must have) – 17 requerimientos</w:t>
       </w:r>
       <w:bookmarkEnd w:id="2"/>
     </w:p>
@@ -2613,23 +1574,7 @@
           <w:bCs/>
           <w:color w:val="auto"/>
         </w:rPr>
-        <w:t>RF-</w:t>
-      </w:r>
-      <w:r>
-        <w:rPr>
-          <w:rFonts w:eastAsia="Calibri" w:cs="Times New Roman"/>
-          <w:bCs/>
-          <w:color w:val="auto"/>
-        </w:rPr>
-        <w:t>01 Autenticación</w:t>
-      </w:r>
-      <w:r>
-        <w:rPr>
-          <w:rFonts w:eastAsia="Calibri" w:cs="Times New Roman"/>
-          <w:bCs/>
-          <w:color w:val="auto"/>
-        </w:rPr>
-        <w:t xml:space="preserve"> centralizada de usuarios</w:t>
+        <w:t xml:space="preserve">RF-01 Autenticación centralizada de usuarios</w:t>
       </w:r>
       <w:bookmarkEnd w:id="3"/>
       <w:bookmarkEnd w:id="4"/>
@@ -2872,25 +1817,7 @@
                 <w:color w:val="auto"/>
                 <w:szCs w:val="24"/>
               </w:rPr>
-              <w:t>El sistema debe autenticar a todos los usuarios contra un servicio de directorio activo (</w:t>
-            </w:r>
-            <w:proofErr w:type="spellStart"/>
-            <w:r>
-              <w:rPr>
-                <w:rFonts w:eastAsia="Calibri" w:cs="Times New Roman"/>
-                <w:color w:val="auto"/>
-                <w:szCs w:val="24"/>
-              </w:rPr>
-              <w:t>OpenLDAP</w:t>
-            </w:r>
-            <w:proofErr w:type="spellEnd"/>
-            <w:r>
-              <w:rPr>
-                <w:rFonts w:eastAsia="Calibri" w:cs="Times New Roman"/>
-                <w:color w:val="auto"/>
-                <w:szCs w:val="24"/>
-              </w:rPr>
-              <w:t>) que administre de forma centralizada los perfiles, incluyendo autenticación, autorización, mapa de servicios y árboles de archivos.</w:t>
+              <w:t>El sistema debe autenticar a todos los usuarios contra un servicio de directorio activo (OpenLDAP) que administre de forma centralizada los perfiles, incluyendo autenticación, autorización, mapa de servicios y árboles de archivos.</w:t>
             </w:r>
           </w:p>
         </w:tc>
@@ -3038,7 +1965,7 @@
                 <w:color w:val="auto"/>
                 <w:szCs w:val="24"/>
               </w:rPr>
-              <w:t>Requisitos del producto del syllabus (“Perfiles de usuario”); documento de arquitectura, decisión D2.</w:t>
+              <w:t>Requisitos del producto del enunciado (“Perfiles de usuario”); documento de arquitectura, decisión D2.</w:t>
             </w:r>
           </w:p>
         </w:tc>
@@ -3112,7 +2039,7 @@
                 <w:color w:val="auto"/>
                 <w:szCs w:val="24"/>
               </w:rPr>
-              <w:t>Un usuario válido registrado en el directorio puede iniciar sesión desde el portal web y desde el agente de escritorio con las mismas credenciales.</w:t>
+              <w:t>Un usuario válido registrado en el directorio puede iniciar sesión desde el portal web y desde los clientes nativos (escritorio y móvil) con las mismas credenciales, y cada servicio le concede o niega el acceso según el mapa de servicios de su perfil.</w:t>
             </w:r>
           </w:p>
         </w:tc>
@@ -3221,23 +2148,7 @@
           <w:color w:val="auto"/>
         </w:rPr>
         <w:lastRenderedPageBreak/>
-        <w:t>RF-</w:t>
-      </w:r>
-      <w:r>
-        <w:rPr>
-          <w:rFonts w:eastAsia="Calibri" w:cs="Times New Roman"/>
-          <w:bCs/>
-          <w:color w:val="auto"/>
-        </w:rPr>
-        <w:t>02 Portal</w:t>
-      </w:r>
-      <w:r>
-        <w:rPr>
-          <w:rFonts w:eastAsia="Calibri" w:cs="Times New Roman"/>
-          <w:bCs/>
-          <w:color w:val="auto"/>
-        </w:rPr>
-        <w:t xml:space="preserve"> web único de acceso a los servicios</w:t>
+        <w:t xml:space="preserve">RF-02 Portal web único de acceso a los servicios</w:t>
       </w:r>
       <w:bookmarkEnd w:id="5"/>
       <w:bookmarkEnd w:id="6"/>
@@ -3480,25 +2391,7 @@
                 <w:color w:val="auto"/>
                 <w:szCs w:val="24"/>
               </w:rPr>
-              <w:t>El sistema debe ofrecer un portal web (</w:t>
-            </w:r>
-            <w:proofErr w:type="spellStart"/>
-            <w:r>
-              <w:rPr>
-                <w:rFonts w:eastAsia="Calibri" w:cs="Times New Roman"/>
-                <w:color w:val="auto"/>
-                <w:szCs w:val="24"/>
-              </w:rPr>
-              <w:t>node</w:t>
-            </w:r>
-            <w:proofErr w:type="spellEnd"/>
-            <w:r>
-              <w:rPr>
-                <w:rFonts w:eastAsia="Calibri" w:cs="Times New Roman"/>
-                <w:color w:val="auto"/>
-                <w:szCs w:val="24"/>
-              </w:rPr>
-              <w:t>-web) como única puerta de entrada de los clientes hacia los servicios del producto, sin que el navegador se comunique directamente con SOAP, RMI, el repositorio o el clúster.</w:t>
+              <w:t>El sistema debe ofrecer un portal web (node-web) como única puerta de entrada del navegador (cliente web) hacia los servicios del producto, sin que el navegador se comunique directamente con SOAP, RMI, el repositorio o el clúster.</w:t>
             </w:r>
           </w:p>
         </w:tc>
@@ -3646,25 +2539,7 @@
                 <w:color w:val="auto"/>
                 <w:szCs w:val="24"/>
               </w:rPr>
-              <w:t>Documento de arquitectura, decisión D1 (“</w:t>
-            </w:r>
-            <w:proofErr w:type="spellStart"/>
-            <w:r>
-              <w:rPr>
-                <w:rFonts w:eastAsia="Calibri" w:cs="Times New Roman"/>
-                <w:color w:val="auto"/>
-                <w:szCs w:val="24"/>
-              </w:rPr>
-              <w:t>node</w:t>
-            </w:r>
-            <w:proofErr w:type="spellEnd"/>
-            <w:r>
-              <w:rPr>
-                <w:rFonts w:eastAsia="Calibri" w:cs="Times New Roman"/>
-                <w:color w:val="auto"/>
-                <w:szCs w:val="24"/>
-              </w:rPr>
-              <w:t>-web como única puerta de los clientes web”).</w:t>
+              <w:t>Documento de arquitectura, decisión D1 (“node-web como única puerta de los clientes web”).</w:t>
             </w:r>
           </w:p>
         </w:tc>
@@ -3738,25 +2613,7 @@
                 <w:color w:val="auto"/>
                 <w:szCs w:val="24"/>
               </w:rPr>
-              <w:t xml:space="preserve">Todas las peticiones del navegador hacia los servicios de autenticación, archivos, medios y trabajos HPC pasan por </w:t>
-            </w:r>
-            <w:proofErr w:type="spellStart"/>
-            <w:r>
-              <w:rPr>
-                <w:rFonts w:eastAsia="Calibri" w:cs="Times New Roman"/>
-                <w:color w:val="auto"/>
-                <w:szCs w:val="24"/>
-              </w:rPr>
-              <w:t>node</w:t>
-            </w:r>
-            <w:proofErr w:type="spellEnd"/>
-            <w:r>
-              <w:rPr>
-                <w:rFonts w:eastAsia="Calibri" w:cs="Times New Roman"/>
-                <w:color w:val="auto"/>
-                <w:szCs w:val="24"/>
-              </w:rPr>
-              <w:t>-web.</w:t>
+              <w:t xml:space="preserve">Todas las peticiones del navegador hacia los servicios de autenticación, archivos, medios y trabajos HPC pasan por node-web.</w:t>
             </w:r>
           </w:p>
         </w:tc>
@@ -3864,23 +2721,7 @@
           <w:bCs/>
           <w:color w:val="auto"/>
         </w:rPr>
-        <w:t>RF-</w:t>
-      </w:r>
-      <w:r>
-        <w:rPr>
-          <w:rFonts w:eastAsia="Calibri" w:cs="Times New Roman"/>
-          <w:bCs/>
-          <w:color w:val="auto"/>
-        </w:rPr>
-        <w:t>03 Sincronización</w:t>
-      </w:r>
-      <w:r>
-        <w:rPr>
-          <w:rFonts w:eastAsia="Calibri" w:cs="Times New Roman"/>
-          <w:bCs/>
-          <w:color w:val="auto"/>
-        </w:rPr>
-        <w:t xml:space="preserve"> automática de archivos desde el cliente de escritorio</w:t>
+        <w:t xml:space="preserve">RF-03 Sincronización automática de archivos desde el cliente de escritorio</w:t>
       </w:r>
       <w:bookmarkEnd w:id="7"/>
       <w:bookmarkEnd w:id="8"/>
@@ -4123,7 +2964,7 @@
                 <w:color w:val="auto"/>
                 <w:szCs w:val="24"/>
               </w:rPr>
-              <w:t>El sistema debe sincronizar automáticamente el árbol de directorios del cliente de escritorio con el repositorio central, pudiendo programarse en un horario establecido.</w:t>
+              <w:t>El sistema debe crear en el servidor una copia síncrona de seguridad de un directorio local del equipo de escritorio o portátil (Windows o Linux), sincronizando su árbol de directorios con el repositorio central de forma automática y transparente: en el horario que se programe y cuando el equipo se conecte a la red interna, por cable o Wi-Fi. La sincronización mantiene una versión del recurso en el servidor y cualquier cambio en una copia del cliente se refleja en todas las copias.</w:t>
             </w:r>
           </w:p>
         </w:tc>
@@ -4271,25 +3112,7 @@
                 <w:color w:val="auto"/>
                 <w:szCs w:val="24"/>
               </w:rPr>
-              <w:t xml:space="preserve">Requisitos del producto del syllabus (“File </w:t>
-            </w:r>
-            <w:proofErr w:type="spellStart"/>
-            <w:r>
-              <w:rPr>
-                <w:rFonts w:eastAsia="Calibri" w:cs="Times New Roman"/>
-                <w:color w:val="auto"/>
-                <w:szCs w:val="24"/>
-              </w:rPr>
-              <w:t>Sync</w:t>
-            </w:r>
-            <w:proofErr w:type="spellEnd"/>
-            <w:r>
-              <w:rPr>
-                <w:rFonts w:eastAsia="Calibri" w:cs="Times New Roman"/>
-                <w:color w:val="auto"/>
-                <w:szCs w:val="24"/>
-              </w:rPr>
-              <w:t>”); objetivo específico del acta de constitución.</w:t>
+              <w:t xml:space="preserve">Requisitos del producto del enunciado (“File Sync”); objetivo específico del acta de constitución.</w:t>
             </w:r>
           </w:p>
         </w:tc>
@@ -4363,7 +3186,7 @@
                 <w:color w:val="auto"/>
                 <w:szCs w:val="24"/>
               </w:rPr>
-              <w:t>Un archivo creado o modificado en el directorio local del cliente se refleja en el repositorio central sin intervención manual del usuario.</w:t>
+              <w:t>Un archivo creado, modificado o eliminado en el directorio local del cliente se refleja en el repositorio central, en el horario programado o al conectarse a la red interna, sin intervención manual del usuario; el cambio llega también a las demás copias del recurso.</w:t>
             </w:r>
           </w:p>
         </w:tc>
@@ -4471,23 +3294,7 @@
           <w:bCs/>
           <w:color w:val="auto"/>
         </w:rPr>
-        <w:t>RF-</w:t>
-      </w:r>
-      <w:r>
-        <w:rPr>
-          <w:rFonts w:eastAsia="Calibri" w:cs="Times New Roman"/>
-          <w:bCs/>
-          <w:color w:val="auto"/>
-        </w:rPr>
-        <w:t>04 Sincronización</w:t>
-      </w:r>
-      <w:r>
-        <w:rPr>
-          <w:rFonts w:eastAsia="Calibri" w:cs="Times New Roman"/>
-          <w:bCs/>
-          <w:color w:val="auto"/>
-        </w:rPr>
-        <w:t xml:space="preserve"> automática de archivos desde el cliente móvil</w:t>
+        <w:t xml:space="preserve">RF-04 Sincronización automática de archivos desde el cliente móvil</w:t>
       </w:r>
       <w:bookmarkEnd w:id="9"/>
       <w:bookmarkEnd w:id="10"/>
@@ -4730,25 +3537,7 @@
                 <w:color w:val="auto"/>
                 <w:szCs w:val="24"/>
               </w:rPr>
-              <w:t xml:space="preserve">El sistema debe sincronizar el dispositivo móvil con el repositorio central en cuanto detecte una conexión </w:t>
-            </w:r>
-            <w:proofErr w:type="spellStart"/>
-            <w:r>
-              <w:rPr>
-                <w:rFonts w:eastAsia="Calibri" w:cs="Times New Roman"/>
-                <w:color w:val="auto"/>
-                <w:szCs w:val="24"/>
-              </w:rPr>
-              <w:t>Wi</w:t>
-            </w:r>
-            <w:proofErr w:type="spellEnd"/>
-            <w:r>
-              <w:rPr>
-                <w:rFonts w:eastAsia="Calibri" w:cs="Times New Roman"/>
-                <w:color w:val="auto"/>
-                <w:szCs w:val="24"/>
-              </w:rPr>
-              <w:t>-Fi a la red interna, sin requerir que el usuario inicie la sincronización manualmente.</w:t>
+              <w:t xml:space="preserve">El sistema debe sincronizar un directorio del dispositivo móvil (Android o iOS) con el repositorio central en cuanto el dispositivo alcance una conexión Wi-Fi a la red local donde se encuentra el servidor, sin requerir que el usuario inicie la sincronización manualmente. Los datos sincronizados se guardan en el mismo Home donde están los archivos, fotos y videos del usuario.</w:t>
             </w:r>
           </w:p>
         </w:tc>
@@ -4897,25 +3686,7 @@
                 <w:color w:val="auto"/>
                 <w:szCs w:val="24"/>
               </w:rPr>
-              <w:t xml:space="preserve">Requisitos del producto del syllabus (“File </w:t>
-            </w:r>
-            <w:proofErr w:type="spellStart"/>
-            <w:r>
-              <w:rPr>
-                <w:rFonts w:eastAsia="Calibri" w:cs="Times New Roman"/>
-                <w:color w:val="auto"/>
-                <w:szCs w:val="24"/>
-              </w:rPr>
-              <w:t>Sync</w:t>
-            </w:r>
-            <w:proofErr w:type="spellEnd"/>
-            <w:r>
-              <w:rPr>
-                <w:rFonts w:eastAsia="Calibri" w:cs="Times New Roman"/>
-                <w:color w:val="auto"/>
-                <w:szCs w:val="24"/>
-              </w:rPr>
-              <w:t>”, caso del dispositivo móvil).</w:t>
+              <w:t xml:space="preserve">Requisitos del producto del enunciado (“File Sync”, caso del dispositivo móvil).</w:t>
             </w:r>
           </w:p>
         </w:tc>
@@ -4989,25 +3760,7 @@
                 <w:color w:val="auto"/>
                 <w:szCs w:val="24"/>
               </w:rPr>
-              <w:t xml:space="preserve">Al conectarse el dispositivo móvil a la red interna por </w:t>
-            </w:r>
-            <w:proofErr w:type="spellStart"/>
-            <w:r>
-              <w:rPr>
-                <w:rFonts w:eastAsia="Calibri" w:cs="Times New Roman"/>
-                <w:color w:val="auto"/>
-                <w:szCs w:val="24"/>
-              </w:rPr>
-              <w:t>Wi</w:t>
-            </w:r>
-            <w:proofErr w:type="spellEnd"/>
-            <w:r>
-              <w:rPr>
-                <w:rFonts w:eastAsia="Calibri" w:cs="Times New Roman"/>
-                <w:color w:val="auto"/>
-                <w:szCs w:val="24"/>
-              </w:rPr>
-              <w:t>-Fi, la sincronización se ejecuta automáticamente sin acción del usuario.</w:t>
+              <w:t xml:space="preserve">Al conectarse el dispositivo móvil a la red interna por Wi-Fi, la sincronización se ejecuta automáticamente sin acción del usuario.</w:t>
             </w:r>
           </w:p>
         </w:tc>
@@ -5115,23 +3868,7 @@
           <w:bCs/>
           <w:color w:val="auto"/>
         </w:rPr>
-        <w:t>RF-</w:t>
-      </w:r>
-      <w:r>
-        <w:rPr>
-          <w:rFonts w:eastAsia="Calibri" w:cs="Times New Roman"/>
-          <w:bCs/>
-          <w:color w:val="auto"/>
-        </w:rPr>
-        <w:t>05 Cuota</w:t>
-      </w:r>
-      <w:r>
-        <w:rPr>
-          <w:rFonts w:eastAsia="Calibri" w:cs="Times New Roman"/>
-          <w:bCs/>
-          <w:color w:val="auto"/>
-        </w:rPr>
-        <w:t xml:space="preserve"> de almacenamiento parametrizada por usuario</w:t>
+        <w:t xml:space="preserve">RF-05 Cuota de almacenamiento parametrizada por usuario</w:t>
       </w:r>
       <w:bookmarkEnd w:id="11"/>
       <w:bookmarkEnd w:id="12"/>
@@ -5374,7 +4111,7 @@
                 <w:color w:val="auto"/>
                 <w:szCs w:val="24"/>
               </w:rPr>
-              <w:t>El sistema debe asignar a cada usuario un espacio Home con una cuota máxima parametrizable, que no puede ser superada por los archivos sincronizados o cargados.</w:t>
+              <w:t>El sistema debe asignar a cada usuario un espacio Home parametrizado en el sistema, con una cuota máxima que no puede ser superada por los archivos sincronizados o cargados. El Home es el mismo espacio donde se guardan los directorios sincronizados de copia de seguridad y los archivos cargados por formulario.</w:t>
             </w:r>
           </w:p>
         </w:tc>
@@ -5522,25 +4259,7 @@
                 <w:color w:val="auto"/>
                 <w:szCs w:val="24"/>
               </w:rPr>
-              <w:t>Requisitos del producto del syllabus (“</w:t>
-            </w:r>
-            <w:proofErr w:type="spellStart"/>
-            <w:r>
-              <w:rPr>
-                <w:rFonts w:eastAsia="Calibri" w:cs="Times New Roman"/>
-                <w:color w:val="auto"/>
-                <w:szCs w:val="24"/>
-              </w:rPr>
-              <w:t>Shared</w:t>
-            </w:r>
-            <w:proofErr w:type="spellEnd"/>
-            <w:r>
-              <w:rPr>
-                <w:rFonts w:eastAsia="Calibri" w:cs="Times New Roman"/>
-                <w:color w:val="auto"/>
-                <w:szCs w:val="24"/>
-              </w:rPr>
-              <w:t xml:space="preserve"> File”, espacio Home parametrizado).</w:t>
+              <w:t xml:space="preserve">Requisitos del producto del enunciado (“Shared File”, espacio Home parametrizado).</w:t>
             </w:r>
           </w:p>
         </w:tc>
@@ -5722,23 +4441,7 @@
           <w:bCs/>
           <w:color w:val="auto"/>
         </w:rPr>
-        <w:t>RF-</w:t>
-      </w:r>
-      <w:r>
-        <w:rPr>
-          <w:rFonts w:eastAsia="Calibri" w:cs="Times New Roman"/>
-          <w:bCs/>
-          <w:color w:val="auto"/>
-        </w:rPr>
-        <w:t>06 Compartición</w:t>
-      </w:r>
-      <w:r>
-        <w:rPr>
-          <w:rFonts w:eastAsia="Calibri" w:cs="Times New Roman"/>
-          <w:bCs/>
-          <w:color w:val="auto"/>
-        </w:rPr>
-        <w:t xml:space="preserve"> de archivos con permisos tipo Unix</w:t>
+        <w:t xml:space="preserve">RF-06 Compartición de archivos con permisos tipo Unix</w:t>
       </w:r>
       <w:bookmarkEnd w:id="13"/>
       <w:bookmarkEnd w:id="14"/>
@@ -5981,7 +4684,7 @@
                 <w:color w:val="auto"/>
                 <w:szCs w:val="24"/>
               </w:rPr>
-              <w:t>El sistema debe permitir compartir archivos cargados o sincronizados hacia otros usuarios del sistema, respetando el código Unix de permisos de archivos y directorios, mediante un servicio implementado en Java RMI.</w:t>
+              <w:t>El sistema debe proveer una interfaz para cargar archivos por formulario al Home del usuario y permitir compartir los archivos y directorios cargados o sincronizados con otros usuarios (o grupos) del sistema, respetando el código Unix de permisos de archivos y directorios (propietario, grupo y otros; lectura, escritura y ejecución).</w:t>
             </w:r>
           </w:p>
         </w:tc>
@@ -6129,43 +4832,7 @@
                 <w:color w:val="auto"/>
                 <w:szCs w:val="24"/>
               </w:rPr>
-              <w:t>Requisitos del producto del syllabus (“</w:t>
-            </w:r>
-            <w:proofErr w:type="spellStart"/>
-            <w:r>
-              <w:rPr>
-                <w:rFonts w:eastAsia="Calibri" w:cs="Times New Roman"/>
-                <w:color w:val="auto"/>
-                <w:szCs w:val="24"/>
-              </w:rPr>
-              <w:t>Shared</w:t>
-            </w:r>
-            <w:proofErr w:type="spellEnd"/>
-            <w:r>
-              <w:rPr>
-                <w:rFonts w:eastAsia="Calibri" w:cs="Times New Roman"/>
-                <w:color w:val="auto"/>
-                <w:szCs w:val="24"/>
-              </w:rPr>
-              <w:t xml:space="preserve"> File”); documento de arquitectura (</w:t>
-            </w:r>
-            <w:proofErr w:type="spellStart"/>
-            <w:r>
-              <w:rPr>
-                <w:rFonts w:eastAsia="Calibri" w:cs="Times New Roman"/>
-                <w:color w:val="auto"/>
-                <w:szCs w:val="24"/>
-              </w:rPr>
-              <w:t>node-rmi</w:t>
-            </w:r>
-            <w:proofErr w:type="spellEnd"/>
-            <w:r>
-              <w:rPr>
-                <w:rFonts w:eastAsia="Calibri" w:cs="Times New Roman"/>
-                <w:color w:val="auto"/>
-                <w:szCs w:val="24"/>
-              </w:rPr>
-              <w:t>, gestor-cluster.jar).</w:t>
+              <w:t xml:space="preserve">Requisitos del producto del enunciado (“Shared File”); documento de arquitectura (shared-file-svc en node-repository; permisos Unix aplicados por Distributed Storage).</w:t>
             </w:r>
           </w:p>
         </w:tc>
@@ -6348,23 +5015,7 @@
           <w:color w:val="auto"/>
         </w:rPr>
         <w:lastRenderedPageBreak/>
-        <w:t>RF-</w:t>
-      </w:r>
-      <w:r>
-        <w:rPr>
-          <w:rFonts w:eastAsia="Calibri" w:cs="Times New Roman"/>
-          <w:bCs/>
-          <w:color w:val="auto"/>
-        </w:rPr>
-        <w:t>07 Gestión</w:t>
-      </w:r>
-      <w:r>
-        <w:rPr>
-          <w:rFonts w:eastAsia="Calibri" w:cs="Times New Roman"/>
-          <w:bCs/>
-          <w:color w:val="auto"/>
-        </w:rPr>
-        <w:t xml:space="preserve"> y presentación del álbum de fotografías</w:t>
+        <w:t xml:space="preserve">RF-07 Gestión y presentación del álbum de fotografías</w:t>
       </w:r>
       <w:bookmarkEnd w:id="15"/>
       <w:bookmarkEnd w:id="16"/>
@@ -6607,43 +5258,7 @@
                 <w:color w:val="auto"/>
                 <w:szCs w:val="24"/>
               </w:rPr>
-              <w:t>El sistema debe permitir explorar, ordenar y presentar las imágenes almacenadas en el Home del usuario a través de una interfaz web (</w:t>
-            </w:r>
-            <w:proofErr w:type="spellStart"/>
-            <w:r>
-              <w:rPr>
-                <w:rFonts w:eastAsia="Calibri" w:cs="Times New Roman"/>
-                <w:color w:val="auto"/>
-                <w:szCs w:val="24"/>
-              </w:rPr>
-              <w:t>Photo</w:t>
-            </w:r>
-            <w:proofErr w:type="spellEnd"/>
-            <w:r>
-              <w:rPr>
-                <w:rFonts w:eastAsia="Calibri" w:cs="Times New Roman"/>
-                <w:color w:val="auto"/>
-                <w:szCs w:val="24"/>
-              </w:rPr>
-              <w:t xml:space="preserve"> </w:t>
-            </w:r>
-            <w:proofErr w:type="spellStart"/>
-            <w:r>
-              <w:rPr>
-                <w:rFonts w:eastAsia="Calibri" w:cs="Times New Roman"/>
-                <w:color w:val="auto"/>
-                <w:szCs w:val="24"/>
-              </w:rPr>
-              <w:t>Album</w:t>
-            </w:r>
-            <w:proofErr w:type="spellEnd"/>
-            <w:r>
-              <w:rPr>
-                <w:rFonts w:eastAsia="Calibri" w:cs="Times New Roman"/>
-                <w:color w:val="auto"/>
-                <w:szCs w:val="24"/>
-              </w:rPr>
-              <w:t>), a los usuarios autorizados del sistema.</w:t>
+              <w:t xml:space="preserve">El sistema debe ofrecer un servicio de álbum de fotografías (Photo Album) que funcione sobre la web y permita explorar en el Home las imágenes del usuario y las compartidas con él, buscarlas, clasificarlas y ordenarlas, organizarlas en álbumes y presentarlas a los usuarios autorizados del sistema. Las imágenes deben poder compartirse tanto interna (con otros usuarios del sistema) como externamente.</w:t>
             </w:r>
           </w:p>
         </w:tc>
@@ -6791,43 +5406,7 @@
                 <w:color w:val="auto"/>
                 <w:szCs w:val="24"/>
               </w:rPr>
-              <w:t>Requisitos del producto del syllabus (“</w:t>
-            </w:r>
-            <w:proofErr w:type="spellStart"/>
-            <w:r>
-              <w:rPr>
-                <w:rFonts w:eastAsia="Calibri" w:cs="Times New Roman"/>
-                <w:color w:val="auto"/>
-                <w:szCs w:val="24"/>
-              </w:rPr>
-              <w:t>Photo</w:t>
-            </w:r>
-            <w:proofErr w:type="spellEnd"/>
-            <w:r>
-              <w:rPr>
-                <w:rFonts w:eastAsia="Calibri" w:cs="Times New Roman"/>
-                <w:color w:val="auto"/>
-                <w:szCs w:val="24"/>
-              </w:rPr>
-              <w:t xml:space="preserve"> </w:t>
-            </w:r>
-            <w:proofErr w:type="spellStart"/>
-            <w:r>
-              <w:rPr>
-                <w:rFonts w:eastAsia="Calibri" w:cs="Times New Roman"/>
-                <w:color w:val="auto"/>
-                <w:szCs w:val="24"/>
-              </w:rPr>
-              <w:t>Album</w:t>
-            </w:r>
-            <w:proofErr w:type="spellEnd"/>
-            <w:r>
-              <w:rPr>
-                <w:rFonts w:eastAsia="Calibri" w:cs="Times New Roman"/>
-                <w:color w:val="auto"/>
-                <w:szCs w:val="24"/>
-              </w:rPr>
-              <w:t>”).</w:t>
+              <w:t xml:space="preserve">Requisitos del producto del enunciado (“Photo Album”).</w:t>
             </w:r>
           </w:p>
         </w:tc>
@@ -6901,7 +5480,7 @@
                 <w:color w:val="auto"/>
                 <w:szCs w:val="24"/>
               </w:rPr>
-              <w:t>Un usuario autorizado puede ver, ordenar y explorar desde el navegador las imágenes almacenadas en su Home o compartidas con él.</w:t>
+              <w:t>Un usuario autorizado puede, desde el navegador, explorar, buscar, ordenar y presentar las imágenes de su Home o compartidas con él, y compartir una imagen con otro usuario del sistema o con una persona externa.</w:t>
             </w:r>
           </w:p>
         </w:tc>
@@ -7009,23 +5588,7 @@
           <w:bCs/>
           <w:color w:val="auto"/>
         </w:rPr>
-        <w:t>RF-</w:t>
-      </w:r>
-      <w:r>
-        <w:rPr>
-          <w:rFonts w:eastAsia="Calibri" w:cs="Times New Roman"/>
-          <w:bCs/>
-          <w:color w:val="auto"/>
-        </w:rPr>
-        <w:t>08 Transmisión</w:t>
-      </w:r>
-      <w:r>
-        <w:rPr>
-          <w:rFonts w:eastAsia="Calibri" w:cs="Times New Roman"/>
-          <w:bCs/>
-          <w:color w:val="auto"/>
-        </w:rPr>
-        <w:t xml:space="preserve"> de video con control de acceso</w:t>
+        <w:t xml:space="preserve">RF-08 Transmisión de video con control de acceso</w:t>
       </w:r>
       <w:bookmarkEnd w:id="17"/>
       <w:bookmarkEnd w:id="18"/>
@@ -7268,7 +5831,7 @@
                 <w:color w:val="auto"/>
                 <w:szCs w:val="24"/>
               </w:rPr>
-              <w:t>El sistema debe ofrecer un servicio de streaming (SOAP) que permita a los usuarios autorizados compartir y reproducir videos de presentaciones científicas, con control de acceso y gestión de permisos.</w:t>
+              <w:t>El sistema debe ofrecer un servicio de streaming, similar al de imágenes, que permita explorar y ordenar los videos almacenados en el Home y difundirlos (streaming) con reproducción fluida a los usuarios autorizados, con control de acceso y gestión de permisos, de modo que los científicos puedan compartir videos para presentaciones empresariales.</w:t>
             </w:r>
           </w:p>
         </w:tc>
@@ -7416,7 +5979,7 @@
                 <w:color w:val="auto"/>
                 <w:szCs w:val="24"/>
               </w:rPr>
-              <w:t>Requisitos del producto del syllabus (“Streaming”).</w:t>
+              <w:t>Requisitos del producto del enunciado (“Streaming”).</w:t>
             </w:r>
           </w:p>
         </w:tc>
@@ -7490,7 +6053,7 @@
                 <w:color w:val="auto"/>
                 <w:szCs w:val="24"/>
               </w:rPr>
-              <w:t>Un video solo puede reproducirse por usuarios autorizados, y un usuario no autorizado recibe un rechazo explícito de acceso.</w:t>
+              <w:t>Un video se reproduce de forma fluida, con avance y retroceso, solo para los usuarios autorizados; un usuario no autorizado recibe un rechazo explícito de acceso, y el catálogo de videos se puede ordenar.</w:t>
             </w:r>
           </w:p>
         </w:tc>
@@ -7598,23 +6161,7 @@
           <w:bCs/>
           <w:color w:val="auto"/>
         </w:rPr>
-        <w:t>RF-</w:t>
-      </w:r>
-      <w:r>
-        <w:rPr>
-          <w:rFonts w:eastAsia="Calibri" w:cs="Times New Roman"/>
-          <w:bCs/>
-          <w:color w:val="auto"/>
-        </w:rPr>
-        <w:t>09 Envío</w:t>
-      </w:r>
-      <w:r>
-        <w:rPr>
-          <w:rFonts w:eastAsia="Calibri" w:cs="Times New Roman"/>
-          <w:bCs/>
-          <w:color w:val="auto"/>
-        </w:rPr>
-        <w:t xml:space="preserve"> y ejecución de trabajos paralelos en el clúster HPC</w:t>
+        <w:t xml:space="preserve">RF-09 Envío y ejecución de trabajos paralelos en el clúster HPC</w:t>
       </w:r>
       <w:bookmarkEnd w:id="19"/>
       <w:bookmarkEnd w:id="20"/>
@@ -7857,79 +6404,7 @@
                 <w:color w:val="auto"/>
                 <w:szCs w:val="24"/>
               </w:rPr>
-              <w:t xml:space="preserve">El sistema debe permitir a un usuario autorizado enviar código fuente y conjuntos de datos para su procesamiento en paralelo mediante MPI sobre el clúster HPC, a través del servicio </w:t>
-            </w:r>
-            <w:proofErr w:type="spellStart"/>
-            <w:r>
-              <w:rPr>
-                <w:rFonts w:eastAsia="Calibri" w:cs="Times New Roman"/>
-                <w:color w:val="auto"/>
-                <w:szCs w:val="24"/>
-              </w:rPr>
-              <w:t>gRPC</w:t>
-            </w:r>
-            <w:proofErr w:type="spellEnd"/>
-            <w:r>
-              <w:rPr>
-                <w:rFonts w:eastAsia="Calibri" w:cs="Times New Roman"/>
-                <w:color w:val="auto"/>
-                <w:szCs w:val="24"/>
-              </w:rPr>
-              <w:t xml:space="preserve"> de </w:t>
-            </w:r>
-            <w:proofErr w:type="spellStart"/>
-            <w:r>
-              <w:rPr>
-                <w:rFonts w:eastAsia="Calibri" w:cs="Times New Roman"/>
-                <w:color w:val="auto"/>
-                <w:szCs w:val="24"/>
-              </w:rPr>
-              <w:t>node-rmi</w:t>
-            </w:r>
-            <w:proofErr w:type="spellEnd"/>
-            <w:r>
-              <w:rPr>
-                <w:rFonts w:eastAsia="Calibri" w:cs="Times New Roman"/>
-                <w:color w:val="auto"/>
-                <w:szCs w:val="24"/>
-              </w:rPr>
-              <w:t xml:space="preserve"> hacia </w:t>
-            </w:r>
-            <w:proofErr w:type="spellStart"/>
-            <w:r>
-              <w:rPr>
-                <w:rFonts w:eastAsia="Calibri" w:cs="Times New Roman"/>
-                <w:color w:val="auto"/>
-                <w:szCs w:val="24"/>
-              </w:rPr>
-              <w:t>hpc</w:t>
-            </w:r>
-            <w:proofErr w:type="spellEnd"/>
-            <w:r>
-              <w:rPr>
-                <w:rFonts w:eastAsia="Calibri" w:cs="Times New Roman"/>
-                <w:color w:val="auto"/>
-                <w:szCs w:val="24"/>
-              </w:rPr>
-              <w:t>-</w:t>
-            </w:r>
-            <w:proofErr w:type="gramStart"/>
-            <w:r>
-              <w:rPr>
-                <w:rFonts w:eastAsia="Calibri" w:cs="Times New Roman"/>
-                <w:color w:val="auto"/>
-                <w:szCs w:val="24"/>
-              </w:rPr>
-              <w:t>master</w:t>
-            </w:r>
-            <w:proofErr w:type="gramEnd"/>
-            <w:r>
-              <w:rPr>
-                <w:rFonts w:eastAsia="Calibri" w:cs="Times New Roman"/>
-                <w:color w:val="auto"/>
-                <w:szCs w:val="24"/>
-              </w:rPr>
-              <w:t>.</w:t>
+              <w:t xml:space="preserve">El sistema debe recibir el código fuente y los conjuntos de datos que envía un usuario autorizado y procesarlos en paralelo mediante MPI sobre el clúster HPC de la infraestructura en malla (Grid), de manera adecuada y escalable, a través del gestor del clúster en Java RMI (node-rmi) hacia hpc-master.</w:t>
             </w:r>
           </w:p>
         </w:tc>
@@ -8078,61 +6553,7 @@
                 <w:color w:val="auto"/>
                 <w:szCs w:val="24"/>
               </w:rPr>
-              <w:t xml:space="preserve">Situación problemática y requerimientos del syllabus (procesamiento de código en paralelo mediante MPI); documento de arquitectura (job-api.jar, </w:t>
-            </w:r>
-            <w:proofErr w:type="spellStart"/>
-            <w:r>
-              <w:rPr>
-                <w:rFonts w:eastAsia="Calibri" w:cs="Times New Roman"/>
-                <w:color w:val="auto"/>
-                <w:szCs w:val="24"/>
-              </w:rPr>
-              <w:t>hpc</w:t>
-            </w:r>
-            <w:proofErr w:type="spellEnd"/>
-            <w:r>
-              <w:rPr>
-                <w:rFonts w:eastAsia="Calibri" w:cs="Times New Roman"/>
-                <w:color w:val="auto"/>
-                <w:szCs w:val="24"/>
-              </w:rPr>
-              <w:t>-</w:t>
-            </w:r>
-            <w:proofErr w:type="gramStart"/>
-            <w:r>
-              <w:rPr>
-                <w:rFonts w:eastAsia="Calibri" w:cs="Times New Roman"/>
-                <w:color w:val="auto"/>
-                <w:szCs w:val="24"/>
-              </w:rPr>
-              <w:t>master</w:t>
-            </w:r>
-            <w:proofErr w:type="gramEnd"/>
-            <w:r>
-              <w:rPr>
-                <w:rFonts w:eastAsia="Calibri" w:cs="Times New Roman"/>
-                <w:color w:val="auto"/>
-                <w:szCs w:val="24"/>
-              </w:rPr>
-              <w:t xml:space="preserve">, </w:t>
-            </w:r>
-            <w:proofErr w:type="spellStart"/>
-            <w:r>
-              <w:rPr>
-                <w:rFonts w:eastAsia="Calibri" w:cs="Times New Roman"/>
-                <w:color w:val="auto"/>
-                <w:szCs w:val="24"/>
-              </w:rPr>
-              <w:t>hpc-worker</w:t>
-            </w:r>
-            <w:proofErr w:type="spellEnd"/>
-            <w:r>
-              <w:rPr>
-                <w:rFonts w:eastAsia="Calibri" w:cs="Times New Roman"/>
-                <w:color w:val="auto"/>
-                <w:szCs w:val="24"/>
-              </w:rPr>
-              <w:t>).</w:t>
+              <w:t xml:space="preserve">Situación problemática y requerimientos del enunciado (procesamiento de código en paralelo mediante MPI); documento de arquitectura (gestor-cluster.jar, job-api.jar, job-runner.jar, hpc-master, hpc-worker); Figura 1 (“RMI Server Java Cluster”).</w:t>
             </w:r>
           </w:p>
         </w:tc>
@@ -8314,23 +6735,7 @@
           <w:bCs/>
           <w:color w:val="auto"/>
         </w:rPr>
-        <w:t>RF-</w:t>
-      </w:r>
-      <w:r>
-        <w:rPr>
-          <w:rFonts w:eastAsia="Calibri" w:cs="Times New Roman"/>
-          <w:bCs/>
-          <w:color w:val="auto"/>
-        </w:rPr>
-        <w:t>10 Consulta</w:t>
-      </w:r>
-      <w:r>
-        <w:rPr>
-          <w:rFonts w:eastAsia="Calibri" w:cs="Times New Roman"/>
-          <w:bCs/>
-          <w:color w:val="auto"/>
-        </w:rPr>
-        <w:t xml:space="preserve"> del estado de ejecución de un trabajo HPC</w:t>
+        <w:t xml:space="preserve">RF-10 Consulta del estado de ejecución de un trabajo HPC</w:t>
       </w:r>
       <w:bookmarkEnd w:id="21"/>
       <w:bookmarkEnd w:id="22"/>
@@ -8573,25 +6978,7 @@
                 <w:color w:val="auto"/>
                 <w:szCs w:val="24"/>
               </w:rPr>
-              <w:t xml:space="preserve">El sistema debe informar al usuario, mediante un mecanismo de </w:t>
-            </w:r>
-            <w:proofErr w:type="spellStart"/>
-            <w:r>
-              <w:rPr>
-                <w:rFonts w:eastAsia="Calibri" w:cs="Times New Roman"/>
-                <w:color w:val="auto"/>
-                <w:szCs w:val="24"/>
-              </w:rPr>
-              <w:t>callback</w:t>
-            </w:r>
-            <w:proofErr w:type="spellEnd"/>
-            <w:r>
-              <w:rPr>
-                <w:rFonts w:eastAsia="Calibri" w:cs="Times New Roman"/>
-                <w:color w:val="auto"/>
-                <w:szCs w:val="24"/>
-              </w:rPr>
-              <w:t>, el estado de ejecución de un trabajo enviado al clúster (en cola, en ejecución, finalizado o con error).</w:t>
+              <w:t xml:space="preserve">El sistema debe permitir al usuario consultar en cualquier momento, a través del gestor del clúster (RMI, expuesto por job-api), el estado de ejecución de un trabajo enviado al clúster (en cola, en ejecución, completado, fallido o cancelado), sus registros de ejecución y la ubicación de su resultado en el Home.</w:t>
             </w:r>
           </w:p>
         </w:tc>
@@ -8739,79 +7126,7 @@
                 <w:color w:val="auto"/>
                 <w:szCs w:val="24"/>
               </w:rPr>
-              <w:t xml:space="preserve">Documento de arquitectura, ruta de comunicación </w:t>
-            </w:r>
-            <w:proofErr w:type="spellStart"/>
-            <w:r>
-              <w:rPr>
-                <w:rFonts w:eastAsia="Calibri" w:cs="Times New Roman"/>
-                <w:color w:val="auto"/>
-                <w:szCs w:val="24"/>
-              </w:rPr>
-              <w:t>node-rmi</w:t>
-            </w:r>
-            <w:proofErr w:type="spellEnd"/>
-            <w:r>
-              <w:rPr>
-                <w:rFonts w:eastAsia="Calibri" w:cs="Times New Roman"/>
-                <w:color w:val="auto"/>
-                <w:szCs w:val="24"/>
-              </w:rPr>
-              <w:t xml:space="preserve"> → </w:t>
-            </w:r>
-            <w:proofErr w:type="spellStart"/>
-            <w:r>
-              <w:rPr>
-                <w:rFonts w:eastAsia="Calibri" w:cs="Times New Roman"/>
-                <w:color w:val="auto"/>
-                <w:szCs w:val="24"/>
-              </w:rPr>
-              <w:t>hpc</w:t>
-            </w:r>
-            <w:proofErr w:type="spellEnd"/>
-            <w:r>
-              <w:rPr>
-                <w:rFonts w:eastAsia="Calibri" w:cs="Times New Roman"/>
-                <w:color w:val="auto"/>
-                <w:szCs w:val="24"/>
-              </w:rPr>
-              <w:t>-</w:t>
-            </w:r>
-            <w:proofErr w:type="gramStart"/>
-            <w:r>
-              <w:rPr>
-                <w:rFonts w:eastAsia="Calibri" w:cs="Times New Roman"/>
-                <w:color w:val="auto"/>
-                <w:szCs w:val="24"/>
-              </w:rPr>
-              <w:t>master</w:t>
-            </w:r>
-            <w:proofErr w:type="gramEnd"/>
-            <w:r>
-              <w:rPr>
-                <w:rFonts w:eastAsia="Calibri" w:cs="Times New Roman"/>
-                <w:color w:val="auto"/>
-                <w:szCs w:val="24"/>
-              </w:rPr>
-              <w:t xml:space="preserve"> (“envío del trabajo y </w:t>
-            </w:r>
-            <w:proofErr w:type="spellStart"/>
-            <w:r>
-              <w:rPr>
-                <w:rFonts w:eastAsia="Calibri" w:cs="Times New Roman"/>
-                <w:color w:val="auto"/>
-                <w:szCs w:val="24"/>
-              </w:rPr>
-              <w:t>callback</w:t>
-            </w:r>
-            <w:proofErr w:type="spellEnd"/>
-            <w:r>
-              <w:rPr>
-                <w:rFonts w:eastAsia="Calibri" w:cs="Times New Roman"/>
-                <w:color w:val="auto"/>
-                <w:szCs w:val="24"/>
-              </w:rPr>
-              <w:t xml:space="preserve"> de estado”).</w:t>
+              <w:t xml:space="preserve">Documento de arquitectura, ruta de comunicación node-rmi → hpc-master; Contrato_HPC (ConsultarEstadoTrabajo, ObtenerResultado, ObtenerLogsTrabajo).</w:t>
             </w:r>
           </w:p>
         </w:tc>
@@ -8993,23 +7308,7 @@
           <w:bCs/>
           <w:color w:val="auto"/>
         </w:rPr>
-        <w:t>RF-</w:t>
-      </w:r>
-      <w:r>
-        <w:rPr>
-          <w:rFonts w:eastAsia="Calibri" w:cs="Times New Roman"/>
-          <w:bCs/>
-          <w:color w:val="auto"/>
-        </w:rPr>
-        <w:t>11 Cifrado</w:t>
-      </w:r>
-      <w:r>
-        <w:rPr>
-          <w:rFonts w:eastAsia="Calibri" w:cs="Times New Roman"/>
-          <w:bCs/>
-          <w:color w:val="auto"/>
-        </w:rPr>
-        <w:t xml:space="preserve"> asimétrico de las copias de seguridad</w:t>
+        <w:t xml:space="preserve">RF-11 Cifrado asimétrico de las copias de seguridad</w:t>
       </w:r>
       <w:bookmarkEnd w:id="23"/>
       <w:bookmarkEnd w:id="24"/>
@@ -9400,7 +7699,7 @@
                 <w:color w:val="auto"/>
                 <w:szCs w:val="24"/>
               </w:rPr>
-              <w:t>Requisitos del producto del syllabus (“Seguridad informática aplicada a la solución”); documento de arquitectura, decisión D6.</w:t>
+              <w:t>Requisitos del producto del enunciado (“Seguridad informática aplicada a la solución”); documento de arquitectura, decisión D6.</w:t>
             </w:r>
           </w:p>
         </w:tc>
@@ -9583,23 +7882,7 @@
           <w:color w:val="auto"/>
         </w:rPr>
         <w:lastRenderedPageBreak/>
-        <w:t>RF-</w:t>
-      </w:r>
-      <w:r>
-        <w:rPr>
-          <w:rFonts w:eastAsia="Calibri" w:cs="Times New Roman"/>
-          <w:bCs/>
-          <w:color w:val="auto"/>
-        </w:rPr>
-        <w:t>12 Autenticación</w:t>
-      </w:r>
-      <w:r>
-        <w:rPr>
-          <w:rFonts w:eastAsia="Calibri" w:cs="Times New Roman"/>
-          <w:bCs/>
-          <w:color w:val="auto"/>
-        </w:rPr>
-        <w:t xml:space="preserve"> multifactor o basada en token para los clientes</w:t>
+        <w:t xml:space="preserve">RF-12 Autenticación multifactor o basada en token para los clientes</w:t>
       </w:r>
       <w:bookmarkEnd w:id="25"/>
       <w:bookmarkEnd w:id="26"/>
@@ -9842,7 +8125,7 @@
                 <w:color w:val="auto"/>
                 <w:szCs w:val="24"/>
               </w:rPr>
-              <w:t>El sistema debe autenticar a los clientes de escritorio y móviles mediante controles basados en token o múltiple factor, en lugar de solo usuario y contraseña.</w:t>
+              <w:t>El sistema debe autenticar a los clientes (web, escritorio y móvil) mediante controles basados en token o múltiple factor, en lugar de solo usuario y contraseña.</w:t>
             </w:r>
           </w:p>
         </w:tc>
@@ -9990,7 +8273,7 @@
                 <w:color w:val="auto"/>
                 <w:szCs w:val="24"/>
               </w:rPr>
-              <w:t>Requisitos del producto del syllabus (“Seguridad informática aplicada a la solución”).</w:t>
+              <w:t>Requisitos del producto del enunciado (“Seguridad informática aplicada a la solución”).</w:t>
             </w:r>
           </w:p>
         </w:tc>
@@ -10064,7 +8347,7 @@
                 <w:color w:val="auto"/>
                 <w:szCs w:val="24"/>
               </w:rPr>
-              <w:t>Un intento de inicio de sesión desde un cliente de escritorio o móvil exige, además de la contraseña, un segundo factor o un token válido.</w:t>
+              <w:t>Tras validar las credenciales, el cliente recibe un token firmado con vigencia limitada (o se le exige un segundo factor), y todas las peticiones posteriores a los servicios se autorizan con ese token; una petición sin token válido es rechazada.</w:t>
             </w:r>
           </w:p>
         </w:tc>
@@ -10172,23 +8455,7 @@
           <w:bCs/>
           <w:color w:val="auto"/>
         </w:rPr>
-        <w:t>RF-</w:t>
-      </w:r>
-      <w:r>
-        <w:rPr>
-          <w:rFonts w:eastAsia="Calibri" w:cs="Times New Roman"/>
-          <w:bCs/>
-          <w:color w:val="auto"/>
-        </w:rPr>
-        <w:t>13 Monitoreo</w:t>
-      </w:r>
-      <w:r>
-        <w:rPr>
-          <w:rFonts w:eastAsia="Calibri" w:cs="Times New Roman"/>
-          <w:bCs/>
-          <w:color w:val="auto"/>
-        </w:rPr>
-        <w:t xml:space="preserve"> en tiempo real de la infraestructura</w:t>
+        <w:t xml:space="preserve">RF-13 Monitoreo en tiempo real de la infraestructura</w:t>
       </w:r>
       <w:bookmarkEnd w:id="27"/>
       <w:bookmarkEnd w:id="28"/>
@@ -10431,7 +8698,7 @@
                 <w:color w:val="auto"/>
                 <w:szCs w:val="24"/>
               </w:rPr>
-              <w:t>El sistema debe incluir un módulo de monitoreo, accesible vía web, que reporte en tiempo real la ocupación de recursos (CPU, memoria, almacenamiento), la carga de trabajos y la disponibilidad de los servicios de toda la infraestructura, no solo del clúster.</w:t>
+              <w:t>El sistema debe incluir un módulo de monitoreo integral, accesible vía web, que permita hacer seguimiento al servicio de HPC y a los demás componentes de la infraestructura con estadísticas de uso en tiempo real: ocupación de recursos (CPU, memoria, almacenamiento), carga de trabajos, tiempos de ejecución y disponibilidad de los servicios.</w:t>
             </w:r>
           </w:p>
         </w:tc>
@@ -10579,43 +8846,7 @@
                 <w:color w:val="auto"/>
                 <w:szCs w:val="24"/>
               </w:rPr>
-              <w:t>Requisitos del producto del syllabus (“Monitoreo del Sistema”); documento de arquitectura (</w:t>
-            </w:r>
-            <w:proofErr w:type="spellStart"/>
-            <w:r>
-              <w:rPr>
-                <w:rFonts w:eastAsia="Calibri" w:cs="Times New Roman"/>
-                <w:color w:val="auto"/>
-                <w:szCs w:val="24"/>
-              </w:rPr>
-              <w:t>node</w:t>
-            </w:r>
-            <w:proofErr w:type="spellEnd"/>
-            <w:r>
-              <w:rPr>
-                <w:rFonts w:eastAsia="Calibri" w:cs="Times New Roman"/>
-                <w:color w:val="auto"/>
-                <w:szCs w:val="24"/>
-              </w:rPr>
-              <w:t>-monitoreo, Prometheus/</w:t>
-            </w:r>
-            <w:proofErr w:type="spellStart"/>
-            <w:r>
-              <w:rPr>
-                <w:rFonts w:eastAsia="Calibri" w:cs="Times New Roman"/>
-                <w:color w:val="auto"/>
-                <w:szCs w:val="24"/>
-              </w:rPr>
-              <w:t>Grafana</w:t>
-            </w:r>
-            <w:proofErr w:type="spellEnd"/>
-            <w:r>
-              <w:rPr>
-                <w:rFonts w:eastAsia="Calibri" w:cs="Times New Roman"/>
-                <w:color w:val="auto"/>
-                <w:szCs w:val="24"/>
-              </w:rPr>
-              <w:t>).</w:t>
+              <w:t>Requisitos del producto del enunciado (“Monitoreo del Sistema”); documento de arquitectura (node-monitoreo, Prometheus/Grafana).</w:t>
             </w:r>
           </w:p>
         </w:tc>
@@ -10689,7 +8920,7 @@
                 <w:color w:val="auto"/>
                 <w:szCs w:val="24"/>
               </w:rPr>
-              <w:t>El panel de monitoreo muestra métricas actualizadas de CPU, memoria, almacenamiento y disponibilidad de cada nodo de la infraestructura.</w:t>
+              <w:t>El panel de monitoreo muestra métricas actualizadas de CPU, memoria, almacenamiento y disponibilidad de cada nodo y servicio de la infraestructura, y la carga y los tiempos de ejecución de los trabajos HPC.</w:t>
             </w:r>
           </w:p>
         </w:tc>
@@ -10797,23 +9028,7 @@
           <w:bCs/>
           <w:color w:val="auto"/>
         </w:rPr>
-        <w:t>RF-</w:t>
-      </w:r>
-      <w:r>
-        <w:rPr>
-          <w:rFonts w:eastAsia="Calibri" w:cs="Times New Roman"/>
-          <w:bCs/>
-          <w:color w:val="auto"/>
-        </w:rPr>
-        <w:t>14 Alertas</w:t>
-      </w:r>
-      <w:r>
-        <w:rPr>
-          <w:rFonts w:eastAsia="Calibri" w:cs="Times New Roman"/>
-          <w:bCs/>
-          <w:color w:val="auto"/>
-        </w:rPr>
-        <w:t xml:space="preserve"> configurables sobre el estado de la infraestructura</w:t>
+        <w:t xml:space="preserve">RF-14 Alertas configurables sobre el estado de la infraestructura</w:t>
       </w:r>
       <w:bookmarkEnd w:id="29"/>
       <w:bookmarkEnd w:id="30"/>
@@ -11205,7 +9420,7 @@
                 <w:color w:val="auto"/>
                 <w:szCs w:val="24"/>
               </w:rPr>
-              <w:t>Requisitos del producto del syllabus (“Monitoreo del Sistema”, “alertas configurables”).</w:t>
+              <w:t>Requisitos del producto del enunciado (“Monitoreo del Sistema”, “alertas configurables”).</w:t>
             </w:r>
           </w:p>
         </w:tc>
@@ -11368,6 +9583,1713 @@
           <w:color w:val="auto"/>
           <w:szCs w:val="24"/>
         </w:rPr>
+      </w:pPr>
+    </w:p>
+    <w:p>
+      <w:pPr>
+        <w:pStyle w:val="Ttulo3"/>
+        <w:spacing w:line="240" w:lineRule="auto"/>
+        <w:rPr>
+          <w:rFonts w:cs="Times New Roman"/>
+          <w:color w:val="auto"/>
+        </w:rPr>
+      </w:pPr>
+      <w:bookmarkStart w:id="53" w:name="_Toc239252888"/>
+      <w:bookmarkStart w:id="54" w:name="_Toc239253625"/>
+      <w:r>
+        <w:rPr>
+          <w:rFonts w:eastAsia="Calibri" w:cs="Times New Roman"/>
+          <w:bCs/>
+          <w:color w:val="auto"/>
+        </w:rPr>
+        <w:lastRenderedPageBreak/>
+        <w:t xml:space="preserve">RF-24 Integración de equipos externos e IoT a la infraestructura Grid</w:t>
+      </w:r>
+      <w:bookmarkEnd w:id="53"/>
+      <w:bookmarkEnd w:id="54"/>
+    </w:p>
+    <w:tbl>
+      <w:tblPr>
+        <w:tblW w:w="9400" w:type="dxa"/>
+        <w:tblBorders>
+          <w:top w:val="single" w:sz="4" w:space="0" w:color="auto"/>
+          <w:left w:val="single" w:sz="4" w:space="0" w:color="auto"/>
+          <w:bottom w:val="single" w:sz="4" w:space="0" w:color="auto"/>
+          <w:right w:val="single" w:sz="4" w:space="0" w:color="auto"/>
+          <w:insideH w:val="single" w:sz="4" w:space="0" w:color="auto"/>
+          <w:insideV w:val="single" w:sz="4" w:space="0" w:color="auto"/>
+        </w:tblBorders>
+        <w:tblCellMar>
+          <w:left w:w="10" w:type="dxa"/>
+          <w:right w:w="10" w:type="dxa"/>
+        </w:tblCellMar>
+        <w:tblLook w:val="0000" w:firstRow="0" w:lastRow="0" w:firstColumn="0" w:lastColumn="0" w:noHBand="0" w:noVBand="0"/>
+      </w:tblPr>
+      <w:tblGrid>
+        <w:gridCol w:w="2400"/>
+        <w:gridCol w:w="7000"/>
+      </w:tblGrid>
+      <w:tr>
+        <w:tblPrEx>
+          <w:tblCellMar>
+            <w:top w:w="0" w:type="dxa"/>
+            <w:bottom w:w="0" w:type="dxa"/>
+          </w:tblCellMar>
+        </w:tblPrEx>
+        <w:tc>
+          <w:tcPr>
+            <w:tcW w:w="2400" w:type="dxa"/>
+            <w:shd w:val="clear" w:color="auto" w:fill="F2E6ED"/>
+            <w:tcMar>
+              <w:top w:w="60" w:type="dxa"/>
+              <w:left w:w="100" w:type="dxa"/>
+              <w:bottom w:w="60" w:type="dxa"/>
+              <w:right w:w="100" w:type="dxa"/>
+            </w:tcMar>
+            <w:vAlign w:val="center"/>
+          </w:tcPr>
+          <w:p>
+            <w:pPr>
+              <w:spacing w:line="240" w:lineRule="auto"/>
+              <w:ind w:firstLine="0"/>
+              <w:rPr>
+                <w:rFonts w:cs="Times New Roman"/>
+                <w:color w:val="auto"/>
+                <w:szCs w:val="24"/>
+              </w:rPr>
+            </w:pPr>
+            <w:r>
+              <w:rPr>
+                <w:rFonts w:eastAsia="Calibri" w:cs="Times New Roman"/>
+                <w:b/>
+                <w:bCs/>
+                <w:color w:val="auto"/>
+                <w:szCs w:val="24"/>
+              </w:rPr>
+              <w:t>Identificador</w:t>
+            </w:r>
+          </w:p>
+        </w:tc>
+        <w:tc>
+          <w:tcPr>
+            <w:tcW w:w="7000" w:type="dxa"/>
+            <w:tcMar>
+              <w:top w:w="60" w:type="dxa"/>
+              <w:left w:w="100" w:type="dxa"/>
+              <w:bottom w:w="60" w:type="dxa"/>
+              <w:right w:w="100" w:type="dxa"/>
+            </w:tcMar>
+            <w:vAlign w:val="center"/>
+          </w:tcPr>
+          <w:p>
+            <w:pPr>
+              <w:spacing w:line="240" w:lineRule="auto"/>
+              <w:ind w:firstLine="0"/>
+              <w:jc w:val="both"/>
+              <w:rPr>
+                <w:rFonts w:cs="Times New Roman"/>
+                <w:color w:val="auto"/>
+                <w:szCs w:val="24"/>
+              </w:rPr>
+            </w:pPr>
+            <w:r>
+              <w:rPr>
+                <w:rFonts w:eastAsia="Calibri" w:cs="Times New Roman"/>
+                <w:color w:val="auto"/>
+                <w:szCs w:val="24"/>
+              </w:rPr>
+              <w:t>RF-24</w:t>
+            </w:r>
+          </w:p>
+        </w:tc>
+      </w:tr>
+      <w:tr>
+        <w:tblPrEx>
+          <w:tblCellMar>
+            <w:top w:w="0" w:type="dxa"/>
+            <w:bottom w:w="0" w:type="dxa"/>
+          </w:tblCellMar>
+        </w:tblPrEx>
+        <w:tc>
+          <w:tcPr>
+            <w:tcW w:w="2400" w:type="dxa"/>
+            <w:shd w:val="clear" w:color="auto" w:fill="F2E6ED"/>
+            <w:tcMar>
+              <w:top w:w="60" w:type="dxa"/>
+              <w:left w:w="100" w:type="dxa"/>
+              <w:bottom w:w="60" w:type="dxa"/>
+              <w:right w:w="100" w:type="dxa"/>
+            </w:tcMar>
+            <w:vAlign w:val="center"/>
+          </w:tcPr>
+          <w:p>
+            <w:pPr>
+              <w:spacing w:line="240" w:lineRule="auto"/>
+              <w:ind w:firstLine="0"/>
+              <w:rPr>
+                <w:rFonts w:cs="Times New Roman"/>
+                <w:color w:val="auto"/>
+                <w:szCs w:val="24"/>
+              </w:rPr>
+            </w:pPr>
+            <w:r>
+              <w:rPr>
+                <w:rFonts w:eastAsia="Calibri" w:cs="Times New Roman"/>
+                <w:b/>
+                <w:bCs/>
+                <w:color w:val="auto"/>
+                <w:szCs w:val="24"/>
+              </w:rPr>
+              <w:t>Nombre del requerimiento</w:t>
+            </w:r>
+          </w:p>
+        </w:tc>
+        <w:tc>
+          <w:tcPr>
+            <w:tcW w:w="7000" w:type="dxa"/>
+            <w:tcMar>
+              <w:top w:w="60" w:type="dxa"/>
+              <w:left w:w="100" w:type="dxa"/>
+              <w:bottom w:w="60" w:type="dxa"/>
+              <w:right w:w="100" w:type="dxa"/>
+            </w:tcMar>
+            <w:vAlign w:val="center"/>
+          </w:tcPr>
+          <w:p>
+            <w:pPr>
+              <w:spacing w:line="240" w:lineRule="auto"/>
+              <w:ind w:firstLine="0"/>
+              <w:jc w:val="both"/>
+              <w:rPr>
+                <w:rFonts w:cs="Times New Roman"/>
+                <w:color w:val="auto"/>
+                <w:szCs w:val="24"/>
+              </w:rPr>
+            </w:pPr>
+            <w:r>
+              <w:rPr>
+                <w:rFonts w:eastAsia="Calibri" w:cs="Times New Roman"/>
+                <w:color w:val="auto"/>
+                <w:szCs w:val="24"/>
+              </w:rPr>
+              <w:t xml:space="preserve">Integración de equipos externos e IoT a la infraestructura Grid</w:t>
+            </w:r>
+          </w:p>
+        </w:tc>
+      </w:tr>
+      <w:tr>
+        <w:tblPrEx>
+          <w:tblCellMar>
+            <w:top w:w="0" w:type="dxa"/>
+            <w:bottom w:w="0" w:type="dxa"/>
+          </w:tblCellMar>
+        </w:tblPrEx>
+        <w:tc>
+          <w:tcPr>
+            <w:tcW w:w="2400" w:type="dxa"/>
+            <w:shd w:val="clear" w:color="auto" w:fill="F2E6ED"/>
+            <w:tcMar>
+              <w:top w:w="60" w:type="dxa"/>
+              <w:left w:w="100" w:type="dxa"/>
+              <w:bottom w:w="60" w:type="dxa"/>
+              <w:right w:w="100" w:type="dxa"/>
+            </w:tcMar>
+            <w:vAlign w:val="center"/>
+          </w:tcPr>
+          <w:p>
+            <w:pPr>
+              <w:spacing w:line="240" w:lineRule="auto"/>
+              <w:ind w:firstLine="0"/>
+              <w:rPr>
+                <w:rFonts w:cs="Times New Roman"/>
+                <w:color w:val="auto"/>
+                <w:szCs w:val="24"/>
+              </w:rPr>
+            </w:pPr>
+            <w:r>
+              <w:rPr>
+                <w:rFonts w:eastAsia="Calibri" w:cs="Times New Roman"/>
+                <w:b/>
+                <w:bCs/>
+                <w:color w:val="auto"/>
+                <w:szCs w:val="24"/>
+              </w:rPr>
+              <w:t>Descripción</w:t>
+            </w:r>
+          </w:p>
+        </w:tc>
+        <w:tc>
+          <w:tcPr>
+            <w:tcW w:w="7000" w:type="dxa"/>
+            <w:tcMar>
+              <w:top w:w="60" w:type="dxa"/>
+              <w:left w:w="100" w:type="dxa"/>
+              <w:bottom w:w="60" w:type="dxa"/>
+              <w:right w:w="100" w:type="dxa"/>
+            </w:tcMar>
+            <w:vAlign w:val="center"/>
+          </w:tcPr>
+          <w:p>
+            <w:pPr>
+              <w:spacing w:line="240" w:lineRule="auto"/>
+              <w:ind w:firstLine="0"/>
+              <w:jc w:val="both"/>
+              <w:rPr>
+                <w:rFonts w:cs="Times New Roman"/>
+                <w:color w:val="auto"/>
+                <w:szCs w:val="24"/>
+              </w:rPr>
+            </w:pPr>
+            <w:r>
+              <w:rPr>
+                <w:rFonts w:eastAsia="Calibri" w:cs="Times New Roman"/>
+                <w:color w:val="auto"/>
+                <w:szCs w:val="24"/>
+              </w:rPr>
+              <w:t xml:space="preserve">El sistema debe soportarse en una infraestructura de cómputo en malla (Grid) que permita integrar a su clúster diversos dispositivos (computadoras, dispositivos móviles y elementos de Internet de las Cosas, entre otros), tanto desde su centro de cómputo como de forma externa, optimizando al máximo los recursos disponibles.</w:t>
+            </w:r>
+          </w:p>
+        </w:tc>
+      </w:tr>
+      <w:tr>
+        <w:tblPrEx>
+          <w:tblCellMar>
+            <w:top w:w="0" w:type="dxa"/>
+            <w:bottom w:w="0" w:type="dxa"/>
+          </w:tblCellMar>
+        </w:tblPrEx>
+        <w:tc>
+          <w:tcPr>
+            <w:tcW w:w="2400" w:type="dxa"/>
+            <w:shd w:val="clear" w:color="auto" w:fill="F2E6ED"/>
+            <w:tcMar>
+              <w:top w:w="60" w:type="dxa"/>
+              <w:left w:w="100" w:type="dxa"/>
+              <w:bottom w:w="60" w:type="dxa"/>
+              <w:right w:w="100" w:type="dxa"/>
+            </w:tcMar>
+            <w:vAlign w:val="center"/>
+          </w:tcPr>
+          <w:p>
+            <w:pPr>
+              <w:spacing w:line="240" w:lineRule="auto"/>
+              <w:ind w:firstLine="0"/>
+              <w:rPr>
+                <w:rFonts w:cs="Times New Roman"/>
+                <w:color w:val="auto"/>
+                <w:szCs w:val="24"/>
+              </w:rPr>
+            </w:pPr>
+            <w:r>
+              <w:rPr>
+                <w:rFonts w:eastAsia="Calibri" w:cs="Times New Roman"/>
+                <w:b/>
+                <w:bCs/>
+                <w:color w:val="auto"/>
+                <w:szCs w:val="24"/>
+              </w:rPr>
+              <w:t>Prioridad</w:t>
+            </w:r>
+          </w:p>
+        </w:tc>
+        <w:tc>
+          <w:tcPr>
+            <w:tcW w:w="7000" w:type="dxa"/>
+            <w:tcMar>
+              <w:top w:w="60" w:type="dxa"/>
+              <w:left w:w="100" w:type="dxa"/>
+              <w:bottom w:w="60" w:type="dxa"/>
+              <w:right w:w="100" w:type="dxa"/>
+            </w:tcMar>
+            <w:vAlign w:val="center"/>
+          </w:tcPr>
+          <w:p>
+            <w:pPr>
+              <w:spacing w:line="240" w:lineRule="auto"/>
+              <w:ind w:firstLine="0"/>
+              <w:jc w:val="both"/>
+              <w:rPr>
+                <w:rFonts w:cs="Times New Roman"/>
+                <w:color w:val="auto"/>
+                <w:szCs w:val="24"/>
+              </w:rPr>
+            </w:pPr>
+            <w:r>
+              <w:rPr>
+                <w:rFonts w:eastAsia="Calibri" w:cs="Times New Roman"/>
+                <w:color w:val="auto"/>
+                <w:szCs w:val="24"/>
+              </w:rPr>
+              <w:t>Alta</w:t>
+            </w:r>
+          </w:p>
+        </w:tc>
+      </w:tr>
+      <w:tr>
+        <w:tblPrEx>
+          <w:tblCellMar>
+            <w:top w:w="0" w:type="dxa"/>
+            <w:bottom w:w="0" w:type="dxa"/>
+          </w:tblCellMar>
+        </w:tblPrEx>
+        <w:tc>
+          <w:tcPr>
+            <w:tcW w:w="2400" w:type="dxa"/>
+            <w:shd w:val="clear" w:color="auto" w:fill="F2E6ED"/>
+            <w:tcMar>
+              <w:top w:w="60" w:type="dxa"/>
+              <w:left w:w="100" w:type="dxa"/>
+              <w:bottom w:w="60" w:type="dxa"/>
+              <w:right w:w="100" w:type="dxa"/>
+            </w:tcMar>
+            <w:vAlign w:val="center"/>
+          </w:tcPr>
+          <w:p>
+            <w:pPr>
+              <w:spacing w:line="240" w:lineRule="auto"/>
+              <w:ind w:firstLine="0"/>
+              <w:rPr>
+                <w:rFonts w:cs="Times New Roman"/>
+                <w:color w:val="auto"/>
+                <w:szCs w:val="24"/>
+              </w:rPr>
+            </w:pPr>
+            <w:r>
+              <w:rPr>
+                <w:rFonts w:eastAsia="Calibri" w:cs="Times New Roman"/>
+                <w:b/>
+                <w:bCs/>
+                <w:color w:val="auto"/>
+                <w:szCs w:val="24"/>
+              </w:rPr>
+              <w:t>Fuente / Justificación</w:t>
+            </w:r>
+          </w:p>
+        </w:tc>
+        <w:tc>
+          <w:tcPr>
+            <w:tcW w:w="7000" w:type="dxa"/>
+            <w:tcMar>
+              <w:top w:w="60" w:type="dxa"/>
+              <w:left w:w="100" w:type="dxa"/>
+              <w:bottom w:w="60" w:type="dxa"/>
+              <w:right w:w="100" w:type="dxa"/>
+            </w:tcMar>
+            <w:vAlign w:val="center"/>
+          </w:tcPr>
+          <w:p>
+            <w:pPr>
+              <w:spacing w:line="240" w:lineRule="auto"/>
+              <w:ind w:firstLine="0"/>
+              <w:jc w:val="both"/>
+              <w:rPr>
+                <w:rFonts w:cs="Times New Roman"/>
+                <w:color w:val="auto"/>
+                <w:szCs w:val="24"/>
+              </w:rPr>
+            </w:pPr>
+            <w:r>
+              <w:rPr>
+                <w:rFonts w:eastAsia="Calibri" w:cs="Times New Roman"/>
+                <w:color w:val="auto"/>
+                <w:szCs w:val="24"/>
+              </w:rPr>
+              <w:t xml:space="preserve">Situación problemática del enunciado (“infraestructura de cómputo en malla (Grid)”). Reemplaza la decisión D7 del documento de arquitectura, que la dejaba fuera del alcance.</w:t>
+            </w:r>
+          </w:p>
+        </w:tc>
+      </w:tr>
+      <w:tr>
+        <w:tblPrEx>
+          <w:tblCellMar>
+            <w:top w:w="0" w:type="dxa"/>
+            <w:bottom w:w="0" w:type="dxa"/>
+          </w:tblCellMar>
+        </w:tblPrEx>
+        <w:tc>
+          <w:tcPr>
+            <w:tcW w:w="2400" w:type="dxa"/>
+            <w:shd w:val="clear" w:color="auto" w:fill="F2E6ED"/>
+            <w:tcMar>
+              <w:top w:w="60" w:type="dxa"/>
+              <w:left w:w="100" w:type="dxa"/>
+              <w:bottom w:w="60" w:type="dxa"/>
+              <w:right w:w="100" w:type="dxa"/>
+            </w:tcMar>
+            <w:vAlign w:val="center"/>
+          </w:tcPr>
+          <w:p>
+            <w:pPr>
+              <w:spacing w:line="240" w:lineRule="auto"/>
+              <w:ind w:firstLine="0"/>
+              <w:rPr>
+                <w:rFonts w:cs="Times New Roman"/>
+                <w:color w:val="auto"/>
+                <w:szCs w:val="24"/>
+              </w:rPr>
+            </w:pPr>
+            <w:r>
+              <w:rPr>
+                <w:rFonts w:eastAsia="Calibri" w:cs="Times New Roman"/>
+                <w:b/>
+                <w:bCs/>
+                <w:color w:val="auto"/>
+                <w:szCs w:val="24"/>
+              </w:rPr>
+              <w:t>Criterio de verificación</w:t>
+            </w:r>
+          </w:p>
+        </w:tc>
+        <w:tc>
+          <w:tcPr>
+            <w:tcW w:w="7000" w:type="dxa"/>
+            <w:tcMar>
+              <w:top w:w="60" w:type="dxa"/>
+              <w:left w:w="100" w:type="dxa"/>
+              <w:bottom w:w="60" w:type="dxa"/>
+              <w:right w:w="100" w:type="dxa"/>
+            </w:tcMar>
+            <w:vAlign w:val="center"/>
+          </w:tcPr>
+          <w:p>
+            <w:pPr>
+              <w:spacing w:line="240" w:lineRule="auto"/>
+              <w:ind w:firstLine="0"/>
+              <w:jc w:val="both"/>
+              <w:rPr>
+                <w:rFonts w:cs="Times New Roman"/>
+                <w:color w:val="auto"/>
+                <w:szCs w:val="24"/>
+              </w:rPr>
+            </w:pPr>
+            <w:r>
+              <w:rPr>
+                <w:rFonts w:eastAsia="Calibri" w:cs="Times New Roman"/>
+                <w:color w:val="auto"/>
+                <w:szCs w:val="24"/>
+              </w:rPr>
+              <w:t>Un equipo externo con OpenMPI y acceso al almacenamiento compartido se registra como nodo de la malla sin cambios estructurales en el servicio, y el planificador le asigna procesos de los trabajos HPC.</w:t>
+            </w:r>
+          </w:p>
+        </w:tc>
+      </w:tr>
+      <w:tr>
+        <w:tblPrEx>
+          <w:tblCellMar>
+            <w:top w:w="0" w:type="dxa"/>
+            <w:bottom w:w="0" w:type="dxa"/>
+          </w:tblCellMar>
+        </w:tblPrEx>
+        <w:tc>
+          <w:tcPr>
+            <w:tcW w:w="2400" w:type="dxa"/>
+            <w:shd w:val="clear" w:color="auto" w:fill="F2E6ED"/>
+            <w:tcMar>
+              <w:top w:w="60" w:type="dxa"/>
+              <w:left w:w="100" w:type="dxa"/>
+              <w:bottom w:w="60" w:type="dxa"/>
+              <w:right w:w="100" w:type="dxa"/>
+            </w:tcMar>
+            <w:vAlign w:val="center"/>
+          </w:tcPr>
+          <w:p>
+            <w:pPr>
+              <w:spacing w:line="240" w:lineRule="auto"/>
+              <w:ind w:firstLine="0"/>
+              <w:rPr>
+                <w:rFonts w:cs="Times New Roman"/>
+                <w:color w:val="auto"/>
+                <w:szCs w:val="24"/>
+              </w:rPr>
+            </w:pPr>
+            <w:r>
+              <w:rPr>
+                <w:rFonts w:eastAsia="Calibri" w:cs="Times New Roman"/>
+                <w:b/>
+                <w:bCs/>
+                <w:color w:val="auto"/>
+                <w:szCs w:val="24"/>
+              </w:rPr>
+              <w:t>Dependencias</w:t>
+            </w:r>
+          </w:p>
+        </w:tc>
+        <w:tc>
+          <w:tcPr>
+            <w:tcW w:w="7000" w:type="dxa"/>
+            <w:tcMar>
+              <w:top w:w="60" w:type="dxa"/>
+              <w:left w:w="100" w:type="dxa"/>
+              <w:bottom w:w="60" w:type="dxa"/>
+              <w:right w:w="100" w:type="dxa"/>
+            </w:tcMar>
+            <w:vAlign w:val="center"/>
+          </w:tcPr>
+          <w:p>
+            <w:pPr>
+              <w:spacing w:line="240" w:lineRule="auto"/>
+              <w:ind w:firstLine="0"/>
+              <w:jc w:val="both"/>
+              <w:rPr>
+                <w:rFonts w:cs="Times New Roman"/>
+                <w:color w:val="auto"/>
+                <w:szCs w:val="24"/>
+              </w:rPr>
+            </w:pPr>
+            <w:r>
+              <w:rPr>
+                <w:rFonts w:eastAsia="Calibri" w:cs="Times New Roman"/>
+                <w:color w:val="auto"/>
+                <w:szCs w:val="24"/>
+              </w:rPr>
+              <w:t>RF-09</w:t>
+            </w:r>
+          </w:p>
+        </w:tc>
+      </w:tr>
+    </w:tbl>
+    <w:p>
+      <w:pPr>
+        <w:spacing w:after="200" w:line="240" w:lineRule="auto"/>
+        <w:ind w:firstLine="0"/>
+      </w:pPr>
+    </w:p>
+    <w:p>
+      <w:pPr>
+        <w:pStyle w:val="Ttulo3"/>
+        <w:spacing w:line="240" w:lineRule="auto"/>
+        <w:rPr>
+          <w:rFonts w:cs="Times New Roman"/>
+          <w:color w:val="auto"/>
+        </w:rPr>
+      </w:pPr>
+      <w:bookmarkStart w:id="55" w:name="_Toc900050"/>
+      <w:bookmarkStart w:id="56" w:name="_Toc900051"/>
+      <w:r>
+        <w:rPr>
+          <w:rFonts w:eastAsia="Calibri" w:cs="Times New Roman"/>
+          <w:bCs/>
+          <w:color w:val="auto"/>
+        </w:rPr>
+        <w:lastRenderedPageBreak/>
+        <w:t xml:space="preserve">RF-25 Repositorio distribuido de archivos, fotos y videos</w:t>
+      </w:r>
+      <w:bookmarkEnd w:id="55"/>
+      <w:bookmarkEnd w:id="56"/>
+    </w:p>
+    <w:tbl>
+      <w:tblPr>
+        <w:tblW w:w="9400" w:type="dxa"/>
+        <w:tblBorders>
+          <w:top w:val="single" w:sz="4" w:space="0" w:color="auto"/>
+          <w:left w:val="single" w:sz="4" w:space="0" w:color="auto"/>
+          <w:bottom w:val="single" w:sz="4" w:space="0" w:color="auto"/>
+          <w:right w:val="single" w:sz="4" w:space="0" w:color="auto"/>
+          <w:insideH w:val="single" w:sz="4" w:space="0" w:color="auto"/>
+          <w:insideV w:val="single" w:sz="4" w:space="0" w:color="auto"/>
+        </w:tblBorders>
+        <w:tblCellMar>
+          <w:left w:w="10" w:type="dxa"/>
+          <w:right w:w="10" w:type="dxa"/>
+        </w:tblCellMar>
+        <w:tblLook w:val="0000" w:firstRow="0" w:lastRow="0" w:firstColumn="0" w:lastColumn="0" w:noHBand="0" w:noVBand="0"/>
+      </w:tblPr>
+      <w:tblGrid>
+        <w:gridCol w:w="2400"/>
+        <w:gridCol w:w="7000"/>
+      </w:tblGrid>
+      <w:tr>
+        <w:tblPrEx>
+          <w:tblCellMar>
+            <w:top w:w="0" w:type="dxa"/>
+            <w:bottom w:w="0" w:type="dxa"/>
+          </w:tblCellMar>
+        </w:tblPrEx>
+        <w:tc>
+          <w:tcPr>
+            <w:tcW w:w="2400" w:type="dxa"/>
+            <w:shd w:val="clear" w:color="auto" w:fill="F2E6ED"/>
+            <w:tcMar>
+              <w:top w:w="60" w:type="dxa"/>
+              <w:left w:w="100" w:type="dxa"/>
+              <w:bottom w:w="60" w:type="dxa"/>
+              <w:right w:w="100" w:type="dxa"/>
+            </w:tcMar>
+            <w:vAlign w:val="center"/>
+          </w:tcPr>
+          <w:p>
+            <w:pPr>
+              <w:spacing w:line="240" w:lineRule="auto"/>
+              <w:ind w:firstLine="0"/>
+              <w:rPr>
+                <w:rFonts w:cs="Times New Roman"/>
+                <w:color w:val="auto"/>
+                <w:szCs w:val="24"/>
+              </w:rPr>
+            </w:pPr>
+            <w:r>
+              <w:rPr>
+                <w:rFonts w:eastAsia="Calibri" w:cs="Times New Roman"/>
+                <w:b/>
+                <w:bCs/>
+                <w:color w:val="auto"/>
+                <w:szCs w:val="24"/>
+              </w:rPr>
+              <w:t>Identificador</w:t>
+            </w:r>
+          </w:p>
+        </w:tc>
+        <w:tc>
+          <w:tcPr>
+            <w:tcW w:w="7000" w:type="dxa"/>
+            <w:tcMar>
+              <w:top w:w="60" w:type="dxa"/>
+              <w:left w:w="100" w:type="dxa"/>
+              <w:bottom w:w="60" w:type="dxa"/>
+              <w:right w:w="100" w:type="dxa"/>
+            </w:tcMar>
+            <w:vAlign w:val="center"/>
+          </w:tcPr>
+          <w:p>
+            <w:pPr>
+              <w:spacing w:line="240" w:lineRule="auto"/>
+              <w:ind w:firstLine="0"/>
+              <w:jc w:val="both"/>
+              <w:rPr>
+                <w:rFonts w:cs="Times New Roman"/>
+                <w:color w:val="auto"/>
+                <w:szCs w:val="24"/>
+              </w:rPr>
+            </w:pPr>
+            <w:r>
+              <w:rPr>
+                <w:rFonts w:eastAsia="Calibri" w:cs="Times New Roman"/>
+                <w:color w:val="auto"/>
+                <w:szCs w:val="24"/>
+              </w:rPr>
+              <w:t>RF-25</w:t>
+            </w:r>
+          </w:p>
+        </w:tc>
+      </w:tr>
+      <w:tr>
+        <w:tblPrEx>
+          <w:tblCellMar>
+            <w:top w:w="0" w:type="dxa"/>
+            <w:bottom w:w="0" w:type="dxa"/>
+          </w:tblCellMar>
+        </w:tblPrEx>
+        <w:tc>
+          <w:tcPr>
+            <w:tcW w:w="2400" w:type="dxa"/>
+            <w:shd w:val="clear" w:color="auto" w:fill="F2E6ED"/>
+            <w:tcMar>
+              <w:top w:w="60" w:type="dxa"/>
+              <w:left w:w="100" w:type="dxa"/>
+              <w:bottom w:w="60" w:type="dxa"/>
+              <w:right w:w="100" w:type="dxa"/>
+            </w:tcMar>
+            <w:vAlign w:val="center"/>
+          </w:tcPr>
+          <w:p>
+            <w:pPr>
+              <w:spacing w:line="240" w:lineRule="auto"/>
+              <w:ind w:firstLine="0"/>
+              <w:rPr>
+                <w:rFonts w:cs="Times New Roman"/>
+                <w:color w:val="auto"/>
+                <w:szCs w:val="24"/>
+              </w:rPr>
+            </w:pPr>
+            <w:r>
+              <w:rPr>
+                <w:rFonts w:eastAsia="Calibri" w:cs="Times New Roman"/>
+                <w:b/>
+                <w:bCs/>
+                <w:color w:val="auto"/>
+                <w:szCs w:val="24"/>
+              </w:rPr>
+              <w:t>Nombre del requerimiento</w:t>
+            </w:r>
+          </w:p>
+        </w:tc>
+        <w:tc>
+          <w:tcPr>
+            <w:tcW w:w="7000" w:type="dxa"/>
+            <w:tcMar>
+              <w:top w:w="60" w:type="dxa"/>
+              <w:left w:w="100" w:type="dxa"/>
+              <w:bottom w:w="60" w:type="dxa"/>
+              <w:right w:w="100" w:type="dxa"/>
+            </w:tcMar>
+            <w:vAlign w:val="center"/>
+          </w:tcPr>
+          <w:p>
+            <w:pPr>
+              <w:spacing w:line="240" w:lineRule="auto"/>
+              <w:ind w:firstLine="0"/>
+              <w:jc w:val="both"/>
+              <w:rPr>
+                <w:rFonts w:cs="Times New Roman"/>
+                <w:color w:val="auto"/>
+                <w:szCs w:val="24"/>
+              </w:rPr>
+            </w:pPr>
+            <w:r>
+              <w:rPr>
+                <w:rFonts w:eastAsia="Calibri" w:cs="Times New Roman"/>
+                <w:color w:val="auto"/>
+                <w:szCs w:val="24"/>
+              </w:rPr>
+              <w:t xml:space="preserve">Repositorio distribuido de archivos, fotos y videos</w:t>
+            </w:r>
+          </w:p>
+        </w:tc>
+      </w:tr>
+      <w:tr>
+        <w:tblPrEx>
+          <w:tblCellMar>
+            <w:top w:w="0" w:type="dxa"/>
+            <w:bottom w:w="0" w:type="dxa"/>
+          </w:tblCellMar>
+        </w:tblPrEx>
+        <w:tc>
+          <w:tcPr>
+            <w:tcW w:w="2400" w:type="dxa"/>
+            <w:shd w:val="clear" w:color="auto" w:fill="F2E6ED"/>
+            <w:tcMar>
+              <w:top w:w="60" w:type="dxa"/>
+              <w:left w:w="100" w:type="dxa"/>
+              <w:bottom w:w="60" w:type="dxa"/>
+              <w:right w:w="100" w:type="dxa"/>
+            </w:tcMar>
+            <w:vAlign w:val="center"/>
+          </w:tcPr>
+          <w:p>
+            <w:pPr>
+              <w:spacing w:line="240" w:lineRule="auto"/>
+              <w:ind w:firstLine="0"/>
+              <w:rPr>
+                <w:rFonts w:cs="Times New Roman"/>
+                <w:color w:val="auto"/>
+                <w:szCs w:val="24"/>
+              </w:rPr>
+            </w:pPr>
+            <w:r>
+              <w:rPr>
+                <w:rFonts w:eastAsia="Calibri" w:cs="Times New Roman"/>
+                <w:b/>
+                <w:bCs/>
+                <w:color w:val="auto"/>
+                <w:szCs w:val="24"/>
+              </w:rPr>
+              <w:t>Descripción</w:t>
+            </w:r>
+          </w:p>
+        </w:tc>
+        <w:tc>
+          <w:tcPr>
+            <w:tcW w:w="7000" w:type="dxa"/>
+            <w:tcMar>
+              <w:top w:w="60" w:type="dxa"/>
+              <w:left w:w="100" w:type="dxa"/>
+              <w:bottom w:w="60" w:type="dxa"/>
+              <w:right w:w="100" w:type="dxa"/>
+            </w:tcMar>
+            <w:vAlign w:val="center"/>
+          </w:tcPr>
+          <w:p>
+            <w:pPr>
+              <w:spacing w:line="240" w:lineRule="auto"/>
+              <w:ind w:firstLine="0"/>
+              <w:jc w:val="both"/>
+              <w:rPr>
+                <w:rFonts w:cs="Times New Roman"/>
+                <w:color w:val="auto"/>
+                <w:szCs w:val="24"/>
+              </w:rPr>
+            </w:pPr>
+            <w:r>
+              <w:rPr>
+                <w:rFonts w:eastAsia="Calibri" w:cs="Times New Roman"/>
+                <w:color w:val="auto"/>
+                <w:szCs w:val="24"/>
+              </w:rPr>
+              <w:t xml:space="preserve">El sistema debe proporcionar un repositorio distribuido (Distributed Storage) para almacenar los archivos, fotos y videos de los proyectos. Es el mismo repositorio donde se guardan los datos sincronizados y donde los servicios de compartición, álbum, streaming y HPC leen y escriben.</w:t>
+            </w:r>
+          </w:p>
+        </w:tc>
+      </w:tr>
+      <w:tr>
+        <w:tblPrEx>
+          <w:tblCellMar>
+            <w:top w:w="0" w:type="dxa"/>
+            <w:bottom w:w="0" w:type="dxa"/>
+          </w:tblCellMar>
+        </w:tblPrEx>
+        <w:tc>
+          <w:tcPr>
+            <w:tcW w:w="2400" w:type="dxa"/>
+            <w:shd w:val="clear" w:color="auto" w:fill="F2E6ED"/>
+            <w:tcMar>
+              <w:top w:w="60" w:type="dxa"/>
+              <w:left w:w="100" w:type="dxa"/>
+              <w:bottom w:w="60" w:type="dxa"/>
+              <w:right w:w="100" w:type="dxa"/>
+            </w:tcMar>
+            <w:vAlign w:val="center"/>
+          </w:tcPr>
+          <w:p>
+            <w:pPr>
+              <w:spacing w:line="240" w:lineRule="auto"/>
+              <w:ind w:firstLine="0"/>
+              <w:rPr>
+                <w:rFonts w:cs="Times New Roman"/>
+                <w:color w:val="auto"/>
+                <w:szCs w:val="24"/>
+              </w:rPr>
+            </w:pPr>
+            <w:r>
+              <w:rPr>
+                <w:rFonts w:eastAsia="Calibri" w:cs="Times New Roman"/>
+                <w:b/>
+                <w:bCs/>
+                <w:color w:val="auto"/>
+                <w:szCs w:val="24"/>
+              </w:rPr>
+              <w:t>Prioridad</w:t>
+            </w:r>
+          </w:p>
+        </w:tc>
+        <w:tc>
+          <w:tcPr>
+            <w:tcW w:w="7000" w:type="dxa"/>
+            <w:tcMar>
+              <w:top w:w="60" w:type="dxa"/>
+              <w:left w:w="100" w:type="dxa"/>
+              <w:bottom w:w="60" w:type="dxa"/>
+              <w:right w:w="100" w:type="dxa"/>
+            </w:tcMar>
+            <w:vAlign w:val="center"/>
+          </w:tcPr>
+          <w:p>
+            <w:pPr>
+              <w:spacing w:line="240" w:lineRule="auto"/>
+              <w:ind w:firstLine="0"/>
+              <w:jc w:val="both"/>
+              <w:rPr>
+                <w:rFonts w:cs="Times New Roman"/>
+                <w:color w:val="auto"/>
+                <w:szCs w:val="24"/>
+              </w:rPr>
+            </w:pPr>
+            <w:r>
+              <w:rPr>
+                <w:rFonts w:eastAsia="Calibri" w:cs="Times New Roman"/>
+                <w:color w:val="auto"/>
+                <w:szCs w:val="24"/>
+              </w:rPr>
+              <w:t>Alta</w:t>
+            </w:r>
+          </w:p>
+        </w:tc>
+      </w:tr>
+      <w:tr>
+        <w:tblPrEx>
+          <w:tblCellMar>
+            <w:top w:w="0" w:type="dxa"/>
+            <w:bottom w:w="0" w:type="dxa"/>
+          </w:tblCellMar>
+        </w:tblPrEx>
+        <w:tc>
+          <w:tcPr>
+            <w:tcW w:w="2400" w:type="dxa"/>
+            <w:shd w:val="clear" w:color="auto" w:fill="F2E6ED"/>
+            <w:tcMar>
+              <w:top w:w="60" w:type="dxa"/>
+              <w:left w:w="100" w:type="dxa"/>
+              <w:bottom w:w="60" w:type="dxa"/>
+              <w:right w:w="100" w:type="dxa"/>
+            </w:tcMar>
+            <w:vAlign w:val="center"/>
+          </w:tcPr>
+          <w:p>
+            <w:pPr>
+              <w:spacing w:line="240" w:lineRule="auto"/>
+              <w:ind w:firstLine="0"/>
+              <w:rPr>
+                <w:rFonts w:cs="Times New Roman"/>
+                <w:color w:val="auto"/>
+                <w:szCs w:val="24"/>
+              </w:rPr>
+            </w:pPr>
+            <w:r>
+              <w:rPr>
+                <w:rFonts w:eastAsia="Calibri" w:cs="Times New Roman"/>
+                <w:b/>
+                <w:bCs/>
+                <w:color w:val="auto"/>
+                <w:szCs w:val="24"/>
+              </w:rPr>
+              <w:t>Fuente / Justificación</w:t>
+            </w:r>
+          </w:p>
+        </w:tc>
+        <w:tc>
+          <w:tcPr>
+            <w:tcW w:w="7000" w:type="dxa"/>
+            <w:tcMar>
+              <w:top w:w="60" w:type="dxa"/>
+              <w:left w:w="100" w:type="dxa"/>
+              <w:bottom w:w="60" w:type="dxa"/>
+              <w:right w:w="100" w:type="dxa"/>
+            </w:tcMar>
+            <w:vAlign w:val="center"/>
+          </w:tcPr>
+          <w:p>
+            <w:pPr>
+              <w:spacing w:line="240" w:lineRule="auto"/>
+              <w:ind w:firstLine="0"/>
+              <w:jc w:val="both"/>
+              <w:rPr>
+                <w:rFonts w:cs="Times New Roman"/>
+                <w:color w:val="auto"/>
+                <w:szCs w:val="24"/>
+              </w:rPr>
+            </w:pPr>
+            <w:r>
+              <w:rPr>
+                <w:rFonts w:eastAsia="Calibri" w:cs="Times New Roman"/>
+                <w:color w:val="auto"/>
+                <w:szCs w:val="24"/>
+              </w:rPr>
+              <w:t xml:space="preserve">Situación problemática del enunciado (“Servicio para el almacenamiento distribuido de archivos, fotos y videos”); Figura 1 (“Repository”).</w:t>
+            </w:r>
+          </w:p>
+        </w:tc>
+      </w:tr>
+      <w:tr>
+        <w:tblPrEx>
+          <w:tblCellMar>
+            <w:top w:w="0" w:type="dxa"/>
+            <w:bottom w:w="0" w:type="dxa"/>
+          </w:tblCellMar>
+        </w:tblPrEx>
+        <w:tc>
+          <w:tcPr>
+            <w:tcW w:w="2400" w:type="dxa"/>
+            <w:shd w:val="clear" w:color="auto" w:fill="F2E6ED"/>
+            <w:tcMar>
+              <w:top w:w="60" w:type="dxa"/>
+              <w:left w:w="100" w:type="dxa"/>
+              <w:bottom w:w="60" w:type="dxa"/>
+              <w:right w:w="100" w:type="dxa"/>
+            </w:tcMar>
+            <w:vAlign w:val="center"/>
+          </w:tcPr>
+          <w:p>
+            <w:pPr>
+              <w:spacing w:line="240" w:lineRule="auto"/>
+              <w:ind w:firstLine="0"/>
+              <w:rPr>
+                <w:rFonts w:cs="Times New Roman"/>
+                <w:color w:val="auto"/>
+                <w:szCs w:val="24"/>
+              </w:rPr>
+            </w:pPr>
+            <w:r>
+              <w:rPr>
+                <w:rFonts w:eastAsia="Calibri" w:cs="Times New Roman"/>
+                <w:b/>
+                <w:bCs/>
+                <w:color w:val="auto"/>
+                <w:szCs w:val="24"/>
+              </w:rPr>
+              <w:t>Criterio de verificación</w:t>
+            </w:r>
+          </w:p>
+        </w:tc>
+        <w:tc>
+          <w:tcPr>
+            <w:tcW w:w="7000" w:type="dxa"/>
+            <w:tcMar>
+              <w:top w:w="60" w:type="dxa"/>
+              <w:left w:w="100" w:type="dxa"/>
+              <w:bottom w:w="60" w:type="dxa"/>
+              <w:right w:w="100" w:type="dxa"/>
+            </w:tcMar>
+            <w:vAlign w:val="center"/>
+          </w:tcPr>
+          <w:p>
+            <w:pPr>
+              <w:spacing w:line="240" w:lineRule="auto"/>
+              <w:ind w:firstLine="0"/>
+              <w:jc w:val="both"/>
+              <w:rPr>
+                <w:rFonts w:cs="Times New Roman"/>
+                <w:color w:val="auto"/>
+                <w:szCs w:val="24"/>
+              </w:rPr>
+            </w:pPr>
+            <w:r>
+              <w:rPr>
+                <w:rFonts w:eastAsia="Calibri" w:cs="Times New Roman"/>
+                <w:color w:val="auto"/>
+                <w:szCs w:val="24"/>
+              </w:rPr>
+              <w:t>Un archivo, foto o video cargado por formulario o sincronizado queda en el Home del usuario y es visible desde el portal web, desde los clientes nativos y desde los servicios de álbum y streaming.</w:t>
+            </w:r>
+          </w:p>
+        </w:tc>
+      </w:tr>
+      <w:tr>
+        <w:tblPrEx>
+          <w:tblCellMar>
+            <w:top w:w="0" w:type="dxa"/>
+            <w:bottom w:w="0" w:type="dxa"/>
+          </w:tblCellMar>
+        </w:tblPrEx>
+        <w:tc>
+          <w:tcPr>
+            <w:tcW w:w="2400" w:type="dxa"/>
+            <w:shd w:val="clear" w:color="auto" w:fill="F2E6ED"/>
+            <w:tcMar>
+              <w:top w:w="60" w:type="dxa"/>
+              <w:left w:w="100" w:type="dxa"/>
+              <w:bottom w:w="60" w:type="dxa"/>
+              <w:right w:w="100" w:type="dxa"/>
+            </w:tcMar>
+            <w:vAlign w:val="center"/>
+          </w:tcPr>
+          <w:p>
+            <w:pPr>
+              <w:spacing w:line="240" w:lineRule="auto"/>
+              <w:ind w:firstLine="0"/>
+              <w:rPr>
+                <w:rFonts w:cs="Times New Roman"/>
+                <w:color w:val="auto"/>
+                <w:szCs w:val="24"/>
+              </w:rPr>
+            </w:pPr>
+            <w:r>
+              <w:rPr>
+                <w:rFonts w:eastAsia="Calibri" w:cs="Times New Roman"/>
+                <w:b/>
+                <w:bCs/>
+                <w:color w:val="auto"/>
+                <w:szCs w:val="24"/>
+              </w:rPr>
+              <w:t>Dependencias</w:t>
+            </w:r>
+          </w:p>
+        </w:tc>
+        <w:tc>
+          <w:tcPr>
+            <w:tcW w:w="7000" w:type="dxa"/>
+            <w:tcMar>
+              <w:top w:w="60" w:type="dxa"/>
+              <w:left w:w="100" w:type="dxa"/>
+              <w:bottom w:w="60" w:type="dxa"/>
+              <w:right w:w="100" w:type="dxa"/>
+            </w:tcMar>
+            <w:vAlign w:val="center"/>
+          </w:tcPr>
+          <w:p>
+            <w:pPr>
+              <w:spacing w:line="240" w:lineRule="auto"/>
+              <w:ind w:firstLine="0"/>
+              <w:jc w:val="both"/>
+              <w:rPr>
+                <w:rFonts w:cs="Times New Roman"/>
+                <w:color w:val="auto"/>
+                <w:szCs w:val="24"/>
+              </w:rPr>
+            </w:pPr>
+            <w:r>
+              <w:rPr>
+                <w:rFonts w:eastAsia="Calibri" w:cs="Times New Roman"/>
+                <w:color w:val="auto"/>
+                <w:szCs w:val="24"/>
+              </w:rPr>
+              <w:t>RF-01, RF-05</w:t>
+            </w:r>
+          </w:p>
+        </w:tc>
+      </w:tr>
+    </w:tbl>
+    <w:p>
+      <w:pPr>
+        <w:spacing w:after="200" w:line="240" w:lineRule="auto"/>
+        <w:ind w:firstLine="0"/>
+      </w:pPr>
+    </w:p>
+    <w:p>
+      <w:pPr>
+        <w:pStyle w:val="Ttulo3"/>
+        <w:spacing w:line="240" w:lineRule="auto"/>
+        <w:rPr>
+          <w:rFonts w:cs="Times New Roman"/>
+          <w:color w:val="auto"/>
+        </w:rPr>
+      </w:pPr>
+      <w:bookmarkStart w:id="57" w:name="_Toc900060"/>
+      <w:bookmarkStart w:id="58" w:name="_Toc900061"/>
+      <w:r>
+        <w:rPr>
+          <w:rFonts w:eastAsia="Calibri" w:cs="Times New Roman"/>
+          <w:bCs/>
+          <w:color w:val="auto"/>
+        </w:rPr>
+        <w:lastRenderedPageBreak/>
+        <w:t xml:space="preserve">RF-26 Comunicación entre los componentes mediante APIs</w:t>
+      </w:r>
+      <w:bookmarkEnd w:id="57"/>
+      <w:bookmarkEnd w:id="58"/>
+    </w:p>
+    <w:tbl>
+      <w:tblPr>
+        <w:tblW w:w="9400" w:type="dxa"/>
+        <w:tblBorders>
+          <w:top w:val="single" w:sz="4" w:space="0" w:color="auto"/>
+          <w:left w:val="single" w:sz="4" w:space="0" w:color="auto"/>
+          <w:bottom w:val="single" w:sz="4" w:space="0" w:color="auto"/>
+          <w:right w:val="single" w:sz="4" w:space="0" w:color="auto"/>
+          <w:insideH w:val="single" w:sz="4" w:space="0" w:color="auto"/>
+          <w:insideV w:val="single" w:sz="4" w:space="0" w:color="auto"/>
+        </w:tblBorders>
+        <w:tblCellMar>
+          <w:left w:w="10" w:type="dxa"/>
+          <w:right w:w="10" w:type="dxa"/>
+        </w:tblCellMar>
+        <w:tblLook w:val="0000" w:firstRow="0" w:lastRow="0" w:firstColumn="0" w:lastColumn="0" w:noHBand="0" w:noVBand="0"/>
+      </w:tblPr>
+      <w:tblGrid>
+        <w:gridCol w:w="2400"/>
+        <w:gridCol w:w="7000"/>
+      </w:tblGrid>
+      <w:tr>
+        <w:tblPrEx>
+          <w:tblCellMar>
+            <w:top w:w="0" w:type="dxa"/>
+            <w:bottom w:w="0" w:type="dxa"/>
+          </w:tblCellMar>
+        </w:tblPrEx>
+        <w:tc>
+          <w:tcPr>
+            <w:tcW w:w="2400" w:type="dxa"/>
+            <w:shd w:val="clear" w:color="auto" w:fill="F2E6ED"/>
+            <w:tcMar>
+              <w:top w:w="60" w:type="dxa"/>
+              <w:left w:w="100" w:type="dxa"/>
+              <w:bottom w:w="60" w:type="dxa"/>
+              <w:right w:w="100" w:type="dxa"/>
+            </w:tcMar>
+            <w:vAlign w:val="center"/>
+          </w:tcPr>
+          <w:p>
+            <w:pPr>
+              <w:spacing w:line="240" w:lineRule="auto"/>
+              <w:ind w:firstLine="0"/>
+              <w:rPr>
+                <w:rFonts w:cs="Times New Roman"/>
+                <w:color w:val="auto"/>
+                <w:szCs w:val="24"/>
+              </w:rPr>
+            </w:pPr>
+            <w:r>
+              <w:rPr>
+                <w:rFonts w:eastAsia="Calibri" w:cs="Times New Roman"/>
+                <w:b/>
+                <w:bCs/>
+                <w:color w:val="auto"/>
+                <w:szCs w:val="24"/>
+              </w:rPr>
+              <w:t>Identificador</w:t>
+            </w:r>
+          </w:p>
+        </w:tc>
+        <w:tc>
+          <w:tcPr>
+            <w:tcW w:w="7000" w:type="dxa"/>
+            <w:tcMar>
+              <w:top w:w="60" w:type="dxa"/>
+              <w:left w:w="100" w:type="dxa"/>
+              <w:bottom w:w="60" w:type="dxa"/>
+              <w:right w:w="100" w:type="dxa"/>
+            </w:tcMar>
+            <w:vAlign w:val="center"/>
+          </w:tcPr>
+          <w:p>
+            <w:pPr>
+              <w:spacing w:line="240" w:lineRule="auto"/>
+              <w:ind w:firstLine="0"/>
+              <w:jc w:val="both"/>
+              <w:rPr>
+                <w:rFonts w:cs="Times New Roman"/>
+                <w:color w:val="auto"/>
+                <w:szCs w:val="24"/>
+              </w:rPr>
+            </w:pPr>
+            <w:r>
+              <w:rPr>
+                <w:rFonts w:eastAsia="Calibri" w:cs="Times New Roman"/>
+                <w:color w:val="auto"/>
+                <w:szCs w:val="24"/>
+              </w:rPr>
+              <w:t>RF-26</w:t>
+            </w:r>
+          </w:p>
+        </w:tc>
+      </w:tr>
+      <w:tr>
+        <w:tblPrEx>
+          <w:tblCellMar>
+            <w:top w:w="0" w:type="dxa"/>
+            <w:bottom w:w="0" w:type="dxa"/>
+          </w:tblCellMar>
+        </w:tblPrEx>
+        <w:tc>
+          <w:tcPr>
+            <w:tcW w:w="2400" w:type="dxa"/>
+            <w:shd w:val="clear" w:color="auto" w:fill="F2E6ED"/>
+            <w:tcMar>
+              <w:top w:w="60" w:type="dxa"/>
+              <w:left w:w="100" w:type="dxa"/>
+              <w:bottom w:w="60" w:type="dxa"/>
+              <w:right w:w="100" w:type="dxa"/>
+            </w:tcMar>
+            <w:vAlign w:val="center"/>
+          </w:tcPr>
+          <w:p>
+            <w:pPr>
+              <w:spacing w:line="240" w:lineRule="auto"/>
+              <w:ind w:firstLine="0"/>
+              <w:rPr>
+                <w:rFonts w:cs="Times New Roman"/>
+                <w:color w:val="auto"/>
+                <w:szCs w:val="24"/>
+              </w:rPr>
+            </w:pPr>
+            <w:r>
+              <w:rPr>
+                <w:rFonts w:eastAsia="Calibri" w:cs="Times New Roman"/>
+                <w:b/>
+                <w:bCs/>
+                <w:color w:val="auto"/>
+                <w:szCs w:val="24"/>
+              </w:rPr>
+              <w:t>Nombre del requerimiento</w:t>
+            </w:r>
+          </w:p>
+        </w:tc>
+        <w:tc>
+          <w:tcPr>
+            <w:tcW w:w="7000" w:type="dxa"/>
+            <w:tcMar>
+              <w:top w:w="60" w:type="dxa"/>
+              <w:left w:w="100" w:type="dxa"/>
+              <w:bottom w:w="60" w:type="dxa"/>
+              <w:right w:w="100" w:type="dxa"/>
+            </w:tcMar>
+            <w:vAlign w:val="center"/>
+          </w:tcPr>
+          <w:p>
+            <w:pPr>
+              <w:spacing w:line="240" w:lineRule="auto"/>
+              <w:ind w:firstLine="0"/>
+              <w:jc w:val="both"/>
+              <w:rPr>
+                <w:rFonts w:cs="Times New Roman"/>
+                <w:color w:val="auto"/>
+                <w:szCs w:val="24"/>
+              </w:rPr>
+            </w:pPr>
+            <w:r>
+              <w:rPr>
+                <w:rFonts w:eastAsia="Calibri" w:cs="Times New Roman"/>
+                <w:color w:val="auto"/>
+                <w:szCs w:val="24"/>
+              </w:rPr>
+              <w:t xml:space="preserve">Comunicación entre los componentes mediante APIs</w:t>
+            </w:r>
+          </w:p>
+        </w:tc>
+      </w:tr>
+      <w:tr>
+        <w:tblPrEx>
+          <w:tblCellMar>
+            <w:top w:w="0" w:type="dxa"/>
+            <w:bottom w:w="0" w:type="dxa"/>
+          </w:tblCellMar>
+        </w:tblPrEx>
+        <w:tc>
+          <w:tcPr>
+            <w:tcW w:w="2400" w:type="dxa"/>
+            <w:shd w:val="clear" w:color="auto" w:fill="F2E6ED"/>
+            <w:tcMar>
+              <w:top w:w="60" w:type="dxa"/>
+              <w:left w:w="100" w:type="dxa"/>
+              <w:bottom w:w="60" w:type="dxa"/>
+              <w:right w:w="100" w:type="dxa"/>
+            </w:tcMar>
+            <w:vAlign w:val="center"/>
+          </w:tcPr>
+          <w:p>
+            <w:pPr>
+              <w:spacing w:line="240" w:lineRule="auto"/>
+              <w:ind w:firstLine="0"/>
+              <w:rPr>
+                <w:rFonts w:cs="Times New Roman"/>
+                <w:color w:val="auto"/>
+                <w:szCs w:val="24"/>
+              </w:rPr>
+            </w:pPr>
+            <w:r>
+              <w:rPr>
+                <w:rFonts w:eastAsia="Calibri" w:cs="Times New Roman"/>
+                <w:b/>
+                <w:bCs/>
+                <w:color w:val="auto"/>
+                <w:szCs w:val="24"/>
+              </w:rPr>
+              <w:t>Descripción</w:t>
+            </w:r>
+          </w:p>
+        </w:tc>
+        <w:tc>
+          <w:tcPr>
+            <w:tcW w:w="7000" w:type="dxa"/>
+            <w:tcMar>
+              <w:top w:w="60" w:type="dxa"/>
+              <w:left w:w="100" w:type="dxa"/>
+              <w:bottom w:w="60" w:type="dxa"/>
+              <w:right w:w="100" w:type="dxa"/>
+            </w:tcMar>
+            <w:vAlign w:val="center"/>
+          </w:tcPr>
+          <w:p>
+            <w:pPr>
+              <w:spacing w:line="240" w:lineRule="auto"/>
+              <w:ind w:firstLine="0"/>
+              <w:jc w:val="both"/>
+              <w:rPr>
+                <w:rFonts w:cs="Times New Roman"/>
+                <w:color w:val="auto"/>
+                <w:szCs w:val="24"/>
+              </w:rPr>
+            </w:pPr>
+            <w:r>
+              <w:rPr>
+                <w:rFonts w:eastAsia="Calibri" w:cs="Times New Roman"/>
+                <w:color w:val="auto"/>
+                <w:szCs w:val="24"/>
+              </w:rPr>
+              <w:t xml:space="preserve">Las partes del sistema deben comunicarse mediante APIs con contratos estables, como muestra la Figura 1 del enunciado: servidor SOAP en PHP para usuarios y autenticación, servidor web en JavaScript, servidor Java RMI para el clúster y servidor gRPC en Go para la sincronización, además de las APIs REST de los servicios de implementación.</w:t>
+            </w:r>
+          </w:p>
+        </w:tc>
+      </w:tr>
+      <w:tr>
+        <w:tblPrEx>
+          <w:tblCellMar>
+            <w:top w:w="0" w:type="dxa"/>
+            <w:bottom w:w="0" w:type="dxa"/>
+          </w:tblCellMar>
+        </w:tblPrEx>
+        <w:tc>
+          <w:tcPr>
+            <w:tcW w:w="2400" w:type="dxa"/>
+            <w:shd w:val="clear" w:color="auto" w:fill="F2E6ED"/>
+            <w:tcMar>
+              <w:top w:w="60" w:type="dxa"/>
+              <w:left w:w="100" w:type="dxa"/>
+              <w:bottom w:w="60" w:type="dxa"/>
+              <w:right w:w="100" w:type="dxa"/>
+            </w:tcMar>
+            <w:vAlign w:val="center"/>
+          </w:tcPr>
+          <w:p>
+            <w:pPr>
+              <w:spacing w:line="240" w:lineRule="auto"/>
+              <w:ind w:firstLine="0"/>
+              <w:rPr>
+                <w:rFonts w:cs="Times New Roman"/>
+                <w:color w:val="auto"/>
+                <w:szCs w:val="24"/>
+              </w:rPr>
+            </w:pPr>
+            <w:r>
+              <w:rPr>
+                <w:rFonts w:eastAsia="Calibri" w:cs="Times New Roman"/>
+                <w:b/>
+                <w:bCs/>
+                <w:color w:val="auto"/>
+                <w:szCs w:val="24"/>
+              </w:rPr>
+              <w:t>Prioridad</w:t>
+            </w:r>
+          </w:p>
+        </w:tc>
+        <w:tc>
+          <w:tcPr>
+            <w:tcW w:w="7000" w:type="dxa"/>
+            <w:tcMar>
+              <w:top w:w="60" w:type="dxa"/>
+              <w:left w:w="100" w:type="dxa"/>
+              <w:bottom w:w="60" w:type="dxa"/>
+              <w:right w:w="100" w:type="dxa"/>
+            </w:tcMar>
+            <w:vAlign w:val="center"/>
+          </w:tcPr>
+          <w:p>
+            <w:pPr>
+              <w:spacing w:line="240" w:lineRule="auto"/>
+              <w:ind w:firstLine="0"/>
+              <w:jc w:val="both"/>
+              <w:rPr>
+                <w:rFonts w:cs="Times New Roman"/>
+                <w:color w:val="auto"/>
+                <w:szCs w:val="24"/>
+              </w:rPr>
+            </w:pPr>
+            <w:r>
+              <w:rPr>
+                <w:rFonts w:eastAsia="Calibri" w:cs="Times New Roman"/>
+                <w:color w:val="auto"/>
+                <w:szCs w:val="24"/>
+              </w:rPr>
+              <w:t>Alta</w:t>
+            </w:r>
+          </w:p>
+        </w:tc>
+      </w:tr>
+      <w:tr>
+        <w:tblPrEx>
+          <w:tblCellMar>
+            <w:top w:w="0" w:type="dxa"/>
+            <w:bottom w:w="0" w:type="dxa"/>
+          </w:tblCellMar>
+        </w:tblPrEx>
+        <w:tc>
+          <w:tcPr>
+            <w:tcW w:w="2400" w:type="dxa"/>
+            <w:shd w:val="clear" w:color="auto" w:fill="F2E6ED"/>
+            <w:tcMar>
+              <w:top w:w="60" w:type="dxa"/>
+              <w:left w:w="100" w:type="dxa"/>
+              <w:bottom w:w="60" w:type="dxa"/>
+              <w:right w:w="100" w:type="dxa"/>
+            </w:tcMar>
+            <w:vAlign w:val="center"/>
+          </w:tcPr>
+          <w:p>
+            <w:pPr>
+              <w:spacing w:line="240" w:lineRule="auto"/>
+              <w:ind w:firstLine="0"/>
+              <w:rPr>
+                <w:rFonts w:cs="Times New Roman"/>
+                <w:color w:val="auto"/>
+                <w:szCs w:val="24"/>
+              </w:rPr>
+            </w:pPr>
+            <w:r>
+              <w:rPr>
+                <w:rFonts w:eastAsia="Calibri" w:cs="Times New Roman"/>
+                <w:b/>
+                <w:bCs/>
+                <w:color w:val="auto"/>
+                <w:szCs w:val="24"/>
+              </w:rPr>
+              <w:t>Fuente / Justificación</w:t>
+            </w:r>
+          </w:p>
+        </w:tc>
+        <w:tc>
+          <w:tcPr>
+            <w:tcW w:w="7000" w:type="dxa"/>
+            <w:tcMar>
+              <w:top w:w="60" w:type="dxa"/>
+              <w:left w:w="100" w:type="dxa"/>
+              <w:bottom w:w="60" w:type="dxa"/>
+              <w:right w:w="100" w:type="dxa"/>
+            </w:tcMar>
+            <w:vAlign w:val="center"/>
+          </w:tcPr>
+          <w:p>
+            <w:pPr>
+              <w:spacing w:line="240" w:lineRule="auto"/>
+              <w:ind w:firstLine="0"/>
+              <w:jc w:val="both"/>
+              <w:rPr>
+                <w:rFonts w:cs="Times New Roman"/>
+                <w:color w:val="auto"/>
+                <w:szCs w:val="24"/>
+              </w:rPr>
+            </w:pPr>
+            <w:r>
+              <w:rPr>
+                <w:rFonts w:eastAsia="Calibri" w:cs="Times New Roman"/>
+                <w:color w:val="auto"/>
+                <w:szCs w:val="24"/>
+              </w:rPr>
+              <w:t xml:space="preserve">Requisitos del producto del enunciado (“API”); Figura 1 (Servicios UPB-CIENTÍFICA).</w:t>
+            </w:r>
+          </w:p>
+        </w:tc>
+      </w:tr>
+      <w:tr>
+        <w:tblPrEx>
+          <w:tblCellMar>
+            <w:top w:w="0" w:type="dxa"/>
+            <w:bottom w:w="0" w:type="dxa"/>
+          </w:tblCellMar>
+        </w:tblPrEx>
+        <w:tc>
+          <w:tcPr>
+            <w:tcW w:w="2400" w:type="dxa"/>
+            <w:shd w:val="clear" w:color="auto" w:fill="F2E6ED"/>
+            <w:tcMar>
+              <w:top w:w="60" w:type="dxa"/>
+              <w:left w:w="100" w:type="dxa"/>
+              <w:bottom w:w="60" w:type="dxa"/>
+              <w:right w:w="100" w:type="dxa"/>
+            </w:tcMar>
+            <w:vAlign w:val="center"/>
+          </w:tcPr>
+          <w:p>
+            <w:pPr>
+              <w:spacing w:line="240" w:lineRule="auto"/>
+              <w:ind w:firstLine="0"/>
+              <w:rPr>
+                <w:rFonts w:cs="Times New Roman"/>
+                <w:color w:val="auto"/>
+                <w:szCs w:val="24"/>
+              </w:rPr>
+            </w:pPr>
+            <w:r>
+              <w:rPr>
+                <w:rFonts w:eastAsia="Calibri" w:cs="Times New Roman"/>
+                <w:b/>
+                <w:bCs/>
+                <w:color w:val="auto"/>
+                <w:szCs w:val="24"/>
+              </w:rPr>
+              <w:t>Criterio de verificación</w:t>
+            </w:r>
+          </w:p>
+        </w:tc>
+        <w:tc>
+          <w:tcPr>
+            <w:tcW w:w="7000" w:type="dxa"/>
+            <w:tcMar>
+              <w:top w:w="60" w:type="dxa"/>
+              <w:left w:w="100" w:type="dxa"/>
+              <w:bottom w:w="60" w:type="dxa"/>
+              <w:right w:w="100" w:type="dxa"/>
+            </w:tcMar>
+            <w:vAlign w:val="center"/>
+          </w:tcPr>
+          <w:p>
+            <w:pPr>
+              <w:spacing w:line="240" w:lineRule="auto"/>
+              <w:ind w:firstLine="0"/>
+              <w:jc w:val="both"/>
+              <w:rPr>
+                <w:rFonts w:cs="Times New Roman"/>
+                <w:color w:val="auto"/>
+                <w:szCs w:val="24"/>
+              </w:rPr>
+            </w:pPr>
+            <w:r>
+              <w:rPr>
+                <w:rFonts w:eastAsia="Calibri" w:cs="Times New Roman"/>
+                <w:color w:val="auto"/>
+                <w:szCs w:val="24"/>
+              </w:rPr>
+              <w:t>Cada servicio expone un contrato publicado (WSDL, .proto, interfaz RMI o REST) y ningún componente lee ni escribe directamente en la base de datos de otro.</w:t>
+            </w:r>
+          </w:p>
+        </w:tc>
+      </w:tr>
+      <w:tr>
+        <w:tblPrEx>
+          <w:tblCellMar>
+            <w:top w:w="0" w:type="dxa"/>
+            <w:bottom w:w="0" w:type="dxa"/>
+          </w:tblCellMar>
+        </w:tblPrEx>
+        <w:tc>
+          <w:tcPr>
+            <w:tcW w:w="2400" w:type="dxa"/>
+            <w:shd w:val="clear" w:color="auto" w:fill="F2E6ED"/>
+            <w:tcMar>
+              <w:top w:w="60" w:type="dxa"/>
+              <w:left w:w="100" w:type="dxa"/>
+              <w:bottom w:w="60" w:type="dxa"/>
+              <w:right w:w="100" w:type="dxa"/>
+            </w:tcMar>
+            <w:vAlign w:val="center"/>
+          </w:tcPr>
+          <w:p>
+            <w:pPr>
+              <w:spacing w:line="240" w:lineRule="auto"/>
+              <w:ind w:firstLine="0"/>
+              <w:rPr>
+                <w:rFonts w:cs="Times New Roman"/>
+                <w:color w:val="auto"/>
+                <w:szCs w:val="24"/>
+              </w:rPr>
+            </w:pPr>
+            <w:r>
+              <w:rPr>
+                <w:rFonts w:eastAsia="Calibri" w:cs="Times New Roman"/>
+                <w:b/>
+                <w:bCs/>
+                <w:color w:val="auto"/>
+                <w:szCs w:val="24"/>
+              </w:rPr>
+              <w:t>Dependencias</w:t>
+            </w:r>
+          </w:p>
+        </w:tc>
+        <w:tc>
+          <w:tcPr>
+            <w:tcW w:w="7000" w:type="dxa"/>
+            <w:tcMar>
+              <w:top w:w="60" w:type="dxa"/>
+              <w:left w:w="100" w:type="dxa"/>
+              <w:bottom w:w="60" w:type="dxa"/>
+              <w:right w:w="100" w:type="dxa"/>
+            </w:tcMar>
+            <w:vAlign w:val="center"/>
+          </w:tcPr>
+          <w:p>
+            <w:pPr>
+              <w:spacing w:line="240" w:lineRule="auto"/>
+              <w:ind w:firstLine="0"/>
+              <w:jc w:val="both"/>
+              <w:rPr>
+                <w:rFonts w:cs="Times New Roman"/>
+                <w:color w:val="auto"/>
+                <w:szCs w:val="24"/>
+              </w:rPr>
+            </w:pPr>
+            <w:r>
+              <w:rPr>
+                <w:rFonts w:eastAsia="Calibri" w:cs="Times New Roman"/>
+                <w:color w:val="auto"/>
+                <w:szCs w:val="24"/>
+              </w:rPr>
+              <w:t>Ninguna</w:t>
+            </w:r>
+          </w:p>
+        </w:tc>
+      </w:tr>
+    </w:tbl>
+    <w:p>
+      <w:pPr>
+        <w:spacing w:after="200" w:line="240" w:lineRule="auto"/>
+        <w:ind w:firstLine="0"/>
       </w:pPr>
     </w:p>
     <w:p>
@@ -11388,43 +11310,7 @@
           <w:color w:val="auto"/>
           <w:szCs w:val="24"/>
         </w:rPr>
-        <w:t>Requerimientos de prioridad media (</w:t>
-      </w:r>
-      <w:proofErr w:type="spellStart"/>
-      <w:r>
-        <w:rPr>
-          <w:rFonts w:eastAsia="Calibri"/>
-          <w:color w:val="auto"/>
-          <w:szCs w:val="24"/>
-        </w:rPr>
-        <w:t>Should</w:t>
-      </w:r>
-      <w:proofErr w:type="spellEnd"/>
-      <w:r>
-        <w:rPr>
-          <w:rFonts w:eastAsia="Calibri"/>
-          <w:color w:val="auto"/>
-          <w:szCs w:val="24"/>
-        </w:rPr>
-        <w:t xml:space="preserve"> </w:t>
-      </w:r>
-      <w:proofErr w:type="spellStart"/>
-      <w:r>
-        <w:rPr>
-          <w:rFonts w:eastAsia="Calibri"/>
-          <w:color w:val="auto"/>
-          <w:szCs w:val="24"/>
-        </w:rPr>
-        <w:t>have</w:t>
-      </w:r>
-      <w:proofErr w:type="spellEnd"/>
-      <w:r>
-        <w:rPr>
-          <w:rFonts w:eastAsia="Calibri"/>
-          <w:color w:val="auto"/>
-          <w:szCs w:val="24"/>
-        </w:rPr>
-        <w:t>) — 7 requerimientos</w:t>
+        <w:t xml:space="preserve">Requerimientos de prioridad media (Should have) — 7 requerimientos</w:t>
       </w:r>
       <w:bookmarkEnd w:id="31"/>
       <w:bookmarkEnd w:id="32"/>
@@ -11453,23 +11339,7 @@
           <w:bCs/>
           <w:color w:val="auto"/>
         </w:rPr>
-        <w:t>RF-</w:t>
-      </w:r>
-      <w:r>
-        <w:rPr>
-          <w:rFonts w:eastAsia="Calibri" w:cs="Times New Roman"/>
-          <w:bCs/>
-          <w:color w:val="auto"/>
-        </w:rPr>
-        <w:t>15 Históricos</w:t>
-      </w:r>
-      <w:r>
-        <w:rPr>
-          <w:rFonts w:eastAsia="Calibri" w:cs="Times New Roman"/>
-          <w:bCs/>
-          <w:color w:val="auto"/>
-        </w:rPr>
-        <w:t xml:space="preserve"> de métricas de monitoreo</w:t>
+        <w:t xml:space="preserve">RF-15 Históricos de métricas de monitoreo</w:t>
       </w:r>
       <w:bookmarkEnd w:id="33"/>
       <w:bookmarkEnd w:id="34"/>
@@ -11860,7 +11730,7 @@
                 <w:color w:val="auto"/>
                 <w:szCs w:val="24"/>
               </w:rPr>
-              <w:t>Requisitos del producto del syllabus (“reportes históricos”).</w:t>
+              <w:t>Requisitos del producto del enunciado (“reportes históricos”).</w:t>
             </w:r>
           </w:p>
         </w:tc>
@@ -12042,23 +11912,7 @@
           <w:bCs/>
           <w:color w:val="auto"/>
         </w:rPr>
-        <w:t>RF-</w:t>
-      </w:r>
-      <w:r>
-        <w:rPr>
-          <w:rFonts w:eastAsia="Calibri" w:cs="Times New Roman"/>
-          <w:bCs/>
-          <w:color w:val="auto"/>
-        </w:rPr>
-        <w:t>16 Clientes</w:t>
-      </w:r>
-      <w:r>
-        <w:rPr>
-          <w:rFonts w:eastAsia="Calibri" w:cs="Times New Roman"/>
-          <w:bCs/>
-          <w:color w:val="auto"/>
-        </w:rPr>
-        <w:t xml:space="preserve"> nativos multiplataforma</w:t>
+        <w:t xml:space="preserve">RF-16 Clientes nativos multiplataforma</w:t>
       </w:r>
       <w:bookmarkEnd w:id="35"/>
       <w:bookmarkEnd w:id="36"/>
@@ -12449,7 +12303,7 @@
                 <w:color w:val="auto"/>
                 <w:szCs w:val="24"/>
               </w:rPr>
-              <w:t>Requisitos del producto del syllabus (“clientes nativos”); documento de arquitectura, sección “Los tres clientes ofrecen los mismos servicios”.</w:t>
+              <w:t>Requisitos del producto del enunciado (“clientes nativos”); documento de arquitectura, sección “Los tres clientes ofrecen los mismos servicios”.</w:t>
             </w:r>
           </w:p>
         </w:tc>
@@ -12632,23 +12486,7 @@
           <w:bCs/>
           <w:color w:val="auto"/>
         </w:rPr>
-        <w:t>RF-</w:t>
-      </w:r>
-      <w:r>
-        <w:rPr>
-          <w:rFonts w:eastAsia="Calibri" w:cs="Times New Roman"/>
-          <w:bCs/>
-          <w:color w:val="auto"/>
-        </w:rPr>
-        <w:t>17 Interfaz</w:t>
-      </w:r>
-      <w:r>
-        <w:rPr>
-          <w:rFonts w:eastAsia="Calibri" w:cs="Times New Roman"/>
-          <w:bCs/>
-          <w:color w:val="auto"/>
-        </w:rPr>
-        <w:t xml:space="preserve"> web accesible desde cualquier navegador</w:t>
+        <w:t xml:space="preserve">RF-17 Interfaz web accesible desde cualquier navegador</w:t>
       </w:r>
       <w:bookmarkEnd w:id="37"/>
       <w:bookmarkEnd w:id="38"/>
@@ -13039,7 +12877,7 @@
                 <w:color w:val="auto"/>
                 <w:szCs w:val="24"/>
               </w:rPr>
-              <w:t>Requisitos del producto del syllabus (“interfaz web”).</w:t>
+              <w:t>Requisitos del producto del enunciado (“interfaz web”).</w:t>
             </w:r>
           </w:p>
         </w:tc>
@@ -13221,23 +13059,7 @@
           <w:bCs/>
           <w:color w:val="auto"/>
         </w:rPr>
-        <w:t>RF-</w:t>
-      </w:r>
-      <w:r>
-        <w:rPr>
-          <w:rFonts w:eastAsia="Calibri" w:cs="Times New Roman"/>
-          <w:bCs/>
-          <w:color w:val="auto"/>
-        </w:rPr>
-        <w:t>18 Análisis</w:t>
-      </w:r>
-      <w:r>
-        <w:rPr>
-          <w:rFonts w:eastAsia="Calibri" w:cs="Times New Roman"/>
-          <w:bCs/>
-          <w:color w:val="auto"/>
-        </w:rPr>
-        <w:t xml:space="preserve"> de vulnerabilidades sobre el ambiente de producción</w:t>
+        <w:t xml:space="preserve">RF-18 Análisis de vulnerabilidades sobre el ambiente de producción</w:t>
       </w:r>
       <w:bookmarkEnd w:id="39"/>
       <w:bookmarkEnd w:id="40"/>
@@ -13628,7 +13450,7 @@
                 <w:color w:val="auto"/>
                 <w:szCs w:val="24"/>
               </w:rPr>
-              <w:t>Requisitos del producto del syllabus (“Seguridad informática aplicada a la solución”); documento de arquitectura, sección 6.</w:t>
+              <w:t>Requisitos del producto del enunciado (“Seguridad informática aplicada a la solución”); documento de arquitectura, sección 6.</w:t>
             </w:r>
           </w:p>
         </w:tc>
@@ -13810,23 +13632,7 @@
           <w:bCs/>
           <w:color w:val="auto"/>
         </w:rPr>
-        <w:t>RF-</w:t>
-      </w:r>
-      <w:r>
-        <w:rPr>
-          <w:rFonts w:eastAsia="Calibri" w:cs="Times New Roman"/>
-          <w:bCs/>
-          <w:color w:val="auto"/>
-        </w:rPr>
-        <w:t>19 Reporte</w:t>
-      </w:r>
-      <w:r>
-        <w:rPr>
-          <w:rFonts w:eastAsia="Calibri" w:cs="Times New Roman"/>
-          <w:bCs/>
-          <w:color w:val="auto"/>
-        </w:rPr>
-        <w:t xml:space="preserve"> de niveles de riesgo del análisis de vulnerabilidades</w:t>
+        <w:t xml:space="preserve">RF-19 Reporte de niveles de riesgo del análisis de vulnerabilidades</w:t>
       </w:r>
       <w:bookmarkEnd w:id="41"/>
       <w:bookmarkEnd w:id="42"/>
@@ -14218,7 +14024,7 @@
                 <w:color w:val="auto"/>
                 <w:szCs w:val="24"/>
               </w:rPr>
-              <w:t>Requisitos del producto del syllabus (“deben ser claros los niveles de riesgo asumidos”).</w:t>
+              <w:t>Requisitos del producto del enunciado (“deben ser claros los niveles de riesgo asumidos”).</w:t>
             </w:r>
           </w:p>
         </w:tc>
@@ -14292,7 +14098,7 @@
                 <w:color w:val="auto"/>
                 <w:szCs w:val="24"/>
               </w:rPr>
-              <w:t>El reporte de vulnerabilidades clasifica cada hallazgo según un nivel de riesgo explícito (bajo, medio, alto).</w:t>
+              <w:t>El reporte de vulnerabilidades clasifica cada hallazgo según un nivel de riesgo explícito (crítico, alto, medio o bajo) e indica cuáles se corrigieron y cuáles se asumen.</w:t>
             </w:r>
           </w:p>
         </w:tc>
@@ -14400,23 +14206,7 @@
           <w:bCs/>
           <w:color w:val="auto"/>
         </w:rPr>
-        <w:t>RF-</w:t>
-      </w:r>
-      <w:r>
-        <w:rPr>
-          <w:rFonts w:eastAsia="Calibri" w:cs="Times New Roman"/>
-          <w:bCs/>
-          <w:color w:val="auto"/>
-        </w:rPr>
-        <w:t>20 Resolución</w:t>
-      </w:r>
-      <w:r>
-        <w:rPr>
-          <w:rFonts w:eastAsia="Calibri" w:cs="Times New Roman"/>
-          <w:bCs/>
-          <w:color w:val="auto"/>
-        </w:rPr>
-        <w:t xml:space="preserve"> de identidad de directorio en los nodos del clúster</w:t>
+        <w:t xml:space="preserve">RF-20 Resolución de identidad de directorio en los nodos del clúster</w:t>
       </w:r>
       <w:bookmarkEnd w:id="43"/>
       <w:bookmarkEnd w:id="44"/>
@@ -14989,23 +14779,7 @@
           <w:bCs/>
           <w:color w:val="auto"/>
         </w:rPr>
-        <w:t>RF-</w:t>
-      </w:r>
-      <w:r>
-        <w:rPr>
-          <w:rFonts w:eastAsia="Calibri" w:cs="Times New Roman"/>
-          <w:bCs/>
-          <w:color w:val="auto"/>
-        </w:rPr>
-        <w:t>21 Sincronización</w:t>
-      </w:r>
-      <w:r>
-        <w:rPr>
-          <w:rFonts w:eastAsia="Calibri" w:cs="Times New Roman"/>
-          <w:bCs/>
-          <w:color w:val="auto"/>
-        </w:rPr>
-        <w:t xml:space="preserve"> de reloj entre nodos</w:t>
+        <w:t xml:space="preserve">RF-21 Sincronización de reloj entre nodos</w:t>
       </w:r>
       <w:bookmarkEnd w:id="45"/>
       <w:bookmarkEnd w:id="46"/>
@@ -15579,43 +15353,7 @@
           <w:color w:val="auto"/>
           <w:szCs w:val="24"/>
         </w:rPr>
-        <w:t>Requerimientos de prioridad baja (</w:t>
-      </w:r>
-      <w:proofErr w:type="spellStart"/>
-      <w:r>
-        <w:rPr>
-          <w:rFonts w:eastAsia="Calibri"/>
-          <w:color w:val="auto"/>
-          <w:szCs w:val="24"/>
-        </w:rPr>
-        <w:t>Could</w:t>
-      </w:r>
-      <w:proofErr w:type="spellEnd"/>
-      <w:r>
-        <w:rPr>
-          <w:rFonts w:eastAsia="Calibri"/>
-          <w:color w:val="auto"/>
-          <w:szCs w:val="24"/>
-        </w:rPr>
-        <w:t xml:space="preserve"> </w:t>
-      </w:r>
-      <w:proofErr w:type="spellStart"/>
-      <w:r>
-        <w:rPr>
-          <w:rFonts w:eastAsia="Calibri"/>
-          <w:color w:val="auto"/>
-          <w:szCs w:val="24"/>
-        </w:rPr>
-        <w:t>have</w:t>
-      </w:r>
-      <w:proofErr w:type="spellEnd"/>
-      <w:r>
-        <w:rPr>
-          <w:rFonts w:eastAsia="Calibri"/>
-          <w:color w:val="auto"/>
-          <w:szCs w:val="24"/>
-        </w:rPr>
-        <w:t>) — 3 requerimientos</w:t>
+        <w:t xml:space="preserve">Requerimientos de prioridad baja (Could have) — 2 requerimientos</w:t>
       </w:r>
       <w:bookmarkEnd w:id="47"/>
       <w:bookmarkEnd w:id="48"/>
@@ -15644,23 +15382,7 @@
           <w:bCs/>
           <w:color w:val="auto"/>
         </w:rPr>
-        <w:t>RF-</w:t>
-      </w:r>
-      <w:r>
-        <w:rPr>
-          <w:rFonts w:eastAsia="Calibri" w:cs="Times New Roman"/>
-          <w:bCs/>
-          <w:color w:val="auto"/>
-        </w:rPr>
-        <w:t>22 Revocación</w:t>
-      </w:r>
-      <w:r>
-        <w:rPr>
-          <w:rFonts w:eastAsia="Calibri" w:cs="Times New Roman"/>
-          <w:bCs/>
-          <w:color w:val="auto"/>
-        </w:rPr>
-        <w:t xml:space="preserve"> inmediata de sesiones activas</w:t>
+        <w:t xml:space="preserve">RF-22 Revocación inmediata de sesiones activas</w:t>
       </w:r>
       <w:bookmarkEnd w:id="49"/>
       <w:bookmarkEnd w:id="50"/>
@@ -15903,7 +15625,7 @@
                 <w:color w:val="auto"/>
                 <w:szCs w:val="24"/>
               </w:rPr>
-              <w:t>El sistema podrá implementar un esquema de token opaco con introspección para el agente de sincronización, que permita revocar una sesión activa antes de su expiración natural, en lugar de depender únicamente de un token autocontenido.</w:t>
+              <w:t>El sistema podrá implementar un esquema de token opaco con introspección para los clientes y servicios, que permita revocar una sesión activa antes de su expiración natural, en lugar de depender únicamente de un token autocontenido.</w:t>
             </w:r>
           </w:p>
         </w:tc>
@@ -16051,25 +15773,7 @@
                 <w:color w:val="auto"/>
                 <w:szCs w:val="24"/>
               </w:rPr>
-              <w:t xml:space="preserve">Documento de arquitectura, punto abierto 1 (“¿Cómo valida </w:t>
-            </w:r>
-            <w:proofErr w:type="spellStart"/>
-            <w:r>
-              <w:rPr>
-                <w:rFonts w:eastAsia="Calibri" w:cs="Times New Roman"/>
-                <w:color w:val="auto"/>
-                <w:szCs w:val="24"/>
-              </w:rPr>
-              <w:t>syncd</w:t>
-            </w:r>
-            <w:proofErr w:type="spellEnd"/>
-            <w:r>
-              <w:rPr>
-                <w:rFonts w:eastAsia="Calibri" w:cs="Times New Roman"/>
-                <w:color w:val="auto"/>
-                <w:szCs w:val="24"/>
-              </w:rPr>
-              <w:t xml:space="preserve"> la credencial que recibe?”).</w:t>
+              <w:t xml:space="preserve">Documento de arquitectura, punto abierto 1 (“¿Cómo valida syncd la credencial que recibe?”).</w:t>
             </w:r>
           </w:p>
         </w:tc>
@@ -16143,7 +15847,7 @@
                 <w:color w:val="auto"/>
                 <w:szCs w:val="24"/>
               </w:rPr>
-              <w:t>Una sesión revocada manualmente deja de ser válida para el agente de sincronización antes de su fecha de expiración original.</w:t>
+              <w:t>Una sesión revocada manualmente deja de ser válida para todos los servicios antes de su fecha de expiración original.</w:t>
             </w:r>
           </w:p>
         </w:tc>
@@ -16251,23 +15955,7 @@
           <w:bCs/>
           <w:color w:val="auto"/>
         </w:rPr>
-        <w:t>RF-</w:t>
-      </w:r>
-      <w:r>
-        <w:rPr>
-          <w:rFonts w:eastAsia="Calibri" w:cs="Times New Roman"/>
-          <w:bCs/>
-          <w:color w:val="auto"/>
-        </w:rPr>
-        <w:t>23 Resolución</w:t>
-      </w:r>
-      <w:r>
-        <w:rPr>
-          <w:rFonts w:eastAsia="Calibri" w:cs="Times New Roman"/>
-          <w:bCs/>
-          <w:color w:val="auto"/>
-        </w:rPr>
-        <w:t xml:space="preserve"> de conflictos de versiones concurrentes en sincronización</w:t>
+        <w:t xml:space="preserve">RF-23 Resolución de conflictos de versiones concurrentes en sincronización</w:t>
       </w:r>
       <w:bookmarkEnd w:id="51"/>
       <w:bookmarkEnd w:id="52"/>
@@ -16658,25 +16346,7 @@
                 <w:color w:val="auto"/>
                 <w:szCs w:val="24"/>
               </w:rPr>
-              <w:t xml:space="preserve">Documento de arquitectura, punto abierto 3 (“Control de versiones y conflictos en </w:t>
-            </w:r>
-            <w:proofErr w:type="spellStart"/>
-            <w:r>
-              <w:rPr>
-                <w:rFonts w:eastAsia="Calibri" w:cs="Times New Roman"/>
-                <w:color w:val="auto"/>
-                <w:szCs w:val="24"/>
-              </w:rPr>
-              <w:t>node-sync</w:t>
-            </w:r>
-            <w:proofErr w:type="spellEnd"/>
-            <w:r>
-              <w:rPr>
-                <w:rFonts w:eastAsia="Calibri" w:cs="Times New Roman"/>
-                <w:color w:val="auto"/>
-                <w:szCs w:val="24"/>
-              </w:rPr>
-              <w:t>”).</w:t>
+              <w:t xml:space="preserve">Documento de arquitectura, punto abierto 3 (“Control de versiones y conflictos en node-sync”).</w:t>
             </w:r>
           </w:p>
         </w:tc>
@@ -16852,677 +16522,6 @@
         </w:rPr>
       </w:pPr>
     </w:p>
-    <w:p>
-      <w:pPr>
-        <w:pStyle w:val="Ttulo3"/>
-        <w:spacing w:line="240" w:lineRule="auto"/>
-        <w:rPr>
-          <w:rFonts w:cs="Times New Roman"/>
-          <w:color w:val="auto"/>
-        </w:rPr>
-      </w:pPr>
-      <w:bookmarkStart w:id="53" w:name="_Toc239252888"/>
-      <w:bookmarkStart w:id="54" w:name="_Toc239253625"/>
-      <w:r>
-        <w:rPr>
-          <w:rFonts w:eastAsia="Calibri" w:cs="Times New Roman"/>
-          <w:bCs/>
-          <w:color w:val="auto"/>
-        </w:rPr>
-        <w:lastRenderedPageBreak/>
-        <w:t>RF-</w:t>
-      </w:r>
-      <w:r>
-        <w:rPr>
-          <w:rFonts w:eastAsia="Calibri" w:cs="Times New Roman"/>
-          <w:bCs/>
-          <w:color w:val="auto"/>
-        </w:rPr>
-        <w:t>24 Integración</w:t>
-      </w:r>
-      <w:r>
-        <w:rPr>
-          <w:rFonts w:eastAsia="Calibri" w:cs="Times New Roman"/>
-          <w:bCs/>
-          <w:color w:val="auto"/>
-        </w:rPr>
-        <w:t xml:space="preserve"> de equipos externos e </w:t>
-      </w:r>
-      <w:proofErr w:type="spellStart"/>
-      <w:r>
-        <w:rPr>
-          <w:rFonts w:eastAsia="Calibri" w:cs="Times New Roman"/>
-          <w:bCs/>
-          <w:color w:val="auto"/>
-        </w:rPr>
-        <w:t>IoT</w:t>
-      </w:r>
-      <w:proofErr w:type="spellEnd"/>
-      <w:r>
-        <w:rPr>
-          <w:rFonts w:eastAsia="Calibri" w:cs="Times New Roman"/>
-          <w:bCs/>
-          <w:color w:val="auto"/>
-        </w:rPr>
-        <w:t xml:space="preserve"> a la infraestructura </w:t>
-      </w:r>
-      <w:proofErr w:type="spellStart"/>
-      <w:r>
-        <w:rPr>
-          <w:rFonts w:eastAsia="Calibri" w:cs="Times New Roman"/>
-          <w:bCs/>
-          <w:color w:val="auto"/>
-        </w:rPr>
-        <w:t>Grid</w:t>
-      </w:r>
-      <w:bookmarkEnd w:id="53"/>
-      <w:bookmarkEnd w:id="54"/>
-      <w:proofErr w:type="spellEnd"/>
-    </w:p>
-    <w:tbl>
-      <w:tblPr>
-        <w:tblW w:w="9400" w:type="dxa"/>
-        <w:tblBorders>
-          <w:top w:val="single" w:sz="4" w:space="0" w:color="auto"/>
-          <w:left w:val="single" w:sz="4" w:space="0" w:color="auto"/>
-          <w:bottom w:val="single" w:sz="4" w:space="0" w:color="auto"/>
-          <w:right w:val="single" w:sz="4" w:space="0" w:color="auto"/>
-          <w:insideH w:val="single" w:sz="4" w:space="0" w:color="auto"/>
-          <w:insideV w:val="single" w:sz="4" w:space="0" w:color="auto"/>
-        </w:tblBorders>
-        <w:tblCellMar>
-          <w:left w:w="10" w:type="dxa"/>
-          <w:right w:w="10" w:type="dxa"/>
-        </w:tblCellMar>
-        <w:tblLook w:val="0000" w:firstRow="0" w:lastRow="0" w:firstColumn="0" w:lastColumn="0" w:noHBand="0" w:noVBand="0"/>
-      </w:tblPr>
-      <w:tblGrid>
-        <w:gridCol w:w="2400"/>
-        <w:gridCol w:w="7000"/>
-      </w:tblGrid>
-      <w:tr>
-        <w:tblPrEx>
-          <w:tblCellMar>
-            <w:top w:w="0" w:type="dxa"/>
-            <w:bottom w:w="0" w:type="dxa"/>
-          </w:tblCellMar>
-        </w:tblPrEx>
-        <w:tc>
-          <w:tcPr>
-            <w:tcW w:w="2400" w:type="dxa"/>
-            <w:shd w:val="clear" w:color="auto" w:fill="F2E6ED"/>
-            <w:tcMar>
-              <w:top w:w="60" w:type="dxa"/>
-              <w:left w:w="100" w:type="dxa"/>
-              <w:bottom w:w="60" w:type="dxa"/>
-              <w:right w:w="100" w:type="dxa"/>
-            </w:tcMar>
-            <w:vAlign w:val="center"/>
-          </w:tcPr>
-          <w:p>
-            <w:pPr>
-              <w:spacing w:line="240" w:lineRule="auto"/>
-              <w:ind w:firstLine="0"/>
-              <w:rPr>
-                <w:rFonts w:cs="Times New Roman"/>
-                <w:color w:val="auto"/>
-                <w:szCs w:val="24"/>
-              </w:rPr>
-            </w:pPr>
-            <w:r>
-              <w:rPr>
-                <w:rFonts w:eastAsia="Calibri" w:cs="Times New Roman"/>
-                <w:b/>
-                <w:bCs/>
-                <w:color w:val="auto"/>
-                <w:szCs w:val="24"/>
-              </w:rPr>
-              <w:t>Identificador</w:t>
-            </w:r>
-          </w:p>
-        </w:tc>
-        <w:tc>
-          <w:tcPr>
-            <w:tcW w:w="7000" w:type="dxa"/>
-            <w:tcMar>
-              <w:top w:w="60" w:type="dxa"/>
-              <w:left w:w="100" w:type="dxa"/>
-              <w:bottom w:w="60" w:type="dxa"/>
-              <w:right w:w="100" w:type="dxa"/>
-            </w:tcMar>
-            <w:vAlign w:val="center"/>
-          </w:tcPr>
-          <w:p>
-            <w:pPr>
-              <w:spacing w:line="240" w:lineRule="auto"/>
-              <w:ind w:firstLine="0"/>
-              <w:jc w:val="both"/>
-              <w:rPr>
-                <w:rFonts w:cs="Times New Roman"/>
-                <w:color w:val="auto"/>
-                <w:szCs w:val="24"/>
-              </w:rPr>
-            </w:pPr>
-            <w:r>
-              <w:rPr>
-                <w:rFonts w:eastAsia="Calibri" w:cs="Times New Roman"/>
-                <w:color w:val="auto"/>
-                <w:szCs w:val="24"/>
-              </w:rPr>
-              <w:t>RF-24</w:t>
-            </w:r>
-          </w:p>
-        </w:tc>
-      </w:tr>
-      <w:tr>
-        <w:tblPrEx>
-          <w:tblCellMar>
-            <w:top w:w="0" w:type="dxa"/>
-            <w:bottom w:w="0" w:type="dxa"/>
-          </w:tblCellMar>
-        </w:tblPrEx>
-        <w:tc>
-          <w:tcPr>
-            <w:tcW w:w="2400" w:type="dxa"/>
-            <w:shd w:val="clear" w:color="auto" w:fill="F2E6ED"/>
-            <w:tcMar>
-              <w:top w:w="60" w:type="dxa"/>
-              <w:left w:w="100" w:type="dxa"/>
-              <w:bottom w:w="60" w:type="dxa"/>
-              <w:right w:w="100" w:type="dxa"/>
-            </w:tcMar>
-            <w:vAlign w:val="center"/>
-          </w:tcPr>
-          <w:p>
-            <w:pPr>
-              <w:spacing w:line="240" w:lineRule="auto"/>
-              <w:ind w:firstLine="0"/>
-              <w:rPr>
-                <w:rFonts w:cs="Times New Roman"/>
-                <w:color w:val="auto"/>
-                <w:szCs w:val="24"/>
-              </w:rPr>
-            </w:pPr>
-            <w:r>
-              <w:rPr>
-                <w:rFonts w:eastAsia="Calibri" w:cs="Times New Roman"/>
-                <w:b/>
-                <w:bCs/>
-                <w:color w:val="auto"/>
-                <w:szCs w:val="24"/>
-              </w:rPr>
-              <w:t>Nombre del requerimiento</w:t>
-            </w:r>
-          </w:p>
-        </w:tc>
-        <w:tc>
-          <w:tcPr>
-            <w:tcW w:w="7000" w:type="dxa"/>
-            <w:tcMar>
-              <w:top w:w="60" w:type="dxa"/>
-              <w:left w:w="100" w:type="dxa"/>
-              <w:bottom w:w="60" w:type="dxa"/>
-              <w:right w:w="100" w:type="dxa"/>
-            </w:tcMar>
-            <w:vAlign w:val="center"/>
-          </w:tcPr>
-          <w:p>
-            <w:pPr>
-              <w:spacing w:line="240" w:lineRule="auto"/>
-              <w:ind w:firstLine="0"/>
-              <w:jc w:val="both"/>
-              <w:rPr>
-                <w:rFonts w:cs="Times New Roman"/>
-                <w:color w:val="auto"/>
-                <w:szCs w:val="24"/>
-              </w:rPr>
-            </w:pPr>
-            <w:r>
-              <w:rPr>
-                <w:rFonts w:eastAsia="Calibri" w:cs="Times New Roman"/>
-                <w:color w:val="auto"/>
-                <w:szCs w:val="24"/>
-              </w:rPr>
-              <w:t xml:space="preserve">Integración de equipos externos e </w:t>
-            </w:r>
-            <w:proofErr w:type="spellStart"/>
-            <w:r>
-              <w:rPr>
-                <w:rFonts w:eastAsia="Calibri" w:cs="Times New Roman"/>
-                <w:color w:val="auto"/>
-                <w:szCs w:val="24"/>
-              </w:rPr>
-              <w:t>IoT</w:t>
-            </w:r>
-            <w:proofErr w:type="spellEnd"/>
-            <w:r>
-              <w:rPr>
-                <w:rFonts w:eastAsia="Calibri" w:cs="Times New Roman"/>
-                <w:color w:val="auto"/>
-                <w:szCs w:val="24"/>
-              </w:rPr>
-              <w:t xml:space="preserve"> a la infraestructura </w:t>
-            </w:r>
-            <w:proofErr w:type="spellStart"/>
-            <w:r>
-              <w:rPr>
-                <w:rFonts w:eastAsia="Calibri" w:cs="Times New Roman"/>
-                <w:color w:val="auto"/>
-                <w:szCs w:val="24"/>
-              </w:rPr>
-              <w:t>Grid</w:t>
-            </w:r>
-            <w:proofErr w:type="spellEnd"/>
-          </w:p>
-        </w:tc>
-      </w:tr>
-      <w:tr>
-        <w:tblPrEx>
-          <w:tblCellMar>
-            <w:top w:w="0" w:type="dxa"/>
-            <w:bottom w:w="0" w:type="dxa"/>
-          </w:tblCellMar>
-        </w:tblPrEx>
-        <w:tc>
-          <w:tcPr>
-            <w:tcW w:w="2400" w:type="dxa"/>
-            <w:shd w:val="clear" w:color="auto" w:fill="F2E6ED"/>
-            <w:tcMar>
-              <w:top w:w="60" w:type="dxa"/>
-              <w:left w:w="100" w:type="dxa"/>
-              <w:bottom w:w="60" w:type="dxa"/>
-              <w:right w:w="100" w:type="dxa"/>
-            </w:tcMar>
-            <w:vAlign w:val="center"/>
-          </w:tcPr>
-          <w:p>
-            <w:pPr>
-              <w:spacing w:line="240" w:lineRule="auto"/>
-              <w:ind w:firstLine="0"/>
-              <w:rPr>
-                <w:rFonts w:cs="Times New Roman"/>
-                <w:color w:val="auto"/>
-                <w:szCs w:val="24"/>
-              </w:rPr>
-            </w:pPr>
-            <w:r>
-              <w:rPr>
-                <w:rFonts w:eastAsia="Calibri" w:cs="Times New Roman"/>
-                <w:b/>
-                <w:bCs/>
-                <w:color w:val="auto"/>
-                <w:szCs w:val="24"/>
-              </w:rPr>
-              <w:t>Descripción</w:t>
-            </w:r>
-          </w:p>
-        </w:tc>
-        <w:tc>
-          <w:tcPr>
-            <w:tcW w:w="7000" w:type="dxa"/>
-            <w:tcMar>
-              <w:top w:w="60" w:type="dxa"/>
-              <w:left w:w="100" w:type="dxa"/>
-              <w:bottom w:w="60" w:type="dxa"/>
-              <w:right w:w="100" w:type="dxa"/>
-            </w:tcMar>
-            <w:vAlign w:val="center"/>
-          </w:tcPr>
-          <w:p>
-            <w:pPr>
-              <w:spacing w:line="240" w:lineRule="auto"/>
-              <w:ind w:firstLine="0"/>
-              <w:jc w:val="both"/>
-              <w:rPr>
-                <w:rFonts w:cs="Times New Roman"/>
-                <w:color w:val="auto"/>
-                <w:szCs w:val="24"/>
-              </w:rPr>
-            </w:pPr>
-            <w:r>
-              <w:rPr>
-                <w:rFonts w:eastAsia="Calibri" w:cs="Times New Roman"/>
-                <w:color w:val="auto"/>
-                <w:szCs w:val="24"/>
-              </w:rPr>
-              <w:t xml:space="preserve">El sistema podrá admitir la integración de computadores externos y dispositivos </w:t>
-            </w:r>
-            <w:proofErr w:type="spellStart"/>
-            <w:r>
-              <w:rPr>
-                <w:rFonts w:eastAsia="Calibri" w:cs="Times New Roman"/>
-                <w:color w:val="auto"/>
-                <w:szCs w:val="24"/>
-              </w:rPr>
-              <w:t>IoT</w:t>
-            </w:r>
-            <w:proofErr w:type="spellEnd"/>
-            <w:r>
-              <w:rPr>
-                <w:rFonts w:eastAsia="Calibri" w:cs="Times New Roman"/>
-                <w:color w:val="auto"/>
-                <w:szCs w:val="24"/>
-              </w:rPr>
-              <w:t xml:space="preserve"> a la infraestructura de cómputo en malla, ampliando el clúster más allá de las máquinas del laboratorio.</w:t>
-            </w:r>
-          </w:p>
-        </w:tc>
-      </w:tr>
-      <w:tr>
-        <w:tblPrEx>
-          <w:tblCellMar>
-            <w:top w:w="0" w:type="dxa"/>
-            <w:bottom w:w="0" w:type="dxa"/>
-          </w:tblCellMar>
-        </w:tblPrEx>
-        <w:tc>
-          <w:tcPr>
-            <w:tcW w:w="2400" w:type="dxa"/>
-            <w:shd w:val="clear" w:color="auto" w:fill="F2E6ED"/>
-            <w:tcMar>
-              <w:top w:w="60" w:type="dxa"/>
-              <w:left w:w="100" w:type="dxa"/>
-              <w:bottom w:w="60" w:type="dxa"/>
-              <w:right w:w="100" w:type="dxa"/>
-            </w:tcMar>
-            <w:vAlign w:val="center"/>
-          </w:tcPr>
-          <w:p>
-            <w:pPr>
-              <w:spacing w:line="240" w:lineRule="auto"/>
-              <w:ind w:firstLine="0"/>
-              <w:rPr>
-                <w:rFonts w:cs="Times New Roman"/>
-                <w:color w:val="auto"/>
-                <w:szCs w:val="24"/>
-              </w:rPr>
-            </w:pPr>
-            <w:r>
-              <w:rPr>
-                <w:rFonts w:eastAsia="Calibri" w:cs="Times New Roman"/>
-                <w:b/>
-                <w:bCs/>
-                <w:color w:val="auto"/>
-                <w:szCs w:val="24"/>
-              </w:rPr>
-              <w:t>Prioridad</w:t>
-            </w:r>
-          </w:p>
-        </w:tc>
-        <w:tc>
-          <w:tcPr>
-            <w:tcW w:w="7000" w:type="dxa"/>
-            <w:tcMar>
-              <w:top w:w="60" w:type="dxa"/>
-              <w:left w:w="100" w:type="dxa"/>
-              <w:bottom w:w="60" w:type="dxa"/>
-              <w:right w:w="100" w:type="dxa"/>
-            </w:tcMar>
-            <w:vAlign w:val="center"/>
-          </w:tcPr>
-          <w:p>
-            <w:pPr>
-              <w:spacing w:line="240" w:lineRule="auto"/>
-              <w:ind w:firstLine="0"/>
-              <w:jc w:val="both"/>
-              <w:rPr>
-                <w:rFonts w:cs="Times New Roman"/>
-                <w:color w:val="auto"/>
-                <w:szCs w:val="24"/>
-              </w:rPr>
-            </w:pPr>
-            <w:r>
-              <w:rPr>
-                <w:rFonts w:eastAsia="Calibri" w:cs="Times New Roman"/>
-                <w:color w:val="auto"/>
-                <w:szCs w:val="24"/>
-              </w:rPr>
-              <w:t>Baja</w:t>
-            </w:r>
-          </w:p>
-        </w:tc>
-      </w:tr>
-      <w:tr>
-        <w:tblPrEx>
-          <w:tblCellMar>
-            <w:top w:w="0" w:type="dxa"/>
-            <w:bottom w:w="0" w:type="dxa"/>
-          </w:tblCellMar>
-        </w:tblPrEx>
-        <w:tc>
-          <w:tcPr>
-            <w:tcW w:w="2400" w:type="dxa"/>
-            <w:shd w:val="clear" w:color="auto" w:fill="F2E6ED"/>
-            <w:tcMar>
-              <w:top w:w="60" w:type="dxa"/>
-              <w:left w:w="100" w:type="dxa"/>
-              <w:bottom w:w="60" w:type="dxa"/>
-              <w:right w:w="100" w:type="dxa"/>
-            </w:tcMar>
-            <w:vAlign w:val="center"/>
-          </w:tcPr>
-          <w:p>
-            <w:pPr>
-              <w:spacing w:line="240" w:lineRule="auto"/>
-              <w:ind w:firstLine="0"/>
-              <w:rPr>
-                <w:rFonts w:cs="Times New Roman"/>
-                <w:color w:val="auto"/>
-                <w:szCs w:val="24"/>
-              </w:rPr>
-            </w:pPr>
-            <w:r>
-              <w:rPr>
-                <w:rFonts w:eastAsia="Calibri" w:cs="Times New Roman"/>
-                <w:b/>
-                <w:bCs/>
-                <w:color w:val="auto"/>
-                <w:szCs w:val="24"/>
-              </w:rPr>
-              <w:t>Fuente / Justificación</w:t>
-            </w:r>
-          </w:p>
-        </w:tc>
-        <w:tc>
-          <w:tcPr>
-            <w:tcW w:w="7000" w:type="dxa"/>
-            <w:tcMar>
-              <w:top w:w="60" w:type="dxa"/>
-              <w:left w:w="100" w:type="dxa"/>
-              <w:bottom w:w="60" w:type="dxa"/>
-              <w:right w:w="100" w:type="dxa"/>
-            </w:tcMar>
-            <w:vAlign w:val="center"/>
-          </w:tcPr>
-          <w:p>
-            <w:pPr>
-              <w:spacing w:line="240" w:lineRule="auto"/>
-              <w:ind w:firstLine="0"/>
-              <w:jc w:val="both"/>
-              <w:rPr>
-                <w:rFonts w:cs="Times New Roman"/>
-                <w:color w:val="auto"/>
-                <w:szCs w:val="24"/>
-              </w:rPr>
-            </w:pPr>
-            <w:r>
-              <w:rPr>
-                <w:rFonts w:eastAsia="Calibri" w:cs="Times New Roman"/>
-                <w:color w:val="auto"/>
-                <w:szCs w:val="24"/>
-              </w:rPr>
-              <w:t xml:space="preserve">Documento de arquitectura, decisión D7 (“La malla </w:t>
-            </w:r>
-            <w:proofErr w:type="spellStart"/>
-            <w:r>
-              <w:rPr>
-                <w:rFonts w:eastAsia="Calibri" w:cs="Times New Roman"/>
-                <w:color w:val="auto"/>
-                <w:szCs w:val="24"/>
-              </w:rPr>
-              <w:t>Grid</w:t>
-            </w:r>
-            <w:proofErr w:type="spellEnd"/>
-            <w:r>
-              <w:rPr>
-                <w:rFonts w:eastAsia="Calibri" w:cs="Times New Roman"/>
-                <w:color w:val="auto"/>
-                <w:szCs w:val="24"/>
-              </w:rPr>
-              <w:t xml:space="preserve"> queda fuera del alcance”); explícitamente excluido del alcance del periodo académico en el acta de constitución.</w:t>
-            </w:r>
-          </w:p>
-        </w:tc>
-      </w:tr>
-      <w:tr>
-        <w:tblPrEx>
-          <w:tblCellMar>
-            <w:top w:w="0" w:type="dxa"/>
-            <w:bottom w:w="0" w:type="dxa"/>
-          </w:tblCellMar>
-        </w:tblPrEx>
-        <w:tc>
-          <w:tcPr>
-            <w:tcW w:w="2400" w:type="dxa"/>
-            <w:shd w:val="clear" w:color="auto" w:fill="F2E6ED"/>
-            <w:tcMar>
-              <w:top w:w="60" w:type="dxa"/>
-              <w:left w:w="100" w:type="dxa"/>
-              <w:bottom w:w="60" w:type="dxa"/>
-              <w:right w:w="100" w:type="dxa"/>
-            </w:tcMar>
-            <w:vAlign w:val="center"/>
-          </w:tcPr>
-          <w:p>
-            <w:pPr>
-              <w:spacing w:line="240" w:lineRule="auto"/>
-              <w:ind w:firstLine="0"/>
-              <w:rPr>
-                <w:rFonts w:cs="Times New Roman"/>
-                <w:color w:val="auto"/>
-                <w:szCs w:val="24"/>
-              </w:rPr>
-            </w:pPr>
-            <w:r>
-              <w:rPr>
-                <w:rFonts w:eastAsia="Calibri" w:cs="Times New Roman"/>
-                <w:b/>
-                <w:bCs/>
-                <w:color w:val="auto"/>
-                <w:szCs w:val="24"/>
-              </w:rPr>
-              <w:t>Criterio de verificación</w:t>
-            </w:r>
-          </w:p>
-        </w:tc>
-        <w:tc>
-          <w:tcPr>
-            <w:tcW w:w="7000" w:type="dxa"/>
-            <w:tcMar>
-              <w:top w:w="60" w:type="dxa"/>
-              <w:left w:w="100" w:type="dxa"/>
-              <w:bottom w:w="60" w:type="dxa"/>
-              <w:right w:w="100" w:type="dxa"/>
-            </w:tcMar>
-            <w:vAlign w:val="center"/>
-          </w:tcPr>
-          <w:p>
-            <w:pPr>
-              <w:spacing w:line="240" w:lineRule="auto"/>
-              <w:ind w:firstLine="0"/>
-              <w:jc w:val="both"/>
-              <w:rPr>
-                <w:rFonts w:cs="Times New Roman"/>
-                <w:color w:val="auto"/>
-                <w:szCs w:val="24"/>
-              </w:rPr>
-            </w:pPr>
-            <w:r>
-              <w:rPr>
-                <w:rFonts w:eastAsia="Calibri" w:cs="Times New Roman"/>
-                <w:color w:val="auto"/>
-                <w:szCs w:val="24"/>
-              </w:rPr>
-              <w:t>gestor-cluster.jar admite registrar un nodo externo adicional sin requerir cambios estructurales en el servicio, aunque su integración efectiva no se ejecute en este periodo.</w:t>
-            </w:r>
-          </w:p>
-        </w:tc>
-      </w:tr>
-      <w:tr>
-        <w:tblPrEx>
-          <w:tblCellMar>
-            <w:top w:w="0" w:type="dxa"/>
-            <w:bottom w:w="0" w:type="dxa"/>
-          </w:tblCellMar>
-        </w:tblPrEx>
-        <w:tc>
-          <w:tcPr>
-            <w:tcW w:w="2400" w:type="dxa"/>
-            <w:shd w:val="clear" w:color="auto" w:fill="F2E6ED"/>
-            <w:tcMar>
-              <w:top w:w="60" w:type="dxa"/>
-              <w:left w:w="100" w:type="dxa"/>
-              <w:bottom w:w="60" w:type="dxa"/>
-              <w:right w:w="100" w:type="dxa"/>
-            </w:tcMar>
-            <w:vAlign w:val="center"/>
-          </w:tcPr>
-          <w:p>
-            <w:pPr>
-              <w:spacing w:line="240" w:lineRule="auto"/>
-              <w:ind w:firstLine="0"/>
-              <w:rPr>
-                <w:rFonts w:cs="Times New Roman"/>
-                <w:color w:val="auto"/>
-                <w:szCs w:val="24"/>
-              </w:rPr>
-            </w:pPr>
-            <w:r>
-              <w:rPr>
-                <w:rFonts w:eastAsia="Calibri" w:cs="Times New Roman"/>
-                <w:b/>
-                <w:bCs/>
-                <w:color w:val="auto"/>
-                <w:szCs w:val="24"/>
-              </w:rPr>
-              <w:t>Dependencias</w:t>
-            </w:r>
-          </w:p>
-        </w:tc>
-        <w:tc>
-          <w:tcPr>
-            <w:tcW w:w="7000" w:type="dxa"/>
-            <w:tcMar>
-              <w:top w:w="60" w:type="dxa"/>
-              <w:left w:w="100" w:type="dxa"/>
-              <w:bottom w:w="60" w:type="dxa"/>
-              <w:right w:w="100" w:type="dxa"/>
-            </w:tcMar>
-            <w:vAlign w:val="center"/>
-          </w:tcPr>
-          <w:p>
-            <w:pPr>
-              <w:spacing w:line="240" w:lineRule="auto"/>
-              <w:ind w:firstLine="0"/>
-              <w:jc w:val="both"/>
-              <w:rPr>
-                <w:rFonts w:cs="Times New Roman"/>
-                <w:color w:val="auto"/>
-                <w:szCs w:val="24"/>
-              </w:rPr>
-            </w:pPr>
-            <w:r>
-              <w:rPr>
-                <w:rFonts w:eastAsia="Calibri" w:cs="Times New Roman"/>
-                <w:color w:val="auto"/>
-                <w:szCs w:val="24"/>
-              </w:rPr>
-              <w:t>RF-09</w:t>
-            </w:r>
-          </w:p>
-        </w:tc>
-      </w:tr>
-    </w:tbl>
     <w:p>
       <w:pPr>
         <w:spacing w:line="240" w:lineRule="auto"/>
